--- a/Пояснительная записка.docx
+++ b/Пояснительная записка.docx
@@ -15189,6 +15189,9 @@
         <w:jc w:val="center"/>
       </w:pPr>
       <w:r>
+        <w:rPr>
+          <w:noProof/>
+        </w:rPr>
         <w:lastRenderedPageBreak/>
         <w:drawing>
           <wp:inline distT="0" distB="0" distL="0" distR="0" wp14:anchorId="0CB767A1" wp14:editId="0D4F7F34">
@@ -17576,6 +17579,36 @@
         <w:ind w:firstLine="709"/>
         <w:jc w:val="both"/>
       </w:pPr>
+      <w:proofErr w:type="spellStart"/>
+      <w:r>
+        <w:lastRenderedPageBreak/>
+        <w:t>Дашборд</w:t>
+      </w:r>
+      <w:proofErr w:type="spellEnd"/>
+      <w:r>
+        <w:t xml:space="preserve"> (</w:t>
+      </w:r>
+      <w:proofErr w:type="spellStart"/>
+      <w:r>
+        <w:t>dashboard</w:t>
+      </w:r>
+      <w:proofErr w:type="spellEnd"/>
+      <w:r>
+        <w:t xml:space="preserve">) – это интерактивная панель, в которой отображены ключевые данные из разных источников и наглядно представлены </w:t>
+      </w:r>
+      <w:r>
+        <w:t>на одной странице</w:t>
+      </w:r>
+      <w:r>
+        <w:t xml:space="preserve"> в виде показателей, графиков, таблиц и так далее.</w:t>
+      </w:r>
+    </w:p>
+    <w:p>
+      <w:pPr>
+        <w:spacing w:after="0" w:line="360" w:lineRule="auto"/>
+        <w:ind w:firstLine="709"/>
+        <w:jc w:val="both"/>
+      </w:pPr>
       <w:r>
         <w:t>Н</w:t>
       </w:r>
@@ -17653,7 +17686,6 @@
         <w:jc w:val="both"/>
       </w:pPr>
       <w:r>
-        <w:lastRenderedPageBreak/>
         <w:t>Статистические карточки — содержат информацию о количестве устройств по статусам:</w:t>
       </w:r>
     </w:p>
@@ -17874,6 +17906,7 @@
         <w:jc w:val="both"/>
       </w:pPr>
       <w:r>
+        <w:lastRenderedPageBreak/>
         <w:t>Главная страница с отображённой панелью управления представлена на рисунке 1</w:t>
       </w:r>
       <w:r>
@@ -17892,7 +17925,6 @@
         <w:rPr>
           <w:noProof/>
         </w:rPr>
-        <w:lastRenderedPageBreak/>
         <w:drawing>
           <wp:inline distT="0" distB="0" distL="0" distR="0" wp14:anchorId="7185EF0F" wp14:editId="0D99DD85">
             <wp:extent cx="5940425" cy="2954020"/>
@@ -18108,6 +18140,7 @@
         <w:jc w:val="both"/>
       </w:pPr>
       <w:r>
+        <w:lastRenderedPageBreak/>
         <w:t>Наименование — полное описание устройства с указанием модели;</w:t>
       </w:r>
     </w:p>
@@ -18122,7 +18155,6 @@
         <w:jc w:val="both"/>
       </w:pPr>
       <w:r>
-        <w:lastRenderedPageBreak/>
         <w:t>Тип — категория оборудования (ПК, ноутбук, МФУ, принтер, сетевое оборудование и т.д.);</w:t>
       </w:r>
     </w:p>
@@ -19008,6 +19040,37 @@
         <w:jc w:val="both"/>
       </w:pPr>
       <w:r>
+        <w:t xml:space="preserve">В приложении используются </w:t>
+      </w:r>
+      <w:r>
+        <w:t>тикеты</w:t>
+      </w:r>
+      <w:r>
+        <w:t xml:space="preserve"> (</w:t>
+      </w:r>
+      <w:r>
+        <w:t>заявки</w:t>
+      </w:r>
+      <w:r>
+        <w:t>). Тикеты представляют собой электронную заявку (обращение), фиксирующую проблему (неисправность оборудования)</w:t>
+      </w:r>
+      <w:r>
+        <w:t xml:space="preserve"> и не является официальным документом</w:t>
+      </w:r>
+      <w:r>
+        <w:t xml:space="preserve">. Тикет содержит </w:t>
+      </w:r>
+      <w:r>
+        <w:t xml:space="preserve">описание ситуации, статус, историю переписки технических специалистов и сотрудника открывшего тикет. </w:t>
+      </w:r>
+    </w:p>
+    <w:p>
+      <w:pPr>
+        <w:spacing w:after="0" w:line="360" w:lineRule="auto"/>
+        <w:ind w:firstLine="709"/>
+        <w:jc w:val="both"/>
+      </w:pPr>
+      <w:r>
         <w:t>Страница «Все заявки» содержит следующие элементы:</w:t>
       </w:r>
     </w:p>
@@ -19084,6 +19147,7 @@
         <w:jc w:val="both"/>
       </w:pPr>
       <w:r>
+        <w:lastRenderedPageBreak/>
         <w:t>Устройство — инвентарный номер и наименование оборудования, по которому поступило обращение;</w:t>
       </w:r>
     </w:p>
@@ -19112,7 +19176,6 @@
         <w:jc w:val="both"/>
       </w:pPr>
       <w:r>
-        <w:lastRenderedPageBreak/>
         <w:t>Заявитель — ФИО сотрудника (материально-ответственного лица), создавшего заявку;</w:t>
       </w:r>
     </w:p>
@@ -19314,7 +19377,6 @@
         <w:rPr>
           <w:noProof/>
         </w:rPr>
-        <w:lastRenderedPageBreak/>
         <w:drawing>
           <wp:inline distT="0" distB="0" distL="0" distR="0" wp14:anchorId="3AE1550F" wp14:editId="40546DDE">
             <wp:extent cx="4771583" cy="3185816"/>
@@ -40201,7 +40263,6 @@
   <w:style w:type="character" w:default="1" w:styleId="a0">
     <w:name w:val="Default Paragraph Font"/>
     <w:uiPriority w:val="1"/>
-    <w:semiHidden/>
     <w:unhideWhenUsed/>
   </w:style>
   <w:style w:type="table" w:default="1" w:styleId="a1">

--- a/Пояснительная записка.docx
+++ b/Пояснительная записка.docx
@@ -427,17 +427,8 @@
                 <w:u w:val="single"/>
               </w:rPr>
               <w:tab/>
-            </w:r>
-            <w:proofErr w:type="spellStart"/>
-            <w:r>
-              <w:rPr>
-                <w:rFonts w:eastAsia="Calibri"/>
-                <w:bCs/>
-                <w:u w:val="single"/>
-              </w:rPr>
               <w:t>Л.А.Попова</w:t>
             </w:r>
-            <w:proofErr w:type="spellEnd"/>
           </w:p>
           <w:p>
             <w:pPr>
@@ -975,7 +966,6 @@
         <w:rPr>
           <w:rFonts w:eastAsia="Calibri"/>
           <w:bCs/>
-          <w:lang w:val="en-US"/>
         </w:rPr>
         <w:t>6</w:t>
       </w:r>
@@ -2050,23 +2040,13 @@
                 <w:sz w:val="16"/>
               </w:rPr>
             </w:pPr>
-            <w:proofErr w:type="spellStart"/>
             <w:r>
               <w:rPr>
                 <w:i/>
                 <w:spacing w:val="-2"/>
                 <w:sz w:val="16"/>
               </w:rPr>
-              <w:t>Разраб</w:t>
-            </w:r>
-            <w:proofErr w:type="spellEnd"/>
-            <w:r>
-              <w:rPr>
-                <w:i/>
-                <w:spacing w:val="-2"/>
-                <w:sz w:val="16"/>
-              </w:rPr>
-              <w:t>.</w:t>
+              <w:t>Разраб.</w:t>
             </w:r>
           </w:p>
         </w:tc>
@@ -2672,25 +2652,13 @@
                 <w:sz w:val="16"/>
               </w:rPr>
             </w:pPr>
-            <w:proofErr w:type="spellStart"/>
-            <w:proofErr w:type="gramStart"/>
             <w:r>
               <w:rPr>
                 <w:i/>
                 <w:spacing w:val="-2"/>
                 <w:sz w:val="16"/>
               </w:rPr>
-              <w:t>Н.контр</w:t>
-            </w:r>
-            <w:proofErr w:type="spellEnd"/>
-            <w:proofErr w:type="gramEnd"/>
-            <w:r>
-              <w:rPr>
-                <w:i/>
-                <w:spacing w:val="-2"/>
-                <w:sz w:val="16"/>
-              </w:rPr>
-              <w:t>.</w:t>
+              <w:t>Н.контр.</w:t>
             </w:r>
           </w:p>
         </w:tc>
@@ -5486,15 +5454,7 @@
         <w:t xml:space="preserve">образовательные организации </w:t>
       </w:r>
       <w:r>
-        <w:t>внедряют такие дистрибутивы, как Astra Linux и РЕД ОС (</w:t>
-      </w:r>
-      <w:proofErr w:type="spellStart"/>
-      <w:r>
-        <w:t>RedOS</w:t>
-      </w:r>
-      <w:proofErr w:type="spellEnd"/>
-      <w:r>
-        <w:t>).</w:t>
+        <w:t>внедряют такие дистрибутивы, как Astra Linux и РЕД ОС (RedOS).</w:t>
       </w:r>
     </w:p>
     <w:p>
@@ -5504,15 +5464,7 @@
         <w:jc w:val="both"/>
       </w:pPr>
       <w:r>
-        <w:t>Astra Linux — это российский дистрибутив Linux, разработанный компанией «</w:t>
-      </w:r>
-      <w:proofErr w:type="spellStart"/>
-      <w:r>
-        <w:t>РусБИТех</w:t>
-      </w:r>
-      <w:proofErr w:type="spellEnd"/>
-      <w:r>
-        <w:t>», который имеет специальные модификации для образовательных учреждений (Astra Linux Education). Данный дистрибутив включён в Единый реестр российских программ для электронных вычислительных машин и баз данных, что соответствует требованиям законодательства о закупках программного обеспечения для государственных и муниципальных нужд. Astra Linux обеспечивает высокий уровень безопасности информации, сертифицирован ФСТЭК России и ФСБ России, что особенно важно для образовательных организаций, работающих с персональными данными.</w:t>
+        <w:t>Astra Linux — это российский дистрибутив Linux, разработанный компанией «РусБИТех», который имеет специальные модификации для образовательных учреждений (Astra Linux Education). Данный дистрибутив включён в Единый реестр российских программ для электронных вычислительных машин и баз данных, что соответствует требованиям законодательства о закупках программного обеспечения для государственных и муниципальных нужд. Astra Linux обеспечивает высокий уровень безопасности информации, сертифицирован ФСТЭК России и ФСБ России, что особенно важно для образовательных организаций, работающих с персональными данными.</w:t>
       </w:r>
     </w:p>
     <w:p>
@@ -5522,15 +5474,7 @@
         <w:jc w:val="both"/>
       </w:pPr>
       <w:r>
-        <w:t>РЕД ОС (</w:t>
-      </w:r>
-      <w:proofErr w:type="spellStart"/>
-      <w:r>
-        <w:t>RedOS</w:t>
-      </w:r>
-      <w:proofErr w:type="spellEnd"/>
-      <w:r>
-        <w:t xml:space="preserve">) — это российский дистрибутив Linux, разработанный компанией «РЕД СОФТ», также включённый в Единый реестр российского ПО. РЕД ОС ориентирован на корпоративный сектор и образовательные организации, предоставляет стабильную и безопасную платформу для работы </w:t>
+        <w:t xml:space="preserve">РЕД ОС (RedOS) — это российский дистрибутив Linux, разработанный компанией «РЕД СОФТ», также включённый в Единый реестр российского ПО. РЕД ОС ориентирован на корпоративный сектор и образовательные организации, предоставляет стабильную и безопасную платформу для работы </w:t>
       </w:r>
       <w:r>
         <w:lastRenderedPageBreak/>
@@ -5544,31 +5488,7 @@
         <w:jc w:val="both"/>
       </w:pPr>
       <w:r>
-        <w:t xml:space="preserve">Для разработки программного обеспечения был выбран веб-фреймворк </w:t>
-      </w:r>
-      <w:proofErr w:type="spellStart"/>
-      <w:r>
-        <w:t>Django</w:t>
-      </w:r>
-      <w:proofErr w:type="spellEnd"/>
-      <w:r>
-        <w:t xml:space="preserve">, написанный на языке программирования Python. Данная технология позволяет разработать кроссплатформенное веб-приложение, используя высокоуровневый объектно-ориентированный язык программирования Python для написания бизнес-логики, и язык шаблонизации </w:t>
-      </w:r>
-      <w:proofErr w:type="spellStart"/>
-      <w:r>
-        <w:t>Django</w:t>
-      </w:r>
-      <w:proofErr w:type="spellEnd"/>
-      <w:r>
-        <w:t xml:space="preserve"> </w:t>
-      </w:r>
-      <w:proofErr w:type="spellStart"/>
-      <w:r>
-        <w:t>Templates</w:t>
-      </w:r>
-      <w:proofErr w:type="spellEnd"/>
-      <w:r>
-        <w:t xml:space="preserve"> для формирования интерфейса приложения.</w:t>
+        <w:t>Для разработки программного обеспечения был выбран веб-фреймворк Django, написанный на языке программирования Python. Данная технология позволяет разработать кроссплатформенное веб-приложение, используя высокоуровневый объектно-ориентированный язык программирования Python для написания бизнес-логики, и язык шаблонизации Django Templates для формирования интерфейса приложения.</w:t>
       </w:r>
     </w:p>
     <w:p>
@@ -5577,53 +5497,8 @@
         <w:ind w:firstLine="709"/>
         <w:jc w:val="both"/>
       </w:pPr>
-      <w:proofErr w:type="spellStart"/>
-      <w:r>
-        <w:t>Django</w:t>
-      </w:r>
-      <w:proofErr w:type="spellEnd"/>
-      <w:r>
-        <w:t xml:space="preserve"> является высокоуровневым Python-фреймворком, который позволяет быстро разрабатывать безопасные и поддерживаемые веб-приложения. Созданный опытными разработчиками, </w:t>
-      </w:r>
-      <w:proofErr w:type="spellStart"/>
-      <w:r>
-        <w:t>Django</w:t>
-      </w:r>
-      <w:proofErr w:type="spellEnd"/>
-      <w:r>
-        <w:t xml:space="preserve"> решает большую часть проблем веб-разработки, поэтому можно сосредоточиться на написании приложения без необходимости изобретать велосипед. </w:t>
-      </w:r>
-      <w:proofErr w:type="spellStart"/>
-      <w:r>
-        <w:t>Django</w:t>
-      </w:r>
-      <w:proofErr w:type="spellEnd"/>
-      <w:r>
-        <w:t xml:space="preserve"> следует принципу «</w:t>
-      </w:r>
-      <w:proofErr w:type="spellStart"/>
-      <w:r>
-        <w:t>Dont</w:t>
-      </w:r>
-      <w:proofErr w:type="spellEnd"/>
-      <w:r>
-        <w:t xml:space="preserve"> </w:t>
-      </w:r>
-      <w:proofErr w:type="spellStart"/>
-      <w:r>
-        <w:t>Repeat</w:t>
-      </w:r>
-      <w:proofErr w:type="spellEnd"/>
-      <w:r>
-        <w:t xml:space="preserve"> </w:t>
-      </w:r>
-      <w:proofErr w:type="spellStart"/>
-      <w:r>
-        <w:t>Yourself</w:t>
-      </w:r>
-      <w:proofErr w:type="spellEnd"/>
-      <w:r>
-        <w:t>» (DRY), что позволяет делать компоненты многоразовыми и следовать принципу «из коробки».</w:t>
+      <w:r>
+        <w:t>Django является высокоуровневым Python-фреймворком, который позволяет быстро разрабатывать безопасные и поддерживаемые веб-приложения. Созданный опытными разработчиками, Django решает большую часть проблем веб-разработки, поэтому можно сосредоточиться на написании приложения без необходимости изобретать велосипед. Django следует принципу «Dont Repeat Yourself» (DRY), что позволяет делать компоненты многоразовыми и следовать принципу «из коробки».</w:t>
       </w:r>
     </w:p>
     <w:p>
@@ -5633,23 +5508,7 @@
         <w:jc w:val="both"/>
       </w:pPr>
       <w:r>
-        <w:t xml:space="preserve">Одной из важных особенностей </w:t>
-      </w:r>
-      <w:proofErr w:type="spellStart"/>
-      <w:r>
-        <w:t>Django</w:t>
-      </w:r>
-      <w:proofErr w:type="spellEnd"/>
-      <w:r>
-        <w:t xml:space="preserve"> является встроенная административная панель, которая автоматически генерируется на основе моделей данных и позволяет управлять содержимым приложения без необходимости писать дополнительный код. Также </w:t>
-      </w:r>
-      <w:proofErr w:type="spellStart"/>
-      <w:r>
-        <w:t>Django</w:t>
-      </w:r>
-      <w:proofErr w:type="spellEnd"/>
-      <w:r>
-        <w:t xml:space="preserve"> предоставляет мощную систему маршрутизации URL, встроенную систему аутентификации и авторизации пользователей, защиту от наиболее распространённых уязвимостей веб-приложений (SQL-инъекции, XSS, CSRF-атаки).</w:t>
+        <w:t>Одной из важных особенностей Django является встроенная административная панель, которая автоматически генерируется на основе моделей данных и позволяет управлять содержимым приложения без необходимости писать дополнительный код. Также Django предоставляет мощную систему маршрутизации URL, встроенную систему аутентификации и авторизации пользователей, защиту от наиболее распространённых уязвимостей веб-приложений (SQL-инъекции, XSS, CSRF-атаки).</w:t>
       </w:r>
     </w:p>
     <w:p>
@@ -5659,23 +5518,7 @@
         <w:jc w:val="both"/>
       </w:pPr>
       <w:r>
-        <w:t xml:space="preserve">Первая версия </w:t>
-      </w:r>
-      <w:proofErr w:type="spellStart"/>
-      <w:r>
-        <w:t>Django</w:t>
-      </w:r>
-      <w:proofErr w:type="spellEnd"/>
-      <w:r>
-        <w:t xml:space="preserve"> была выпущена в 2005 году, и с тех пор фреймворк активно развивается сообществом разработчиков. На сегодняшний день актуальной версией является </w:t>
-      </w:r>
-      <w:proofErr w:type="spellStart"/>
-      <w:r>
-        <w:t>Django</w:t>
-      </w:r>
-      <w:proofErr w:type="spellEnd"/>
-      <w:r>
-        <w:t xml:space="preserve"> 5.x, которая поддерживает современные стандарты веб-разработки, асинхронное программирование и интеграцию с различными базами данных.</w:t>
+        <w:t>Первая версия Django была выпущена в 2005 году, и с тех пор фреймворк активно развивается сообществом разработчиков. На сегодняшний день актуальной версией является Django 5.x, которая поддерживает современные стандарты веб-разработки, асинхронное программирование и интеграцию с различными базами данных.</w:t>
       </w:r>
     </w:p>
     <w:p>
@@ -5684,65 +5527,12 @@
         <w:ind w:firstLine="709"/>
         <w:jc w:val="both"/>
       </w:pPr>
-      <w:proofErr w:type="spellStart"/>
-      <w:r>
-        <w:t>Django</w:t>
-      </w:r>
-      <w:proofErr w:type="spellEnd"/>
-      <w:r>
-        <w:t xml:space="preserve"> ORM (Object-</w:t>
-      </w:r>
-      <w:proofErr w:type="spellStart"/>
-      <w:r>
-        <w:t>Relational</w:t>
-      </w:r>
-      <w:proofErr w:type="spellEnd"/>
-      <w:r>
-        <w:t xml:space="preserve"> </w:t>
-      </w:r>
-      <w:proofErr w:type="spellStart"/>
-      <w:r>
-        <w:t>Mapping</w:t>
-      </w:r>
-      <w:proofErr w:type="spellEnd"/>
-      <w:r>
-        <w:t xml:space="preserve">) позволяет абстрагироваться от конкретной СУБД и работать с таблицами как с классами Python. Данная технология обеспечивает относительную независимость от системы управления базами данных. </w:t>
-      </w:r>
-      <w:proofErr w:type="spellStart"/>
-      <w:r>
-        <w:t>Django</w:t>
-      </w:r>
-      <w:proofErr w:type="spellEnd"/>
-      <w:r>
-        <w:t xml:space="preserve"> ORM поддерживает множество различных </w:t>
+      <w:r>
+        <w:t xml:space="preserve">Django ORM (Object-Relational Mapping) позволяет абстрагироваться от конкретной СУБД и работать с таблицами как с классами Python. Данная технология обеспечивает относительную независимость от системы управления базами данных. Django ORM поддерживает множество различных </w:t>
       </w:r>
       <w:r>
         <w:lastRenderedPageBreak/>
-        <w:t xml:space="preserve">СУБД, включая </w:t>
-      </w:r>
-      <w:proofErr w:type="spellStart"/>
-      <w:r>
-        <w:t>PostgreSQL</w:t>
-      </w:r>
-      <w:proofErr w:type="spellEnd"/>
-      <w:r>
-        <w:t xml:space="preserve">, MySQL, </w:t>
-      </w:r>
-      <w:proofErr w:type="spellStart"/>
-      <w:r>
-        <w:t>SQLite</w:t>
-      </w:r>
-      <w:proofErr w:type="spellEnd"/>
-      <w:r>
-        <w:t xml:space="preserve">, Oracle. Таким образом, через </w:t>
-      </w:r>
-      <w:proofErr w:type="spellStart"/>
-      <w:r>
-        <w:t>Django</w:t>
-      </w:r>
-      <w:proofErr w:type="spellEnd"/>
-      <w:r>
-        <w:t xml:space="preserve"> ORM возможно работать с любой СУБД, если для неё имеется соответствующий бэкенд.</w:t>
+        <w:t>СУБД, включая PostgreSQL, MySQL, SQLite, Oracle. Таким образом, через Django ORM возможно работать с любой СУБД, если для неё имеется соответствующий бэкенд.</w:t>
       </w:r>
     </w:p>
     <w:p>
@@ -5752,47 +5542,7 @@
         <w:jc w:val="both"/>
       </w:pPr>
       <w:r>
-        <w:t xml:space="preserve">В качестве инструментальной среды разработки используется </w:t>
-      </w:r>
-      <w:proofErr w:type="spellStart"/>
-      <w:r>
-        <w:t>PyCharm</w:t>
-      </w:r>
-      <w:proofErr w:type="spellEnd"/>
-      <w:r>
-        <w:t xml:space="preserve"> Community Edition — бесплатная интегрированная среда разработки на базе </w:t>
-      </w:r>
-      <w:proofErr w:type="spellStart"/>
-      <w:r>
-        <w:t>IntelliJ</w:t>
-      </w:r>
-      <w:proofErr w:type="spellEnd"/>
-      <w:r>
-        <w:t xml:space="preserve"> IDEA, специально адаптированная для разработки на Python. </w:t>
-      </w:r>
-      <w:proofErr w:type="spellStart"/>
-      <w:r>
-        <w:t>PyCharm</w:t>
-      </w:r>
-      <w:proofErr w:type="spellEnd"/>
-      <w:r>
-        <w:t xml:space="preserve"> предоставляет интеллектуальное </w:t>
-      </w:r>
-      <w:proofErr w:type="spellStart"/>
-      <w:r>
-        <w:t>автодополнение</w:t>
-      </w:r>
-      <w:proofErr w:type="spellEnd"/>
-      <w:r>
-        <w:t xml:space="preserve"> кода, отладчик, встроенный терминал, поддержку систем контроля версий и интеграцию с </w:t>
-      </w:r>
-      <w:proofErr w:type="spellStart"/>
-      <w:r>
-        <w:t>Django</w:t>
-      </w:r>
-      <w:proofErr w:type="spellEnd"/>
-      <w:r>
-        <w:t>.</w:t>
+        <w:t>В качестве инструментальной среды разработки используется PyCharm Community Edition — бесплатная интегрированная среда разработки на базе IntelliJ IDEA, специально адаптированная для разработки на Python. PyCharm предоставляет интеллектуальное автодополнение кода, отладчик, встроенный терминал, поддержку систем контроля версий и интеграцию с Django.</w:t>
       </w:r>
     </w:p>
     <w:p>
@@ -5802,15 +5552,7 @@
         <w:jc w:val="both"/>
       </w:pPr>
       <w:r>
-        <w:t xml:space="preserve">Для хранения данных была использована </w:t>
-      </w:r>
-      <w:proofErr w:type="spellStart"/>
-      <w:r>
-        <w:t>PostgreSQL</w:t>
-      </w:r>
-      <w:proofErr w:type="spellEnd"/>
-      <w:r>
-        <w:t>. Данная СУБД является одной из наиболее популярных систем управления базами данных.</w:t>
+        <w:t>Для хранения данных была использована PostgreSQL. Данная СУБД является одной из наиболее популярных систем управления базами данных.</w:t>
       </w:r>
     </w:p>
     <w:p>
@@ -5819,21 +5561,8 @@
         <w:ind w:firstLine="709"/>
         <w:jc w:val="both"/>
       </w:pPr>
-      <w:proofErr w:type="spellStart"/>
-      <w:r>
-        <w:t>PostgreSQL</w:t>
-      </w:r>
-      <w:proofErr w:type="spellEnd"/>
-      <w:r>
-        <w:t xml:space="preserve"> — это мощная объектно-реляционная система баз данных с открытым исходным кодом, которая использует и расширяет язык SQL в сочетании со многими функциями, которые позволяют безопасно хранить и масштабировать самые сложные рабочие нагрузки с данными. Истоки </w:t>
-      </w:r>
-      <w:proofErr w:type="spellStart"/>
-      <w:r>
-        <w:t>PostgreSQL</w:t>
-      </w:r>
-      <w:proofErr w:type="spellEnd"/>
-      <w:r>
-        <w:t xml:space="preserve"> восходят к 1986 году как часть проекта POSTGRES в Калифорнийском университете в Беркли и насчитывают более 35 лет активной разработки базовой платформы.</w:t>
+      <w:r>
+        <w:t>PostgreSQL — это мощная объектно-реляционная система баз данных с открытым исходным кодом, которая использует и расширяет язык SQL в сочетании со многими функциями, которые позволяют безопасно хранить и масштабировать самые сложные рабочие нагрузки с данными. Истоки PostgreSQL восходят к 1986 году как часть проекта POSTGRES в Калифорнийском университете в Беркли и насчитывают более 35 лет активной разработки базовой платформы.</w:t>
       </w:r>
     </w:p>
     <w:p>
@@ -5842,37 +5571,8 @@
         <w:ind w:firstLine="709"/>
         <w:jc w:val="both"/>
       </w:pPr>
-      <w:proofErr w:type="spellStart"/>
-      <w:r>
-        <w:t>PostgreSQL</w:t>
-      </w:r>
-      <w:proofErr w:type="spellEnd"/>
-      <w:r>
-        <w:t xml:space="preserve"> заслужил прочную репутацию благодаря своей проверенной архитектуре, надёжности, целостности данных, надёжному набору функций, расширяемости и преданности сообщества разработчиков программного обеспечения с открытым исходным кодом для последовательной поставки производительных и инновационных решений. </w:t>
-      </w:r>
-      <w:proofErr w:type="spellStart"/>
-      <w:r>
-        <w:t>PostgreSQL</w:t>
-      </w:r>
-      <w:proofErr w:type="spellEnd"/>
-      <w:r>
-        <w:t xml:space="preserve"> работает на всех основных операционных системах, соответствует требованиям ACID с 2001 года и имеет мощные надстройки, такие как популярный расширитель геопространственной базы данных </w:t>
-      </w:r>
-      <w:proofErr w:type="spellStart"/>
-      <w:r>
-        <w:t>PostGIS</w:t>
-      </w:r>
-      <w:proofErr w:type="spellEnd"/>
-      <w:r>
-        <w:t xml:space="preserve">. </w:t>
-      </w:r>
-      <w:proofErr w:type="spellStart"/>
-      <w:r>
-        <w:t>PostgreSQL</w:t>
-      </w:r>
-      <w:proofErr w:type="spellEnd"/>
-      <w:r>
-        <w:t xml:space="preserve"> стал реляционной базой данных с открытым исходным кодом по выбору для многих людей и организаций [1].</w:t>
+      <w:r>
+        <w:t>PostgreSQL заслужил прочную репутацию благодаря своей проверенной архитектуре, надёжности, целостности данных, надёжному набору функций, расширяемости и преданности сообщества разработчиков программного обеспечения с открытым исходным кодом для последовательной поставки производительных и инновационных решений. PostgreSQL работает на всех основных операционных системах, соответствует требованиям ACID с 2001 года и имеет мощные надстройки, такие как популярный расширитель геопространственной базы данных PostGIS. PostgreSQL стал реляционной базой данных с открытым исходным кодом по выбору для многих людей и организаций [1].</w:t>
       </w:r>
     </w:p>
     <w:p>
@@ -5882,15 +5582,7 @@
         <w:jc w:val="both"/>
       </w:pPr>
       <w:r>
-        <w:t xml:space="preserve">Особую ценность для разрабатываемого веб-приложения представляет поддержка </w:t>
-      </w:r>
-      <w:proofErr w:type="spellStart"/>
-      <w:r>
-        <w:t>PostgreSQL</w:t>
-      </w:r>
-      <w:proofErr w:type="spellEnd"/>
-      <w:r>
-        <w:t xml:space="preserve"> типа данных JSONB, который позволяет хранить характеристики компьютерной техники в виде JSON-документов с возможностью полнотекстового поиска и индексации. Это особенно важно </w:t>
+        <w:t xml:space="preserve">Особую ценность для разрабатываемого веб-приложения представляет поддержка PostgreSQL типа данных JSONB, который позволяет хранить характеристики компьютерной техники в виде JSON-документов с возможностью полнотекстового поиска и индексации. Это особенно важно </w:t>
       </w:r>
       <w:r>
         <w:lastRenderedPageBreak/>
@@ -5903,21 +5595,8 @@
         <w:ind w:firstLine="709"/>
         <w:jc w:val="both"/>
       </w:pPr>
-      <w:proofErr w:type="spellStart"/>
-      <w:r>
-        <w:t>PostgreSQL</w:t>
-      </w:r>
-      <w:proofErr w:type="spellEnd"/>
-      <w:r>
-        <w:t xml:space="preserve"> поставляется со множеством функций, призванных помочь разработчикам создавать приложения, администраторам защищать целостность данных и создавать отказоустойчивые среды, а также помогать управлять данными независимо от того, насколько велик или мал набор данных. Помимо того, что </w:t>
-      </w:r>
-      <w:proofErr w:type="spellStart"/>
-      <w:r>
-        <w:t>PostgreSQL</w:t>
-      </w:r>
-      <w:proofErr w:type="spellEnd"/>
-      <w:r>
-        <w:t xml:space="preserve"> является бесплатным и имеет открытый исходным код, он также обладает высокой расширяемостью. Например, можно определять собственные типы данных, создавать пользовательские функции и даже писать код на разных языках программирования без перекомпиляции базы данных [1].</w:t>
+      <w:r>
+        <w:t>PostgreSQL поставляется со множеством функций, призванных помочь разработчикам создавать приложения, администраторам защищать целостность данных и создавать отказоустойчивые среды, а также помогать управлять данными независимо от того, насколько велик или мал набор данных. Помимо того, что PostgreSQL является бесплатным и имеет открытый исходным код, он также обладает высокой расширяемостью. Например, можно определять собственные типы данных, создавать пользовательские функции и даже писать код на разных языках программирования без перекомпиляции базы данных [1].</w:t>
       </w:r>
     </w:p>
     <w:p>
@@ -5926,21 +5605,8 @@
         <w:ind w:firstLine="709"/>
         <w:jc w:val="both"/>
       </w:pPr>
-      <w:proofErr w:type="spellStart"/>
-      <w:r>
-        <w:t>PostgreSQL</w:t>
-      </w:r>
-      <w:proofErr w:type="spellEnd"/>
-      <w:r>
-        <w:t xml:space="preserve"> пытается соответствовать стандарту SQL, где такое соответствие не противоречит традиционным функциям или может привести к плохим архитектурным решениям. Многие функции, требуемые стандартом SQL, поддерживаются, хотя иногда с немного отличающимся синтаксисом или функцией. Со временем можно ожидать дальнейших шагов в направлении соответствия. Начиная с версии 16, выпущенной в сентябре 2023 года, </w:t>
-      </w:r>
-      <w:proofErr w:type="spellStart"/>
-      <w:r>
-        <w:t>PostgreSQL</w:t>
-      </w:r>
-      <w:proofErr w:type="spellEnd"/>
-      <w:r>
-        <w:t xml:space="preserve"> соответствует как минимум 170 из 179 обязательных функций для соответствия SQL: 2023 Core [1].</w:t>
+      <w:r>
+        <w:t>PostgreSQL пытается соответствовать стандарту SQL, где такое соответствие не противоречит традиционным функциям или может привести к плохим архитектурным решениям. Многие функции, требуемые стандартом SQL, поддерживаются, хотя иногда с немного отличающимся синтаксисом или функцией. Со временем можно ожидать дальнейших шагов в направлении соответствия. Начиная с версии 16, выпущенной в сентябре 2023 года, PostgreSQL соответствует как минимум 170 из 179 обязательных функций для соответствия SQL: 2023 Core [1].</w:t>
       </w:r>
     </w:p>
     <w:p>
@@ -5950,23 +5616,7 @@
         <w:jc w:val="both"/>
       </w:pPr>
       <w:r>
-        <w:t xml:space="preserve">Выбор связки </w:t>
-      </w:r>
-      <w:proofErr w:type="spellStart"/>
-      <w:r>
-        <w:t>Django</w:t>
-      </w:r>
-      <w:proofErr w:type="spellEnd"/>
-      <w:r>
-        <w:t xml:space="preserve"> + </w:t>
-      </w:r>
-      <w:proofErr w:type="spellStart"/>
-      <w:r>
-        <w:t>PostgreSQL</w:t>
-      </w:r>
-      <w:proofErr w:type="spellEnd"/>
-      <w:r>
-        <w:t xml:space="preserve"> является оптимальным для разработки кроссплатформенного веб-приложения учёта компьютерной техники в образовательной организации, так как обеспечивает высокую производительность, надёжность хранения данных, безопасность и возможность масштабирования системы при увеличении количества учитываемого оборудования и пользователей. Веб-архитектура приложения гарантирует доступность системы как с рабочих станций под управлением Windows, так и с компьютеров, использующих отечественные Linux-дистрибутивы (Astra Linux, РЕД ОС).</w:t>
+        <w:t>Выбор связки Django + PostgreSQL является оптимальным для разработки кроссплатформенного веб-приложения учёта компьютерной техники в образовательной организации, так как обеспечивает высокую производительность, надёжность хранения данных, безопасность и возможность масштабирования системы при увеличении количества учитываемого оборудования и пользователей. Веб-архитектура приложения гарантирует доступность системы как с рабочих станций под управлением Windows, так и с компьютеров, использующих отечественные Linux-дистрибутивы (Astra Linux, РЕД ОС).</w:t>
       </w:r>
     </w:p>
     <w:p>
@@ -6342,15 +5992,7 @@
         <w:jc w:val="both"/>
       </w:pPr>
       <w:r>
-        <w:t xml:space="preserve">Составляет – связь между сущностями «Сотрудник» и «Тикет» в отношении </w:t>
-      </w:r>
-      <w:proofErr w:type="gramStart"/>
-      <w:r>
-        <w:t>1:M.</w:t>
-      </w:r>
-      <w:proofErr w:type="gramEnd"/>
-      <w:r>
-        <w:t xml:space="preserve"> Один сотрудник может составить множество заявок, но каждая заявка создана одним сотрудником.</w:t>
+        <w:t>Составляет – связь между сущностями «Сотрудник» и «Тикет» в отношении 1:M. Один сотрудник может составить множество заявок, но каждая заявка создана одним сотрудником.</w:t>
       </w:r>
     </w:p>
     <w:p>
@@ -6360,15 +6002,7 @@
         <w:jc w:val="both"/>
       </w:pPr>
       <w:r>
-        <w:t>Характеристики устройств и настройки хранятся в формате JSONB (</w:t>
-      </w:r>
-      <w:proofErr w:type="spellStart"/>
-      <w:r>
-        <w:t>PostgreSQL</w:t>
-      </w:r>
-      <w:proofErr w:type="spellEnd"/>
-      <w:r>
-        <w:t>), что обеспечивает гибкость при учёте разнородного оборудования без изменения структуры БД.</w:t>
+        <w:t>Характеристики устройств и настройки хранятся в формате JSONB (PostgreSQL), что обеспечивает гибкость при учёте разнородного оборудования без изменения структуры БД.</w:t>
       </w:r>
     </w:p>
     <w:p>
@@ -6396,9 +6030,9 @@
           <w:sz w:val="28"/>
           <w:szCs w:val="28"/>
         </w:rPr>
-        <w:t xml:space="preserve">1.5 </w:t>
-      </w:r>
-      <w:proofErr w:type="spellStart"/>
+        <w:t>1.5 Даталогическая модель</w:t>
+      </w:r>
+      <w:bookmarkEnd w:id="6"/>
       <w:r>
         <w:rPr>
           <w:rFonts w:ascii="Times New Roman" w:hAnsi="Times New Roman" w:cs="Times New Roman"/>
@@ -6408,30 +6042,6 @@
           <w:sz w:val="28"/>
           <w:szCs w:val="28"/>
         </w:rPr>
-        <w:t>Даталогическая</w:t>
-      </w:r>
-      <w:proofErr w:type="spellEnd"/>
-      <w:r>
-        <w:rPr>
-          <w:rFonts w:ascii="Times New Roman" w:hAnsi="Times New Roman" w:cs="Times New Roman"/>
-          <w:b/>
-          <w:bCs/>
-          <w:color w:val="auto"/>
-          <w:sz w:val="28"/>
-          <w:szCs w:val="28"/>
-        </w:rPr>
-        <w:t xml:space="preserve"> модель</w:t>
-      </w:r>
-      <w:bookmarkEnd w:id="6"/>
-      <w:r>
-        <w:rPr>
-          <w:rFonts w:ascii="Times New Roman" w:hAnsi="Times New Roman" w:cs="Times New Roman"/>
-          <w:b/>
-          <w:bCs/>
-          <w:color w:val="auto"/>
-          <w:sz w:val="28"/>
-          <w:szCs w:val="28"/>
-        </w:rPr>
         <w:t xml:space="preserve"> </w:t>
       </w:r>
     </w:p>
@@ -6441,21 +6051,8 @@
         <w:ind w:firstLine="708"/>
         <w:jc w:val="both"/>
       </w:pPr>
-      <w:proofErr w:type="spellStart"/>
-      <w:r>
-        <w:t>Даталогическая</w:t>
-      </w:r>
-      <w:proofErr w:type="spellEnd"/>
-      <w:r>
-        <w:t xml:space="preserve"> модель – это модель с отображением логических связей между сущностями, построенная в терминах информационных единиц согласно выбранной СУБД </w:t>
-      </w:r>
-      <w:proofErr w:type="spellStart"/>
-      <w:r>
-        <w:t>PostgreSQL</w:t>
-      </w:r>
-      <w:proofErr w:type="spellEnd"/>
-      <w:r>
-        <w:t xml:space="preserve"> [15].</w:t>
+      <w:r>
+        <w:t>Даталогическая модель – это модель с отображением логических связей между сущностями, построенная в терминах информационных единиц согласно выбранной СУБД PostgreSQL [15].</w:t>
       </w:r>
     </w:p>
     <w:p>
@@ -6489,23 +6086,7 @@
         <w:jc w:val="both"/>
       </w:pPr>
       <w:r>
-        <w:t xml:space="preserve">Такой вид модели характеризуется представлением структуры базы в виде таблиц, которые представляют собой сущности предметной области: </w:t>
-      </w:r>
-      <w:proofErr w:type="spellStart"/>
-      <w:r>
-        <w:t>devices</w:t>
-      </w:r>
-      <w:proofErr w:type="spellEnd"/>
-      <w:r>
-        <w:t xml:space="preserve"> (устройства), </w:t>
-      </w:r>
-      <w:proofErr w:type="spellStart"/>
-      <w:r>
-        <w:t>employees</w:t>
-      </w:r>
-      <w:proofErr w:type="spellEnd"/>
-      <w:r>
-        <w:t xml:space="preserve"> (сотрудники), </w:t>
+        <w:t xml:space="preserve">Такой вид модели характеризуется представлением структуры базы в виде таблиц, которые представляют собой сущности предметной области: devices (устройства), employees (сотрудники), </w:t>
       </w:r>
       <w:r>
         <w:rPr>
@@ -6514,55 +6095,7 @@
         <w:t>locations</w:t>
       </w:r>
       <w:r>
-        <w:t xml:space="preserve"> (местоположения), </w:t>
-      </w:r>
-      <w:proofErr w:type="spellStart"/>
-      <w:r>
-        <w:t>tickets</w:t>
-      </w:r>
-      <w:proofErr w:type="spellEnd"/>
-      <w:r>
-        <w:t xml:space="preserve"> (заявки), </w:t>
-      </w:r>
-      <w:proofErr w:type="spellStart"/>
-      <w:r>
-        <w:t>manufacturers</w:t>
-      </w:r>
-      <w:proofErr w:type="spellEnd"/>
-      <w:r>
-        <w:t xml:space="preserve"> (производители), </w:t>
-      </w:r>
-      <w:proofErr w:type="spellStart"/>
-      <w:r>
-        <w:t>device_statuses</w:t>
-      </w:r>
-      <w:proofErr w:type="spellEnd"/>
-      <w:r>
-        <w:t xml:space="preserve"> (статусы). Её строки соответствуют записям, а столбцы – набору полей (инвентарный номер, ФИО сотрудника, номер кабинета, статус заявки и т.д.). В каждой таблице существует уникальное поле (первичный ключ), которое позволяет однозначно определять соответствующую запись: для таблицы устройств это </w:t>
-      </w:r>
-      <w:proofErr w:type="spellStart"/>
-      <w:r>
-        <w:t>inv_number</w:t>
-      </w:r>
-      <w:proofErr w:type="spellEnd"/>
-      <w:r>
-        <w:t xml:space="preserve"> (инвентарный номер), для сотрудников – </w:t>
-      </w:r>
-      <w:proofErr w:type="spellStart"/>
-      <w:r>
-        <w:t>id_employee</w:t>
-      </w:r>
-      <w:proofErr w:type="spellEnd"/>
-      <w:r>
-        <w:t xml:space="preserve">, для местоположений – </w:t>
-      </w:r>
-      <w:proofErr w:type="spellStart"/>
-      <w:r>
-        <w:t>id_location</w:t>
-      </w:r>
-      <w:proofErr w:type="spellEnd"/>
-      <w:r>
-        <w:t>. Такие поля необходимы для описания взаимоотношений между сущностями через внешние ключи [15].</w:t>
+        <w:t xml:space="preserve"> (местоположения), tickets (заявки), manufacturers (производители), device_statuses (статусы). Её строки соответствуют записям, а столбцы – набору полей (инвентарный номер, ФИО сотрудника, номер кабинета, статус заявки и т.д.). В каждой таблице существует уникальное поле (первичный ключ), которое позволяет однозначно определять соответствующую запись: для таблицы устройств это inv_number (инвентарный номер), для сотрудников – id_employee, для местоположений – id_location. Такие поля необходимы для описания взаимоотношений между сущностями через внешние ключи [15].</w:t>
       </w:r>
     </w:p>
     <w:p>
@@ -6582,15 +6115,7 @@
         <w:jc w:val="both"/>
       </w:pPr>
       <w:r>
-        <w:t xml:space="preserve">На основе поставленной задачи была разработана </w:t>
-      </w:r>
-      <w:proofErr w:type="spellStart"/>
-      <w:r>
-        <w:t>даталогическая</w:t>
-      </w:r>
-      <w:proofErr w:type="spellEnd"/>
-      <w:r>
-        <w:t xml:space="preserve"> модель</w:t>
+        <w:t>На основе поставленной задачи была разработана даталогическая модель</w:t>
       </w:r>
       <w:r>
         <w:t xml:space="preserve">, </w:t>
@@ -6606,15 +6131,7 @@
       </w:pPr>
       <w:r>
         <w:tab/>
-        <w:t xml:space="preserve">Для разработки диаграммы </w:t>
-      </w:r>
-      <w:proofErr w:type="spellStart"/>
-      <w:r>
-        <w:t>даталогической</w:t>
-      </w:r>
-      <w:proofErr w:type="spellEnd"/>
-      <w:r>
-        <w:t xml:space="preserve"> модели был использован бесплатный редактор диаграмм </w:t>
+        <w:t xml:space="preserve">Для разработки диаграммы даталогической модели был использован бесплатный редактор диаграмм </w:t>
       </w:r>
       <w:r>
         <w:rPr>
@@ -6804,29 +6321,7 @@
           <w:sz w:val="28"/>
           <w:szCs w:val="28"/>
         </w:rPr>
-        <w:t xml:space="preserve"> </w:t>
-      </w:r>
-      <w:proofErr w:type="spellStart"/>
-      <w:r>
-        <w:rPr>
-          <w:i w:val="0"/>
-          <w:iCs w:val="0"/>
-          <w:color w:val="auto"/>
-          <w:sz w:val="28"/>
-          <w:szCs w:val="28"/>
-        </w:rPr>
-        <w:t>Даталогическая</w:t>
-      </w:r>
-      <w:proofErr w:type="spellEnd"/>
-      <w:r>
-        <w:rPr>
-          <w:i w:val="0"/>
-          <w:iCs w:val="0"/>
-          <w:color w:val="auto"/>
-          <w:sz w:val="28"/>
-          <w:szCs w:val="28"/>
-        </w:rPr>
-        <w:t xml:space="preserve"> модель</w:t>
+        <w:t xml:space="preserve"> Даталогическая модель</w:t>
       </w:r>
     </w:p>
     <w:p>
@@ -6836,15 +6331,7 @@
         <w:jc w:val="both"/>
       </w:pPr>
       <w:r>
-        <w:t xml:space="preserve">Описание сущностей базы данных, изображенных в </w:t>
-      </w:r>
-      <w:proofErr w:type="spellStart"/>
-      <w:r>
-        <w:t>даталогической</w:t>
-      </w:r>
-      <w:proofErr w:type="spellEnd"/>
-      <w:r>
-        <w:t xml:space="preserve"> модели, отображены в таблице 1.</w:t>
+        <w:t>Описание сущностей базы данных, изображенных в даталогической модели, отображены в таблице 1.</w:t>
       </w:r>
     </w:p>
     <w:p>
@@ -7798,11 +7285,9 @@
               <w:spacing w:after="0" w:line="360" w:lineRule="auto"/>
               <w:jc w:val="both"/>
             </w:pPr>
-            <w:proofErr w:type="spellStart"/>
             <w:r>
               <w:t>id_type</w:t>
             </w:r>
-            <w:proofErr w:type="spellEnd"/>
           </w:p>
         </w:tc>
         <w:tc>
@@ -7825,11 +7310,9 @@
                 <w:lang w:val="en-US"/>
               </w:rPr>
             </w:pPr>
-            <w:proofErr w:type="spellStart"/>
             <w:r>
               <w:t>serial</w:t>
             </w:r>
-            <w:proofErr w:type="spellEnd"/>
           </w:p>
         </w:tc>
         <w:tc>
@@ -7901,11 +7384,9 @@
               <w:spacing w:after="0" w:line="360" w:lineRule="auto"/>
               <w:jc w:val="both"/>
             </w:pPr>
-            <w:proofErr w:type="spellStart"/>
             <w:r>
               <w:t>name</w:t>
             </w:r>
-            <w:proofErr w:type="spellEnd"/>
           </w:p>
         </w:tc>
         <w:tc>
@@ -7925,18 +7406,8 @@
               <w:spacing w:after="0" w:line="360" w:lineRule="auto"/>
               <w:jc w:val="both"/>
             </w:pPr>
-            <w:proofErr w:type="spellStart"/>
-            <w:proofErr w:type="gramStart"/>
-            <w:r>
-              <w:t>varchar</w:t>
-            </w:r>
-            <w:proofErr w:type="spellEnd"/>
-            <w:r>
-              <w:t>(</w:t>
-            </w:r>
-            <w:proofErr w:type="gramEnd"/>
-            <w:r>
-              <w:t>50)</w:t>
+            <w:r>
+              <w:t>varchar(50)</w:t>
             </w:r>
           </w:p>
         </w:tc>
@@ -7960,27 +7431,9 @@
                 <w:lang w:val="en-US"/>
               </w:rPr>
             </w:pPr>
-            <w:proofErr w:type="spellStart"/>
-            <w:r>
-              <w:t>unique</w:t>
-            </w:r>
-            <w:proofErr w:type="spellEnd"/>
-            <w:r>
-              <w:t xml:space="preserve">, </w:t>
-            </w:r>
-            <w:proofErr w:type="spellStart"/>
-            <w:r>
-              <w:t>not</w:t>
-            </w:r>
-            <w:proofErr w:type="spellEnd"/>
-            <w:r>
-              <w:t xml:space="preserve"> </w:t>
-            </w:r>
-            <w:proofErr w:type="spellStart"/>
-            <w:r>
-              <w:t>null</w:t>
-            </w:r>
-            <w:proofErr w:type="spellEnd"/>
+            <w:r>
+              <w:t>unique, not null</w:t>
+            </w:r>
           </w:p>
         </w:tc>
       </w:tr>
@@ -8256,11 +7709,9 @@
                 <w:lang w:val="en-US"/>
               </w:rPr>
             </w:pPr>
-            <w:proofErr w:type="spellStart"/>
             <w:r>
               <w:t>id_location</w:t>
             </w:r>
-            <w:proofErr w:type="spellEnd"/>
           </w:p>
         </w:tc>
         <w:tc>
@@ -8283,11 +7734,9 @@
                 <w:lang w:val="en-US"/>
               </w:rPr>
             </w:pPr>
-            <w:proofErr w:type="spellStart"/>
             <w:r>
               <w:t>serial</w:t>
             </w:r>
-            <w:proofErr w:type="spellEnd"/>
           </w:p>
         </w:tc>
         <w:tc>
@@ -8362,11 +7811,9 @@
                 <w:lang w:val="en-US"/>
               </w:rPr>
             </w:pPr>
-            <w:proofErr w:type="spellStart"/>
             <w:r>
               <w:t>name</w:t>
             </w:r>
-            <w:proofErr w:type="spellEnd"/>
           </w:p>
         </w:tc>
         <w:tc>
@@ -8389,18 +7836,8 @@
                 <w:lang w:val="en-US"/>
               </w:rPr>
             </w:pPr>
-            <w:proofErr w:type="spellStart"/>
-            <w:proofErr w:type="gramStart"/>
-            <w:r>
-              <w:t>varchar</w:t>
-            </w:r>
-            <w:proofErr w:type="spellEnd"/>
-            <w:r>
-              <w:t>(</w:t>
-            </w:r>
-            <w:proofErr w:type="gramEnd"/>
-            <w:r>
-              <w:t>100)</w:t>
+            <w:r>
+              <w:t>varchar(100)</w:t>
             </w:r>
           </w:p>
         </w:tc>
@@ -8424,19 +7861,9 @@
                 <w:lang w:val="en-US"/>
               </w:rPr>
             </w:pPr>
-            <w:proofErr w:type="spellStart"/>
-            <w:r>
-              <w:t>not</w:t>
-            </w:r>
-            <w:proofErr w:type="spellEnd"/>
-            <w:r>
-              <w:t xml:space="preserve"> </w:t>
-            </w:r>
-            <w:proofErr w:type="spellStart"/>
-            <w:r>
-              <w:t>null</w:t>
-            </w:r>
-            <w:proofErr w:type="spellEnd"/>
+            <w:r>
+              <w:t>not null</w:t>
+            </w:r>
           </w:p>
         </w:tc>
       </w:tr>
@@ -8486,11 +7913,9 @@
                 <w:lang w:val="en-US"/>
               </w:rPr>
             </w:pPr>
-            <w:proofErr w:type="spellStart"/>
             <w:r>
               <w:t>id_type</w:t>
             </w:r>
-            <w:proofErr w:type="spellEnd"/>
           </w:p>
         </w:tc>
         <w:tc>
@@ -8510,11 +7935,9 @@
               <w:spacing w:after="0" w:line="360" w:lineRule="auto"/>
               <w:jc w:val="both"/>
             </w:pPr>
-            <w:proofErr w:type="spellStart"/>
             <w:r>
               <w:t>int</w:t>
             </w:r>
-            <w:proofErr w:type="spellEnd"/>
           </w:p>
         </w:tc>
         <w:tc>
@@ -8809,11 +8232,9 @@
               <w:spacing w:after="0" w:line="360" w:lineRule="auto"/>
               <w:jc w:val="both"/>
             </w:pPr>
-            <w:proofErr w:type="spellStart"/>
             <w:r>
               <w:t>id_employee</w:t>
             </w:r>
-            <w:proofErr w:type="spellEnd"/>
           </w:p>
         </w:tc>
         <w:tc>
@@ -8836,11 +8257,9 @@
                 <w:lang w:val="en-US"/>
               </w:rPr>
             </w:pPr>
-            <w:proofErr w:type="spellStart"/>
             <w:r>
               <w:t>serial</w:t>
             </w:r>
-            <w:proofErr w:type="spellEnd"/>
           </w:p>
         </w:tc>
         <w:tc>
@@ -8912,11 +8331,9 @@
               <w:spacing w:after="0" w:line="360" w:lineRule="auto"/>
               <w:jc w:val="both"/>
             </w:pPr>
-            <w:proofErr w:type="spellStart"/>
             <w:r>
               <w:t>login</w:t>
             </w:r>
-            <w:proofErr w:type="spellEnd"/>
           </w:p>
         </w:tc>
         <w:tc>
@@ -8939,18 +8356,8 @@
                 <w:lang w:val="en-US"/>
               </w:rPr>
             </w:pPr>
-            <w:proofErr w:type="spellStart"/>
-            <w:proofErr w:type="gramStart"/>
-            <w:r>
-              <w:t>varchar</w:t>
-            </w:r>
-            <w:proofErr w:type="spellEnd"/>
-            <w:r>
-              <w:t>(</w:t>
-            </w:r>
-            <w:proofErr w:type="gramEnd"/>
-            <w:r>
-              <w:t>50)</w:t>
+            <w:r>
+              <w:t>varchar(50)</w:t>
             </w:r>
           </w:p>
         </w:tc>
@@ -8971,27 +8378,9 @@
               <w:spacing w:after="0" w:line="360" w:lineRule="auto"/>
               <w:jc w:val="both"/>
             </w:pPr>
-            <w:proofErr w:type="spellStart"/>
-            <w:r>
-              <w:t>unique</w:t>
-            </w:r>
-            <w:proofErr w:type="spellEnd"/>
-            <w:r>
-              <w:t xml:space="preserve">, </w:t>
-            </w:r>
-            <w:proofErr w:type="spellStart"/>
-            <w:r>
-              <w:t>not</w:t>
-            </w:r>
-            <w:proofErr w:type="spellEnd"/>
-            <w:r>
-              <w:t xml:space="preserve"> </w:t>
-            </w:r>
-            <w:proofErr w:type="spellStart"/>
-            <w:r>
-              <w:t>null</w:t>
-            </w:r>
-            <w:proofErr w:type="spellEnd"/>
+            <w:r>
+              <w:t>unique, not null</w:t>
+            </w:r>
           </w:p>
         </w:tc>
       </w:tr>
@@ -9041,11 +8430,9 @@
                 <w:lang w:val="en-US"/>
               </w:rPr>
             </w:pPr>
-            <w:proofErr w:type="spellStart"/>
             <w:r>
               <w:t>password_hash</w:t>
             </w:r>
-            <w:proofErr w:type="spellEnd"/>
           </w:p>
         </w:tc>
         <w:tc>
@@ -9068,18 +8455,8 @@
                 <w:lang w:val="en-US"/>
               </w:rPr>
             </w:pPr>
-            <w:proofErr w:type="spellStart"/>
-            <w:proofErr w:type="gramStart"/>
-            <w:r>
-              <w:t>varchar</w:t>
-            </w:r>
-            <w:proofErr w:type="spellEnd"/>
-            <w:r>
-              <w:t>(</w:t>
-            </w:r>
-            <w:proofErr w:type="gramEnd"/>
-            <w:r>
-              <w:t>255)</w:t>
+            <w:r>
+              <w:t>varchar(255)</w:t>
             </w:r>
           </w:p>
         </w:tc>
@@ -9100,19 +8477,9 @@
               <w:spacing w:after="0" w:line="360" w:lineRule="auto"/>
               <w:jc w:val="both"/>
             </w:pPr>
-            <w:proofErr w:type="spellStart"/>
-            <w:r>
-              <w:t>not</w:t>
-            </w:r>
-            <w:proofErr w:type="spellEnd"/>
-            <w:r>
-              <w:t xml:space="preserve"> </w:t>
-            </w:r>
-            <w:proofErr w:type="spellStart"/>
-            <w:r>
-              <w:t>null</w:t>
-            </w:r>
-            <w:proofErr w:type="spellEnd"/>
+            <w:r>
+              <w:t>not null</w:t>
+            </w:r>
           </w:p>
         </w:tc>
       </w:tr>
@@ -9162,11 +8529,9 @@
                 <w:lang w:val="en-US"/>
               </w:rPr>
             </w:pPr>
-            <w:proofErr w:type="spellStart"/>
             <w:r>
               <w:t>full_name</w:t>
             </w:r>
-            <w:proofErr w:type="spellEnd"/>
           </w:p>
         </w:tc>
         <w:tc>
@@ -9189,18 +8554,8 @@
                 <w:lang w:val="en-US"/>
               </w:rPr>
             </w:pPr>
-            <w:proofErr w:type="spellStart"/>
-            <w:proofErr w:type="gramStart"/>
-            <w:r>
-              <w:t>varchar</w:t>
-            </w:r>
-            <w:proofErr w:type="spellEnd"/>
-            <w:r>
-              <w:t>(</w:t>
-            </w:r>
-            <w:proofErr w:type="gramEnd"/>
-            <w:r>
-              <w:t>255)</w:t>
+            <w:r>
+              <w:t>varchar(255)</w:t>
             </w:r>
           </w:p>
         </w:tc>
@@ -9224,19 +8579,9 @@
                 <w:lang w:val="en-US"/>
               </w:rPr>
             </w:pPr>
-            <w:proofErr w:type="spellStart"/>
-            <w:r>
-              <w:t>not</w:t>
-            </w:r>
-            <w:proofErr w:type="spellEnd"/>
-            <w:r>
-              <w:t xml:space="preserve"> </w:t>
-            </w:r>
-            <w:proofErr w:type="spellStart"/>
-            <w:r>
-              <w:t>null</w:t>
-            </w:r>
-            <w:proofErr w:type="spellEnd"/>
+            <w:r>
+              <w:t>not null</w:t>
+            </w:r>
           </w:p>
         </w:tc>
       </w:tr>
@@ -9286,11 +8631,9 @@
                 <w:lang w:val="en-US"/>
               </w:rPr>
             </w:pPr>
-            <w:proofErr w:type="spellStart"/>
             <w:r>
               <w:t>email</w:t>
             </w:r>
-            <w:proofErr w:type="spellEnd"/>
           </w:p>
         </w:tc>
         <w:tc>
@@ -9313,18 +8656,8 @@
                 <w:lang w:val="en-US"/>
               </w:rPr>
             </w:pPr>
-            <w:proofErr w:type="spellStart"/>
-            <w:proofErr w:type="gramStart"/>
-            <w:r>
-              <w:t>varchar</w:t>
-            </w:r>
-            <w:proofErr w:type="spellEnd"/>
-            <w:r>
-              <w:t>(</w:t>
-            </w:r>
-            <w:proofErr w:type="gramEnd"/>
-            <w:r>
-              <w:t>100)</w:t>
+            <w:r>
+              <w:t>varchar(100)</w:t>
             </w:r>
           </w:p>
         </w:tc>
@@ -9348,11 +8681,9 @@
                 <w:lang w:val="en-US"/>
               </w:rPr>
             </w:pPr>
-            <w:proofErr w:type="spellStart"/>
             <w:r>
               <w:t>unique</w:t>
             </w:r>
-            <w:proofErr w:type="spellEnd"/>
           </w:p>
         </w:tc>
       </w:tr>
@@ -9633,11 +8964,9 @@
               <w:spacing w:after="0" w:line="360" w:lineRule="auto"/>
               <w:jc w:val="both"/>
             </w:pPr>
-            <w:proofErr w:type="spellStart"/>
             <w:r>
               <w:t>id_status</w:t>
             </w:r>
-            <w:proofErr w:type="spellEnd"/>
           </w:p>
         </w:tc>
         <w:tc>
@@ -9660,11 +8989,9 @@
                 <w:lang w:val="en-US"/>
               </w:rPr>
             </w:pPr>
-            <w:proofErr w:type="spellStart"/>
             <w:r>
               <w:t>serial</w:t>
             </w:r>
-            <w:proofErr w:type="spellEnd"/>
           </w:p>
         </w:tc>
         <w:tc>
@@ -9736,11 +9063,9 @@
               <w:spacing w:after="0" w:line="360" w:lineRule="auto"/>
               <w:jc w:val="both"/>
             </w:pPr>
-            <w:proofErr w:type="spellStart"/>
             <w:r>
               <w:t>name</w:t>
             </w:r>
-            <w:proofErr w:type="spellEnd"/>
           </w:p>
         </w:tc>
         <w:tc>
@@ -9763,18 +9088,8 @@
                 <w:lang w:val="en-US"/>
               </w:rPr>
             </w:pPr>
-            <w:proofErr w:type="spellStart"/>
-            <w:proofErr w:type="gramStart"/>
-            <w:r>
-              <w:t>varchar</w:t>
-            </w:r>
-            <w:proofErr w:type="spellEnd"/>
-            <w:r>
-              <w:t>(</w:t>
-            </w:r>
-            <w:proofErr w:type="gramEnd"/>
-            <w:r>
-              <w:t>50)</w:t>
+            <w:r>
+              <w:t>varchar(50)</w:t>
             </w:r>
           </w:p>
         </w:tc>
@@ -9795,27 +9110,9 @@
               <w:spacing w:after="0" w:line="360" w:lineRule="auto"/>
               <w:jc w:val="both"/>
             </w:pPr>
-            <w:proofErr w:type="spellStart"/>
-            <w:r>
-              <w:t>unique</w:t>
-            </w:r>
-            <w:proofErr w:type="spellEnd"/>
-            <w:r>
-              <w:t xml:space="preserve">, </w:t>
-            </w:r>
-            <w:proofErr w:type="spellStart"/>
-            <w:r>
-              <w:t>not</w:t>
-            </w:r>
-            <w:proofErr w:type="spellEnd"/>
-            <w:r>
-              <w:t xml:space="preserve"> </w:t>
-            </w:r>
-            <w:proofErr w:type="spellStart"/>
-            <w:r>
-              <w:t>null</w:t>
-            </w:r>
-            <w:proofErr w:type="spellEnd"/>
+            <w:r>
+              <w:t>unique, not null</w:t>
+            </w:r>
           </w:p>
         </w:tc>
       </w:tr>
@@ -10095,11 +9392,9 @@
               <w:spacing w:after="0" w:line="360" w:lineRule="auto"/>
               <w:jc w:val="both"/>
             </w:pPr>
-            <w:proofErr w:type="spellStart"/>
             <w:r>
               <w:t>id_manufacturer</w:t>
             </w:r>
-            <w:proofErr w:type="spellEnd"/>
           </w:p>
         </w:tc>
         <w:tc>
@@ -10122,11 +9417,9 @@
                 <w:lang w:val="en-US"/>
               </w:rPr>
             </w:pPr>
-            <w:proofErr w:type="spellStart"/>
             <w:r>
               <w:t>serial</w:t>
             </w:r>
-            <w:proofErr w:type="spellEnd"/>
           </w:p>
         </w:tc>
         <w:tc>
@@ -10198,11 +9491,9 @@
               <w:spacing w:after="0" w:line="360" w:lineRule="auto"/>
               <w:jc w:val="both"/>
             </w:pPr>
-            <w:proofErr w:type="spellStart"/>
             <w:r>
               <w:t>name</w:t>
             </w:r>
-            <w:proofErr w:type="spellEnd"/>
           </w:p>
         </w:tc>
         <w:tc>
@@ -10225,18 +9516,8 @@
                 <w:lang w:val="en-US"/>
               </w:rPr>
             </w:pPr>
-            <w:proofErr w:type="spellStart"/>
-            <w:proofErr w:type="gramStart"/>
-            <w:r>
-              <w:t>varchar</w:t>
-            </w:r>
-            <w:proofErr w:type="spellEnd"/>
-            <w:r>
-              <w:t>(</w:t>
-            </w:r>
-            <w:proofErr w:type="gramEnd"/>
-            <w:r>
-              <w:t>100)</w:t>
+            <w:r>
+              <w:t>varchar(100)</w:t>
             </w:r>
           </w:p>
         </w:tc>
@@ -10257,27 +9538,9 @@
               <w:spacing w:after="0" w:line="360" w:lineRule="auto"/>
               <w:jc w:val="both"/>
             </w:pPr>
-            <w:proofErr w:type="spellStart"/>
-            <w:r>
-              <w:t>unique</w:t>
-            </w:r>
-            <w:proofErr w:type="spellEnd"/>
-            <w:r>
-              <w:t xml:space="preserve">, </w:t>
-            </w:r>
-            <w:proofErr w:type="spellStart"/>
-            <w:r>
-              <w:t>not</w:t>
-            </w:r>
-            <w:proofErr w:type="spellEnd"/>
-            <w:r>
-              <w:t xml:space="preserve"> </w:t>
-            </w:r>
-            <w:proofErr w:type="spellStart"/>
-            <w:r>
-              <w:t>null</w:t>
-            </w:r>
-            <w:proofErr w:type="spellEnd"/>
+            <w:r>
+              <w:t>unique, not null</w:t>
+            </w:r>
           </w:p>
         </w:tc>
       </w:tr>
@@ -10559,11 +9822,9 @@
                 <w:lang w:val="en-US"/>
               </w:rPr>
             </w:pPr>
-            <w:proofErr w:type="spellStart"/>
             <w:r>
               <w:t>id_device_type</w:t>
             </w:r>
-            <w:proofErr w:type="spellEnd"/>
           </w:p>
         </w:tc>
         <w:tc>
@@ -10586,11 +9847,9 @@
                 <w:lang w:val="en-US"/>
               </w:rPr>
             </w:pPr>
-            <w:proofErr w:type="spellStart"/>
             <w:r>
               <w:t>serial</w:t>
             </w:r>
-            <w:proofErr w:type="spellEnd"/>
           </w:p>
         </w:tc>
         <w:tc>
@@ -10662,11 +9921,9 @@
               <w:spacing w:after="0" w:line="360" w:lineRule="auto"/>
               <w:jc w:val="both"/>
             </w:pPr>
-            <w:proofErr w:type="spellStart"/>
             <w:r>
               <w:t>name</w:t>
             </w:r>
-            <w:proofErr w:type="spellEnd"/>
           </w:p>
         </w:tc>
         <w:tc>
@@ -10689,18 +9946,8 @@
                 <w:lang w:val="en-US"/>
               </w:rPr>
             </w:pPr>
-            <w:proofErr w:type="spellStart"/>
-            <w:proofErr w:type="gramStart"/>
-            <w:r>
-              <w:t>varchar</w:t>
-            </w:r>
-            <w:proofErr w:type="spellEnd"/>
-            <w:r>
-              <w:t>(</w:t>
-            </w:r>
-            <w:proofErr w:type="gramEnd"/>
-            <w:r>
-              <w:t>100)</w:t>
+            <w:r>
+              <w:t>varchar(100)</w:t>
             </w:r>
           </w:p>
         </w:tc>
@@ -10724,27 +9971,9 @@
                 <w:lang w:val="en-US"/>
               </w:rPr>
             </w:pPr>
-            <w:proofErr w:type="spellStart"/>
-            <w:r>
-              <w:t>unique</w:t>
-            </w:r>
-            <w:proofErr w:type="spellEnd"/>
-            <w:r>
-              <w:t xml:space="preserve">, </w:t>
-            </w:r>
-            <w:proofErr w:type="spellStart"/>
-            <w:r>
-              <w:t>not</w:t>
-            </w:r>
-            <w:proofErr w:type="spellEnd"/>
-            <w:r>
-              <w:t xml:space="preserve"> </w:t>
-            </w:r>
-            <w:proofErr w:type="spellStart"/>
-            <w:r>
-              <w:t>null</w:t>
-            </w:r>
-            <w:proofErr w:type="spellEnd"/>
+            <w:r>
+              <w:t>unique, not null</w:t>
+            </w:r>
           </w:p>
         </w:tc>
       </w:tr>
@@ -10770,15 +9999,7 @@
               <w:jc w:val="both"/>
             </w:pPr>
             <w:r>
-              <w:t xml:space="preserve">Шаблон JSON </w:t>
-            </w:r>
-            <w:proofErr w:type="spellStart"/>
-            <w:r>
-              <w:t>характ</w:t>
-            </w:r>
-            <w:proofErr w:type="spellEnd"/>
-            <w:r>
-              <w:t>.</w:t>
+              <w:t>Шаблон JSON характ.</w:t>
             </w:r>
           </w:p>
         </w:tc>
@@ -10799,11 +10020,9 @@
               <w:spacing w:after="0" w:line="360" w:lineRule="auto"/>
               <w:jc w:val="both"/>
             </w:pPr>
-            <w:proofErr w:type="spellStart"/>
             <w:r>
               <w:t>json_template_characteristics</w:t>
             </w:r>
-            <w:proofErr w:type="spellEnd"/>
           </w:p>
         </w:tc>
         <w:tc>
@@ -10854,11 +10073,9 @@
                 <w:lang w:val="en-US"/>
               </w:rPr>
             </w:pPr>
-            <w:proofErr w:type="spellStart"/>
             <w:r>
               <w:t>null</w:t>
             </w:r>
-            <w:proofErr w:type="spellEnd"/>
           </w:p>
         </w:tc>
       </w:tr>
@@ -10905,11 +10122,9 @@
               <w:spacing w:after="0" w:line="360" w:lineRule="auto"/>
               <w:jc w:val="both"/>
             </w:pPr>
-            <w:proofErr w:type="spellStart"/>
             <w:r>
               <w:t>json_template_settings</w:t>
             </w:r>
-            <w:proofErr w:type="spellEnd"/>
           </w:p>
         </w:tc>
         <w:tc>
@@ -10960,11 +10175,9 @@
                 <w:lang w:val="en-US"/>
               </w:rPr>
             </w:pPr>
-            <w:proofErr w:type="spellStart"/>
             <w:r>
               <w:t>null</w:t>
             </w:r>
-            <w:proofErr w:type="spellEnd"/>
           </w:p>
         </w:tc>
       </w:tr>
@@ -11255,11 +10468,9 @@
                 <w:lang w:val="en-US"/>
               </w:rPr>
             </w:pPr>
-            <w:proofErr w:type="spellStart"/>
             <w:r>
               <w:t>inventory_number</w:t>
             </w:r>
-            <w:proofErr w:type="spellEnd"/>
           </w:p>
         </w:tc>
         <w:tc>
@@ -11282,18 +10493,8 @@
                 <w:lang w:val="en-US"/>
               </w:rPr>
             </w:pPr>
-            <w:proofErr w:type="spellStart"/>
-            <w:proofErr w:type="gramStart"/>
-            <w:r>
-              <w:t>varchar</w:t>
-            </w:r>
-            <w:proofErr w:type="spellEnd"/>
-            <w:r>
-              <w:t>(</w:t>
-            </w:r>
-            <w:proofErr w:type="gramEnd"/>
-            <w:r>
-              <w:t>50)</w:t>
+            <w:r>
+              <w:t>varchar(50)</w:t>
             </w:r>
           </w:p>
         </w:tc>
@@ -11366,11 +10567,9 @@
               <w:spacing w:after="0" w:line="360" w:lineRule="auto"/>
               <w:jc w:val="both"/>
             </w:pPr>
-            <w:proofErr w:type="spellStart"/>
             <w:r>
               <w:t>name</w:t>
             </w:r>
-            <w:proofErr w:type="spellEnd"/>
           </w:p>
         </w:tc>
         <w:tc>
@@ -11393,18 +10592,8 @@
                 <w:lang w:val="en-US"/>
               </w:rPr>
             </w:pPr>
-            <w:proofErr w:type="spellStart"/>
-            <w:proofErr w:type="gramStart"/>
-            <w:r>
-              <w:t>varchar</w:t>
-            </w:r>
-            <w:proofErr w:type="spellEnd"/>
-            <w:r>
-              <w:t>(</w:t>
-            </w:r>
-            <w:proofErr w:type="gramEnd"/>
-            <w:r>
-              <w:t>255)</w:t>
+            <w:r>
+              <w:t>varchar(255)</w:t>
             </w:r>
           </w:p>
         </w:tc>
@@ -11428,19 +10617,9 @@
                 <w:lang w:val="en-US"/>
               </w:rPr>
             </w:pPr>
-            <w:proofErr w:type="spellStart"/>
-            <w:r>
-              <w:t>not</w:t>
-            </w:r>
-            <w:proofErr w:type="spellEnd"/>
-            <w:r>
-              <w:t xml:space="preserve"> </w:t>
-            </w:r>
-            <w:proofErr w:type="spellStart"/>
-            <w:r>
-              <w:t>null</w:t>
-            </w:r>
-            <w:proofErr w:type="spellEnd"/>
+            <w:r>
+              <w:t>not null</w:t>
+            </w:r>
           </w:p>
         </w:tc>
       </w:tr>
@@ -11466,15 +10645,7 @@
               <w:jc w:val="both"/>
             </w:pPr>
             <w:r>
-              <w:t xml:space="preserve">JSON файл </w:t>
-            </w:r>
-            <w:proofErr w:type="spellStart"/>
-            <w:r>
-              <w:t>характ</w:t>
-            </w:r>
-            <w:proofErr w:type="spellEnd"/>
-            <w:r>
-              <w:t>.</w:t>
+              <w:t>JSON файл характ.</w:t>
             </w:r>
           </w:p>
         </w:tc>
@@ -11495,11 +10666,9 @@
               <w:spacing w:after="0" w:line="360" w:lineRule="auto"/>
               <w:jc w:val="both"/>
             </w:pPr>
-            <w:proofErr w:type="spellStart"/>
             <w:r>
               <w:t>json_file_characteristics</w:t>
             </w:r>
-            <w:proofErr w:type="spellEnd"/>
           </w:p>
         </w:tc>
         <w:tc>
@@ -11547,11 +10716,9 @@
                 <w:lang w:val="en-US"/>
               </w:rPr>
             </w:pPr>
-            <w:proofErr w:type="spellStart"/>
             <w:r>
               <w:t>null</w:t>
             </w:r>
-            <w:proofErr w:type="spellEnd"/>
           </w:p>
         </w:tc>
       </w:tr>
@@ -11598,11 +10765,9 @@
               <w:spacing w:after="0" w:line="360" w:lineRule="auto"/>
               <w:jc w:val="both"/>
             </w:pPr>
-            <w:proofErr w:type="spellStart"/>
             <w:r>
               <w:t>json_file_settings</w:t>
             </w:r>
-            <w:proofErr w:type="spellEnd"/>
           </w:p>
         </w:tc>
         <w:tc>
@@ -11653,11 +10818,9 @@
                 <w:lang w:val="en-US"/>
               </w:rPr>
             </w:pPr>
-            <w:proofErr w:type="spellStart"/>
             <w:r>
               <w:t>null</w:t>
             </w:r>
-            <w:proofErr w:type="spellEnd"/>
           </w:p>
         </w:tc>
       </w:tr>
@@ -11704,11 +10867,9 @@
               <w:spacing w:after="0" w:line="360" w:lineRule="auto"/>
               <w:jc w:val="both"/>
             </w:pPr>
-            <w:proofErr w:type="spellStart"/>
             <w:r>
               <w:t>id_status</w:t>
             </w:r>
-            <w:proofErr w:type="spellEnd"/>
           </w:p>
         </w:tc>
         <w:tc>
@@ -11731,11 +10892,9 @@
                 <w:lang w:val="en-US"/>
               </w:rPr>
             </w:pPr>
-            <w:proofErr w:type="spellStart"/>
             <w:r>
               <w:t>int</w:t>
             </w:r>
-            <w:proofErr w:type="spellEnd"/>
           </w:p>
         </w:tc>
         <w:tc>
@@ -11807,11 +10966,9 @@
               <w:spacing w:after="0" w:line="360" w:lineRule="auto"/>
               <w:jc w:val="both"/>
             </w:pPr>
-            <w:proofErr w:type="spellStart"/>
             <w:r>
               <w:t>id_device_type</w:t>
             </w:r>
-            <w:proofErr w:type="spellEnd"/>
           </w:p>
         </w:tc>
         <w:tc>
@@ -11834,11 +10991,9 @@
                 <w:lang w:val="en-US"/>
               </w:rPr>
             </w:pPr>
-            <w:proofErr w:type="spellStart"/>
             <w:r>
               <w:t>int</w:t>
             </w:r>
-            <w:proofErr w:type="spellEnd"/>
           </w:p>
         </w:tc>
         <w:tc>
@@ -11910,11 +11065,9 @@
               <w:spacing w:after="0" w:line="360" w:lineRule="auto"/>
               <w:jc w:val="both"/>
             </w:pPr>
-            <w:proofErr w:type="spellStart"/>
             <w:r>
               <w:t>id_manufacturer</w:t>
             </w:r>
-            <w:proofErr w:type="spellEnd"/>
           </w:p>
         </w:tc>
         <w:tc>
@@ -11937,11 +11090,9 @@
                 <w:lang w:val="en-US"/>
               </w:rPr>
             </w:pPr>
-            <w:proofErr w:type="spellStart"/>
             <w:r>
               <w:t>int</w:t>
             </w:r>
-            <w:proofErr w:type="spellEnd"/>
           </w:p>
         </w:tc>
         <w:tc>
@@ -12241,11 +11392,9 @@
               <w:spacing w:after="0" w:line="360" w:lineRule="auto"/>
               <w:jc w:val="both"/>
             </w:pPr>
-            <w:proofErr w:type="spellStart"/>
             <w:r>
               <w:t>id_movement</w:t>
             </w:r>
-            <w:proofErr w:type="spellEnd"/>
           </w:p>
         </w:tc>
         <w:tc>
@@ -12268,11 +11417,9 @@
                 <w:lang w:val="en-US"/>
               </w:rPr>
             </w:pPr>
-            <w:proofErr w:type="spellStart"/>
             <w:r>
               <w:t>serial</w:t>
             </w:r>
-            <w:proofErr w:type="spellEnd"/>
           </w:p>
         </w:tc>
         <w:tc>
@@ -12344,11 +11491,9 @@
               <w:spacing w:after="0" w:line="360" w:lineRule="auto"/>
               <w:jc w:val="both"/>
             </w:pPr>
-            <w:proofErr w:type="spellStart"/>
             <w:r>
               <w:t>movement_date</w:t>
             </w:r>
-            <w:proofErr w:type="spellEnd"/>
           </w:p>
         </w:tc>
         <w:tc>
@@ -12371,11 +11516,9 @@
                 <w:lang w:val="en-US"/>
               </w:rPr>
             </w:pPr>
-            <w:proofErr w:type="spellStart"/>
             <w:r>
               <w:t>timestamp</w:t>
             </w:r>
-            <w:proofErr w:type="spellEnd"/>
           </w:p>
         </w:tc>
         <w:tc>
@@ -12398,26 +11541,8 @@
                 <w:lang w:val="en-US"/>
               </w:rPr>
             </w:pPr>
-            <w:proofErr w:type="spellStart"/>
-            <w:r>
-              <w:t>default</w:t>
-            </w:r>
-            <w:proofErr w:type="spellEnd"/>
-            <w:r>
-              <w:t xml:space="preserve"> </w:t>
-            </w:r>
-            <w:proofErr w:type="spellStart"/>
-            <w:proofErr w:type="gramStart"/>
-            <w:r>
-              <w:t>now</w:t>
-            </w:r>
-            <w:proofErr w:type="spellEnd"/>
-            <w:r>
-              <w:t>(</w:t>
-            </w:r>
-            <w:proofErr w:type="gramEnd"/>
-            <w:r>
-              <w:t>)</w:t>
+            <w:r>
+              <w:t>default now()</w:t>
             </w:r>
           </w:p>
         </w:tc>
@@ -12465,11 +11590,9 @@
               <w:spacing w:after="0" w:line="360" w:lineRule="auto"/>
               <w:jc w:val="both"/>
             </w:pPr>
-            <w:proofErr w:type="spellStart"/>
             <w:r>
               <w:t>id_device</w:t>
             </w:r>
-            <w:proofErr w:type="spellEnd"/>
           </w:p>
         </w:tc>
         <w:tc>
@@ -12492,18 +11615,8 @@
                 <w:lang w:val="en-US"/>
               </w:rPr>
             </w:pPr>
-            <w:proofErr w:type="spellStart"/>
-            <w:proofErr w:type="gramStart"/>
-            <w:r>
-              <w:t>varchar</w:t>
-            </w:r>
-            <w:proofErr w:type="spellEnd"/>
-            <w:r>
-              <w:t>(</w:t>
-            </w:r>
-            <w:proofErr w:type="gramEnd"/>
-            <w:r>
-              <w:t>50)</w:t>
+            <w:r>
+              <w:t>varchar(50)</w:t>
             </w:r>
           </w:p>
         </w:tc>
@@ -12576,11 +11689,9 @@
               <w:spacing w:after="0" w:line="360" w:lineRule="auto"/>
               <w:jc w:val="both"/>
             </w:pPr>
-            <w:proofErr w:type="spellStart"/>
             <w:r>
               <w:t>id_employee</w:t>
             </w:r>
-            <w:proofErr w:type="spellEnd"/>
           </w:p>
         </w:tc>
         <w:tc>
@@ -12603,11 +11714,9 @@
                 <w:lang w:val="en-US"/>
               </w:rPr>
             </w:pPr>
-            <w:proofErr w:type="spellStart"/>
             <w:r>
               <w:t>int</w:t>
             </w:r>
-            <w:proofErr w:type="spellEnd"/>
           </w:p>
         </w:tc>
         <w:tc>
@@ -12679,11 +11788,9 @@
               <w:spacing w:after="0" w:line="360" w:lineRule="auto"/>
               <w:jc w:val="both"/>
             </w:pPr>
-            <w:proofErr w:type="spellStart"/>
             <w:r>
               <w:t>id_location</w:t>
             </w:r>
-            <w:proofErr w:type="spellEnd"/>
           </w:p>
         </w:tc>
         <w:tc>
@@ -12706,11 +11813,9 @@
                 <w:lang w:val="en-US"/>
               </w:rPr>
             </w:pPr>
-            <w:proofErr w:type="spellStart"/>
             <w:r>
               <w:t>int</w:t>
             </w:r>
-            <w:proofErr w:type="spellEnd"/>
           </w:p>
         </w:tc>
         <w:tc>
@@ -13003,11 +12108,9 @@
               <w:spacing w:after="0" w:line="360" w:lineRule="auto"/>
               <w:jc w:val="both"/>
             </w:pPr>
-            <w:proofErr w:type="spellStart"/>
             <w:r>
               <w:t>id_status</w:t>
             </w:r>
-            <w:proofErr w:type="spellEnd"/>
           </w:p>
         </w:tc>
         <w:tc>
@@ -13030,11 +12133,9 @@
                 <w:lang w:val="en-US"/>
               </w:rPr>
             </w:pPr>
-            <w:proofErr w:type="spellStart"/>
             <w:r>
               <w:t>serial</w:t>
             </w:r>
-            <w:proofErr w:type="spellEnd"/>
           </w:p>
         </w:tc>
         <w:tc>
@@ -13106,11 +12207,9 @@
               <w:spacing w:after="0" w:line="360" w:lineRule="auto"/>
               <w:jc w:val="both"/>
             </w:pPr>
-            <w:proofErr w:type="spellStart"/>
             <w:r>
               <w:t>name</w:t>
             </w:r>
-            <w:proofErr w:type="spellEnd"/>
           </w:p>
         </w:tc>
         <w:tc>
@@ -13133,18 +12232,8 @@
                 <w:lang w:val="en-US"/>
               </w:rPr>
             </w:pPr>
-            <w:proofErr w:type="spellStart"/>
-            <w:proofErr w:type="gramStart"/>
-            <w:r>
-              <w:t>varchar</w:t>
-            </w:r>
-            <w:proofErr w:type="spellEnd"/>
-            <w:r>
-              <w:t>(</w:t>
-            </w:r>
-            <w:proofErr w:type="gramEnd"/>
-            <w:r>
-              <w:t>50)</w:t>
+            <w:r>
+              <w:t>varchar(50)</w:t>
             </w:r>
           </w:p>
         </w:tc>
@@ -13165,27 +12254,9 @@
               <w:spacing w:after="0" w:line="360" w:lineRule="auto"/>
               <w:jc w:val="both"/>
             </w:pPr>
-            <w:proofErr w:type="spellStart"/>
-            <w:r>
-              <w:t>unique</w:t>
-            </w:r>
-            <w:proofErr w:type="spellEnd"/>
-            <w:r>
-              <w:t xml:space="preserve">, </w:t>
-            </w:r>
-            <w:proofErr w:type="spellStart"/>
-            <w:r>
-              <w:t>not</w:t>
-            </w:r>
-            <w:proofErr w:type="spellEnd"/>
-            <w:r>
-              <w:t xml:space="preserve"> </w:t>
-            </w:r>
-            <w:proofErr w:type="spellStart"/>
-            <w:r>
-              <w:t>null</w:t>
-            </w:r>
-            <w:proofErr w:type="spellEnd"/>
+            <w:r>
+              <w:t>unique, not null</w:t>
+            </w:r>
           </w:p>
         </w:tc>
       </w:tr>
@@ -13461,11 +12532,9 @@
                 <w:lang w:val="en-US"/>
               </w:rPr>
             </w:pPr>
-            <w:proofErr w:type="spellStart"/>
             <w:r>
               <w:t>id_ticket</w:t>
             </w:r>
-            <w:proofErr w:type="spellEnd"/>
           </w:p>
         </w:tc>
         <w:tc>
@@ -13485,11 +12554,9 @@
               <w:spacing w:after="0" w:line="360" w:lineRule="auto"/>
               <w:jc w:val="both"/>
             </w:pPr>
-            <w:proofErr w:type="spellStart"/>
             <w:r>
               <w:t>serial</w:t>
             </w:r>
-            <w:proofErr w:type="spellEnd"/>
           </w:p>
         </w:tc>
         <w:tc>
@@ -13561,11 +12628,9 @@
               <w:spacing w:after="0" w:line="360" w:lineRule="auto"/>
               <w:jc w:val="both"/>
             </w:pPr>
-            <w:proofErr w:type="spellStart"/>
             <w:r>
               <w:t>created_at</w:t>
             </w:r>
-            <w:proofErr w:type="spellEnd"/>
           </w:p>
         </w:tc>
         <w:tc>
@@ -13588,11 +12653,9 @@
                 <w:lang w:val="en-US"/>
               </w:rPr>
             </w:pPr>
-            <w:proofErr w:type="spellStart"/>
             <w:r>
               <w:t>timestamp</w:t>
             </w:r>
-            <w:proofErr w:type="spellEnd"/>
           </w:p>
         </w:tc>
         <w:tc>
@@ -13612,26 +12675,8 @@
               <w:spacing w:after="0" w:line="360" w:lineRule="auto"/>
               <w:jc w:val="both"/>
             </w:pPr>
-            <w:proofErr w:type="spellStart"/>
-            <w:r>
-              <w:t>default</w:t>
-            </w:r>
-            <w:proofErr w:type="spellEnd"/>
-            <w:r>
-              <w:t xml:space="preserve"> </w:t>
-            </w:r>
-            <w:proofErr w:type="spellStart"/>
-            <w:proofErr w:type="gramStart"/>
-            <w:r>
-              <w:t>now</w:t>
-            </w:r>
-            <w:proofErr w:type="spellEnd"/>
-            <w:r>
-              <w:t>(</w:t>
-            </w:r>
-            <w:proofErr w:type="gramEnd"/>
-            <w:r>
-              <w:t>)</w:t>
+            <w:r>
+              <w:t>default now()</w:t>
             </w:r>
           </w:p>
         </w:tc>
@@ -13679,11 +12724,9 @@
               <w:spacing w:after="0" w:line="360" w:lineRule="auto"/>
               <w:jc w:val="both"/>
             </w:pPr>
-            <w:proofErr w:type="spellStart"/>
             <w:r>
               <w:t>comment</w:t>
             </w:r>
-            <w:proofErr w:type="spellEnd"/>
           </w:p>
         </w:tc>
         <w:tc>
@@ -13706,11 +12749,9 @@
                 <w:lang w:val="en-US"/>
               </w:rPr>
             </w:pPr>
-            <w:proofErr w:type="spellStart"/>
             <w:r>
               <w:t>text</w:t>
             </w:r>
-            <w:proofErr w:type="spellEnd"/>
           </w:p>
         </w:tc>
         <w:tc>
@@ -13733,11 +12774,9 @@
                 <w:lang w:val="en-US"/>
               </w:rPr>
             </w:pPr>
-            <w:proofErr w:type="spellStart"/>
             <w:r>
               <w:t>null</w:t>
             </w:r>
-            <w:proofErr w:type="spellEnd"/>
           </w:p>
         </w:tc>
       </w:tr>
@@ -13784,11 +12823,9 @@
               <w:spacing w:after="0" w:line="360" w:lineRule="auto"/>
               <w:jc w:val="both"/>
             </w:pPr>
-            <w:proofErr w:type="spellStart"/>
             <w:r>
               <w:t>id_status</w:t>
             </w:r>
-            <w:proofErr w:type="spellEnd"/>
           </w:p>
         </w:tc>
         <w:tc>
@@ -13811,11 +12848,9 @@
                 <w:lang w:val="en-US"/>
               </w:rPr>
             </w:pPr>
-            <w:proofErr w:type="spellStart"/>
             <w:r>
               <w:t>int</w:t>
             </w:r>
-            <w:proofErr w:type="spellEnd"/>
           </w:p>
         </w:tc>
         <w:tc>
@@ -13887,11 +12922,9 @@
               <w:spacing w:after="0" w:line="360" w:lineRule="auto"/>
               <w:jc w:val="both"/>
             </w:pPr>
-            <w:proofErr w:type="spellStart"/>
             <w:r>
               <w:t>id_device</w:t>
             </w:r>
-            <w:proofErr w:type="spellEnd"/>
           </w:p>
         </w:tc>
         <w:tc>
@@ -13914,18 +12947,8 @@
                 <w:lang w:val="en-US"/>
               </w:rPr>
             </w:pPr>
-            <w:proofErr w:type="spellStart"/>
-            <w:proofErr w:type="gramStart"/>
-            <w:r>
-              <w:t>varchar</w:t>
-            </w:r>
-            <w:proofErr w:type="spellEnd"/>
-            <w:r>
-              <w:t>(</w:t>
-            </w:r>
-            <w:proofErr w:type="gramEnd"/>
-            <w:r>
-              <w:t>50)</w:t>
+            <w:r>
+              <w:t>varchar(50)</w:t>
             </w:r>
           </w:p>
         </w:tc>
@@ -13998,11 +13021,9 @@
               <w:spacing w:after="0" w:line="360" w:lineRule="auto"/>
               <w:jc w:val="both"/>
             </w:pPr>
-            <w:proofErr w:type="spellStart"/>
             <w:r>
               <w:t>id_employee</w:t>
             </w:r>
-            <w:proofErr w:type="spellEnd"/>
           </w:p>
         </w:tc>
         <w:tc>
@@ -14025,11 +13046,9 @@
                 <w:lang w:val="en-US"/>
               </w:rPr>
             </w:pPr>
-            <w:proofErr w:type="spellStart"/>
             <w:r>
               <w:t>int</w:t>
             </w:r>
-            <w:proofErr w:type="spellEnd"/>
           </w:p>
         </w:tc>
         <w:tc>
@@ -14258,23 +13277,7 @@
         <w:jc w:val="both"/>
       </w:pPr>
       <w:r>
-        <w:t xml:space="preserve">кроссплатформенность (корректное отображение в современных веб-браузерах: </w:t>
-      </w:r>
-      <w:proofErr w:type="spellStart"/>
-      <w:r>
-        <w:t>Chrome</w:t>
-      </w:r>
-      <w:proofErr w:type="spellEnd"/>
-      <w:r>
-        <w:t xml:space="preserve">, Firefox, </w:t>
-      </w:r>
-      <w:proofErr w:type="spellStart"/>
-      <w:r>
-        <w:t>Яндекс.Браузер</w:t>
-      </w:r>
-      <w:proofErr w:type="spellEnd"/>
-      <w:r>
-        <w:t>, работающих как на Windows, так и на Linux-дистрибутивах Astra Linux, РЕД ОС).</w:t>
+        <w:t>кроссплатформенность (корректное отображение в современных веб-браузерах: Chrome, Firefox, Яндекс.Браузер, работающих как на Windows, так и на Linux-дистрибутивах Astra Linux, РЕД ОС).</w:t>
       </w:r>
     </w:p>
     <w:p>
@@ -14308,15 +13311,7 @@
         <w:jc w:val="both"/>
       </w:pPr>
       <w:r>
-        <w:t xml:space="preserve">В качестве средства разработки выбрана интегрированная среда </w:t>
-      </w:r>
-      <w:proofErr w:type="spellStart"/>
-      <w:r>
-        <w:t>PyCharm</w:t>
-      </w:r>
-      <w:proofErr w:type="spellEnd"/>
-      <w:r>
-        <w:t xml:space="preserve"> Community Edition.</w:t>
+        <w:t>В качестве средства разработки выбрана интегрированная среда PyCharm Community Edition.</w:t>
       </w:r>
     </w:p>
     <w:p>
@@ -14330,15 +13325,7 @@
         <w:jc w:val="both"/>
       </w:pPr>
       <w:r>
-        <w:t xml:space="preserve">В качестве системы управления базами данных выбрана </w:t>
-      </w:r>
-      <w:proofErr w:type="spellStart"/>
-      <w:r>
-        <w:t>PostgreSQL</w:t>
-      </w:r>
-      <w:proofErr w:type="spellEnd"/>
-      <w:r>
-        <w:t>.</w:t>
+        <w:t>В качестве системы управления базами данных выбрана PostgreSQL.</w:t>
       </w:r>
     </w:p>
     <w:p>
@@ -14352,15 +13339,7 @@
         <w:jc w:val="both"/>
       </w:pPr>
       <w:r>
-        <w:t xml:space="preserve">Веб-фреймворк </w:t>
-      </w:r>
-      <w:proofErr w:type="spellStart"/>
-      <w:r>
-        <w:t>Django</w:t>
-      </w:r>
-      <w:proofErr w:type="spellEnd"/>
-      <w:r>
-        <w:t xml:space="preserve"> для обеспечения кроссплатформенности и безопасности.</w:t>
+        <w:t>Веб-фреймворк Django для обеспечения кроссплатформенности и безопасности.</w:t>
       </w:r>
     </w:p>
     <w:p>
@@ -14843,15 +13822,7 @@
         <w:jc w:val="both"/>
       </w:pPr>
       <w:r>
-        <w:t xml:space="preserve">настраивать параметры подключения к базе данных </w:t>
-      </w:r>
-      <w:proofErr w:type="spellStart"/>
-      <w:r>
-        <w:t>PostgreSQL</w:t>
-      </w:r>
-      <w:proofErr w:type="spellEnd"/>
-      <w:r>
-        <w:t>;</w:t>
+        <w:t>настраивать параметры подключения к базе данных PostgreSQL;</w:t>
       </w:r>
     </w:p>
     <w:p>
@@ -15041,13 +14012,8 @@
         <w:t xml:space="preserve"> </w:t>
       </w:r>
       <w:r>
-        <w:t xml:space="preserve">документ с квадратными блоками 70х70 </w:t>
-      </w:r>
-      <w:proofErr w:type="gramStart"/>
-      <w:r>
-        <w:t>мм</w:t>
-      </w:r>
-      <w:proofErr w:type="gramEnd"/>
+        <w:t>документ с квадратными блоками 70х70 мм</w:t>
+      </w:r>
       <w:r>
         <w:t xml:space="preserve"> в которых расположен инвентарный номер устройства, его наименование и </w:t>
       </w:r>
@@ -15668,15 +14634,7 @@
         <w:jc w:val="both"/>
       </w:pPr>
       <w:r>
-        <w:t xml:space="preserve">Сетевой адаптер (Ethernet или </w:t>
-      </w:r>
-      <w:proofErr w:type="spellStart"/>
-      <w:r>
-        <w:t>Wi</w:t>
-      </w:r>
-      <w:proofErr w:type="spellEnd"/>
-      <w:r>
-        <w:t>-Fi) для подключения к локальной сети образовательной организации.</w:t>
+        <w:t>Сетевой адаптер (Ethernet или Wi-Fi) для подключения к локальной сети образовательной организации.</w:t>
       </w:r>
     </w:p>
     <w:p>
@@ -15720,15 +14678,7 @@
         <w:jc w:val="both"/>
       </w:pPr>
       <w:r>
-        <w:t xml:space="preserve">Google </w:t>
-      </w:r>
-      <w:proofErr w:type="spellStart"/>
-      <w:r>
-        <w:t>Chrome</w:t>
-      </w:r>
-      <w:proofErr w:type="spellEnd"/>
-      <w:r>
-        <w:t xml:space="preserve"> (версия 80 и выше);</w:t>
+        <w:t>Google Chrome (версия 80 и выше);</w:t>
       </w:r>
     </w:p>
     <w:p>
@@ -15756,13 +14706,8 @@
         <w:ind w:left="0" w:firstLine="709"/>
         <w:jc w:val="both"/>
       </w:pPr>
-      <w:proofErr w:type="spellStart"/>
-      <w:r>
-        <w:t>Яндекс.Браузер</w:t>
-      </w:r>
-      <w:proofErr w:type="spellEnd"/>
-      <w:r>
-        <w:t xml:space="preserve"> (версия 21 и выше);</w:t>
+      <w:r>
+        <w:t>Яндекс.Браузер (версия 21 и выше);</w:t>
       </w:r>
     </w:p>
     <w:p>
@@ -15775,13 +14720,8 @@
         <w:ind w:left="0" w:firstLine="709"/>
         <w:jc w:val="both"/>
       </w:pPr>
-      <w:proofErr w:type="spellStart"/>
-      <w:r>
-        <w:t>Chromium</w:t>
-      </w:r>
-      <w:proofErr w:type="spellEnd"/>
-      <w:r>
-        <w:t xml:space="preserve"> (для Astra Linux и РЕД ОС).</w:t>
+      <w:r>
+        <w:t>Chromium (для Astra Linux и РЕД ОС).</w:t>
       </w:r>
     </w:p>
     <w:p>
@@ -15811,15 +14751,7 @@
         <w:jc w:val="both"/>
       </w:pPr>
       <w:r>
-        <w:t xml:space="preserve">Для работы приложения необходима СУБД </w:t>
-      </w:r>
-      <w:proofErr w:type="spellStart"/>
-      <w:r>
-        <w:t>PostgreSQL</w:t>
-      </w:r>
-      <w:proofErr w:type="spellEnd"/>
-      <w:r>
-        <w:t xml:space="preserve"> с развёрнутой базой данных, желательно на выделенном сервере, находящемся в той же локальной сети, что и пользовательские ПК.</w:t>
+        <w:t>Для работы приложения необходима СУБД PostgreSQL с развёрнутой базой данных, желательно на выделенном сервере, находящемся в той же локальной сети, что и пользовательские ПК.</w:t>
       </w:r>
     </w:p>
     <w:p>
@@ -15964,39 +14896,7 @@
         <w:jc w:val="both"/>
       </w:pPr>
       <w:r>
-        <w:t xml:space="preserve">Для взаимодействия с базой данных была использована технология </w:t>
-      </w:r>
-      <w:proofErr w:type="spellStart"/>
-      <w:r>
-        <w:t>Django</w:t>
-      </w:r>
-      <w:proofErr w:type="spellEnd"/>
-      <w:r>
-        <w:t xml:space="preserve"> ORM (Object-</w:t>
-      </w:r>
-      <w:proofErr w:type="spellStart"/>
-      <w:r>
-        <w:t>Relational</w:t>
-      </w:r>
-      <w:proofErr w:type="spellEnd"/>
-      <w:r>
-        <w:t xml:space="preserve"> </w:t>
-      </w:r>
-      <w:proofErr w:type="spellStart"/>
-      <w:r>
-        <w:t>Mapping</w:t>
-      </w:r>
-      <w:proofErr w:type="spellEnd"/>
-      <w:r>
-        <w:t xml:space="preserve">), которая позволяет абстрагироваться от низкоуровневого SQL-взаимодействия и работать с таблицами как с объектами Python. </w:t>
-      </w:r>
-      <w:proofErr w:type="spellStart"/>
-      <w:r>
-        <w:t>Django</w:t>
-      </w:r>
-      <w:proofErr w:type="spellEnd"/>
-      <w:r>
-        <w:t xml:space="preserve"> ORM поддерживает множество СУБД, что обеспечивает гибкость при развёртывании системы:</w:t>
+        <w:t>Для взаимодействия с базой данных была использована технология Django ORM (Object-Relational Mapping), которая позволяет абстрагироваться от низкоуровневого SQL-взаимодействия и работать с таблицами как с объектами Python. Django ORM поддерживает множество СУБД, что обеспечивает гибкость при развёртывании системы:</w:t>
       </w:r>
     </w:p>
     <w:p>
@@ -16009,13 +14909,8 @@
         <w:ind w:left="0" w:firstLine="709"/>
         <w:jc w:val="both"/>
       </w:pPr>
-      <w:proofErr w:type="spellStart"/>
-      <w:r>
-        <w:t>PostgreSQL</w:t>
-      </w:r>
-      <w:proofErr w:type="spellEnd"/>
-      <w:r>
-        <w:t xml:space="preserve"> (основная СУБД, используемая в проекте);</w:t>
+      <w:r>
+        <w:t>PostgreSQL (основная СУБД, используемая в проекте);</w:t>
       </w:r>
     </w:p>
     <w:p>
@@ -16042,13 +14937,8 @@
         <w:ind w:left="0" w:firstLine="709"/>
         <w:jc w:val="both"/>
       </w:pPr>
-      <w:proofErr w:type="spellStart"/>
-      <w:r>
-        <w:t>SQLite</w:t>
-      </w:r>
-      <w:proofErr w:type="spellEnd"/>
-      <w:r>
-        <w:t xml:space="preserve"> (для тестирования и разработки);</w:t>
+      <w:r>
+        <w:t>SQLite (для тестирования и разработки);</w:t>
       </w:r>
     </w:p>
     <w:p>
@@ -16073,15 +14963,7 @@
       </w:pPr>
       <w:r>
         <w:lastRenderedPageBreak/>
-        <w:t xml:space="preserve">Использование </w:t>
-      </w:r>
-      <w:proofErr w:type="spellStart"/>
-      <w:r>
-        <w:t>Django</w:t>
-      </w:r>
-      <w:proofErr w:type="spellEnd"/>
-      <w:r>
-        <w:t xml:space="preserve"> ORM позволяет при необходимости мигрировать на другую СУБД без существенных изменений в коде приложения, что обеспечивает масштабируемость и долгосрочную поддержку системы.</w:t>
+        <w:t>Использование Django ORM позволяет при необходимости мигрировать на другую СУБД без существенных изменений в коде приложения, что обеспечивает масштабируемость и долгосрочную поддержку системы.</w:t>
       </w:r>
     </w:p>
     <w:p>
@@ -16411,7 +15293,6 @@
               </w:rPr>
               <w:t>Главный раздел (</w:t>
             </w:r>
-            <w:proofErr w:type="spellStart"/>
             <w:r>
               <w:rPr>
                 <w:rStyle w:val="qwen-markdown-text"/>
@@ -16419,9 +15300,8 @@
                 <w:sz w:val="24"/>
                 <w:szCs w:val="24"/>
               </w:rPr>
-              <w:t>дашборд</w:t>
-            </w:r>
-            <w:proofErr w:type="spellEnd"/>
+              <w:t>главная страница</w:t>
+            </w:r>
             <w:r>
               <w:rPr>
                 <w:rStyle w:val="qwen-markdown-text"/>
@@ -17388,13 +16268,8 @@
         <w:t>10</w:t>
       </w:r>
       <w:r>
-        <w:t xml:space="preserve"> – </w:t>
-      </w:r>
-      <w:proofErr w:type="spellStart"/>
-      <w:r>
-        <w:t>Стр</w:t>
-      </w:r>
-      <w:proofErr w:type="spellEnd"/>
+        <w:t xml:space="preserve"> – Стр</w:t>
+      </w:r>
       <w:r>
         <w:rPr>
           <w:lang w:val="en-US"/>
@@ -17421,7 +16296,13 @@
         <w:jc w:val="both"/>
       </w:pPr>
       <w:r>
-        <w:t>При успешной авторизации пользователю предоставляется главная страница (д</w:t>
+        <w:t xml:space="preserve">При успешной авторизации пользователю предоставляется главная страница, на которой отображается сводная информация о состоянии </w:t>
+      </w:r>
+      <w:r>
+        <w:t>компьютерной техники</w:t>
+      </w:r>
+      <w:r>
+        <w:t xml:space="preserve"> обр</w:t>
       </w:r>
       <w:r>
         <w:rPr>
@@ -17429,49 +16310,63 @@
         </w:rPr>
         <w:t>a</w:t>
       </w:r>
-      <w:proofErr w:type="spellStart"/>
-      <w:r>
-        <w:t>шборд</w:t>
-      </w:r>
-      <w:proofErr w:type="spellEnd"/>
-      <w:r>
-        <w:t xml:space="preserve">), на которой отображается сводная информация о состоянии </w:t>
-      </w:r>
-      <w:r>
-        <w:t>компьютерной техники</w:t>
-      </w:r>
-      <w:r>
-        <w:t xml:space="preserve"> </w:t>
-      </w:r>
-      <w:proofErr w:type="spellStart"/>
-      <w:r>
-        <w:t>обр</w:t>
-      </w:r>
-      <w:proofErr w:type="spellEnd"/>
+      <w:r>
+        <w:t>зоват</w:t>
+      </w:r>
+      <w:r>
+        <w:rPr>
+          <w:lang w:val="en-US"/>
+        </w:rPr>
+        <w:t>e</w:t>
+      </w:r>
+      <w:r>
+        <w:t>льной организации.</w:t>
+      </w:r>
+    </w:p>
+    <w:p>
+      <w:pPr>
+        <w:spacing w:after="0" w:line="360" w:lineRule="auto"/>
+        <w:ind w:firstLine="709"/>
+        <w:jc w:val="both"/>
+      </w:pPr>
+      <w:r>
+        <w:t>Н</w:t>
+      </w:r>
       <w:r>
         <w:rPr>
           <w:lang w:val="en-US"/>
         </w:rPr>
         <w:t>a</w:t>
       </w:r>
-      <w:proofErr w:type="spellStart"/>
-      <w:r>
-        <w:t>зоват</w:t>
-      </w:r>
-      <w:proofErr w:type="spellEnd"/>
-      <w:r>
-        <w:rPr>
-          <w:lang w:val="en-US"/>
-        </w:rPr>
-        <w:t>e</w:t>
-      </w:r>
-      <w:proofErr w:type="spellStart"/>
-      <w:r>
-        <w:t>льной</w:t>
-      </w:r>
-      <w:proofErr w:type="spellEnd"/>
-      <w:r>
-        <w:t xml:space="preserve"> организации.</w:t>
+      <w:r>
+        <w:t xml:space="preserve"> гл</w:t>
+      </w:r>
+      <w:r>
+        <w:rPr>
+          <w:lang w:val="en-US"/>
+        </w:rPr>
+        <w:t>a</w:t>
+      </w:r>
+      <w:r>
+        <w:t>вной стр</w:t>
+      </w:r>
+      <w:r>
+        <w:rPr>
+          <w:lang w:val="en-US"/>
+        </w:rPr>
+        <w:t>a</w:t>
+      </w:r>
+      <w:r>
+        <w:t>нице предст</w:t>
+      </w:r>
+      <w:r>
+        <w:rPr>
+          <w:lang w:val="en-US"/>
+        </w:rPr>
+        <w:t>a</w:t>
+      </w:r>
+      <w:r>
+        <w:t>влены:</w:t>
       </w:r>
     </w:p>
     <w:p>
@@ -17480,126 +16375,8 @@
         <w:ind w:firstLine="709"/>
         <w:jc w:val="both"/>
       </w:pPr>
-      <w:proofErr w:type="spellStart"/>
-      <w:r>
-        <w:t>Дашборд</w:t>
-      </w:r>
-      <w:proofErr w:type="spellEnd"/>
-      <w:r>
-        <w:t xml:space="preserve"> (</w:t>
-      </w:r>
-      <w:proofErr w:type="spellStart"/>
-      <w:r>
-        <w:t>dashboard</w:t>
-      </w:r>
-      <w:proofErr w:type="spellEnd"/>
-      <w:r>
-        <w:t xml:space="preserve">) – это интерактивная панель, в которой отображены ключевые данные из разных источников и наглядно представлены на одной </w:t>
-      </w:r>
       <w:r>
         <w:lastRenderedPageBreak/>
-        <w:t xml:space="preserve">странице в виде показателей, графиков, таблиц и так далее. В данном проекте </w:t>
-      </w:r>
-      <w:proofErr w:type="spellStart"/>
-      <w:r>
-        <w:t>дашборд</w:t>
-      </w:r>
-      <w:proofErr w:type="spellEnd"/>
-      <w:r>
-        <w:t xml:space="preserve"> является первоначальной главной страницей, которая откроется сразу после авторизации администратора или пользователя (в зависимости от роли данные на </w:t>
-      </w:r>
-      <w:proofErr w:type="spellStart"/>
-      <w:r>
-        <w:t>дашборде</w:t>
-      </w:r>
-      <w:proofErr w:type="spellEnd"/>
-      <w:r>
-        <w:t xml:space="preserve"> будут различаться, так как пользователь (отправитель) видит только свои тикеты, тогда как администратор (получатель) видит все обращения).</w:t>
-      </w:r>
-    </w:p>
-    <w:p>
-      <w:pPr>
-        <w:spacing w:after="0" w:line="360" w:lineRule="auto"/>
-        <w:ind w:firstLine="709"/>
-        <w:jc w:val="both"/>
-      </w:pPr>
-      <w:r>
-        <w:t>Н</w:t>
-      </w:r>
-      <w:r>
-        <w:rPr>
-          <w:lang w:val="en-US"/>
-        </w:rPr>
-        <w:t>a</w:t>
-      </w:r>
-      <w:r>
-        <w:t xml:space="preserve"> </w:t>
-      </w:r>
-      <w:proofErr w:type="spellStart"/>
-      <w:r>
-        <w:t>гл</w:t>
-      </w:r>
-      <w:proofErr w:type="spellEnd"/>
-      <w:r>
-        <w:rPr>
-          <w:lang w:val="en-US"/>
-        </w:rPr>
-        <w:t>a</w:t>
-      </w:r>
-      <w:proofErr w:type="spellStart"/>
-      <w:r>
-        <w:t>вной</w:t>
-      </w:r>
-      <w:proofErr w:type="spellEnd"/>
-      <w:r>
-        <w:t xml:space="preserve"> </w:t>
-      </w:r>
-      <w:proofErr w:type="spellStart"/>
-      <w:r>
-        <w:t>стр</w:t>
-      </w:r>
-      <w:proofErr w:type="spellEnd"/>
-      <w:r>
-        <w:rPr>
-          <w:lang w:val="en-US"/>
-        </w:rPr>
-        <w:t>a</w:t>
-      </w:r>
-      <w:proofErr w:type="spellStart"/>
-      <w:r>
-        <w:t>нице</w:t>
-      </w:r>
-      <w:proofErr w:type="spellEnd"/>
-      <w:r>
-        <w:t xml:space="preserve"> </w:t>
-      </w:r>
-      <w:proofErr w:type="spellStart"/>
-      <w:r>
-        <w:t>предст</w:t>
-      </w:r>
-      <w:proofErr w:type="spellEnd"/>
-      <w:r>
-        <w:rPr>
-          <w:lang w:val="en-US"/>
-        </w:rPr>
-        <w:t>a</w:t>
-      </w:r>
-      <w:proofErr w:type="spellStart"/>
-      <w:r>
-        <w:t>влены</w:t>
-      </w:r>
-      <w:proofErr w:type="spellEnd"/>
-      <w:r>
-        <w:t>:</w:t>
-      </w:r>
-    </w:p>
-    <w:p>
-      <w:pPr>
-        <w:spacing w:after="0" w:line="360" w:lineRule="auto"/>
-        <w:ind w:firstLine="709"/>
-        <w:jc w:val="both"/>
-      </w:pPr>
-      <w:r>
         <w:t>Статистические карточки — содержат информацию о количестве устройств по статусам:</w:t>
       </w:r>
     </w:p>
@@ -17716,11 +16493,9 @@
       <w:r>
         <w:t>«</w:t>
       </w:r>
-      <w:proofErr w:type="spellStart"/>
-      <w:r>
-        <w:t>Дашборд</w:t>
-      </w:r>
-      <w:proofErr w:type="spellEnd"/>
+      <w:r>
+        <w:t>Главная страница</w:t>
+      </w:r>
       <w:r>
         <w:t>» — возврат на главную страницу;</w:t>
       </w:r>
@@ -17802,43 +16577,35 @@
         <w:jc w:val="both"/>
       </w:pPr>
       <w:r>
+        <w:t>В правом верхнем углу отображается информация о текущем пользователе (ФИО) и ссылки на раздел «Админка» (для пользователей с правами администратора) и кнопку «Выход» для завершения сеанса работы.</w:t>
+      </w:r>
+    </w:p>
+    <w:p>
+      <w:pPr>
+        <w:spacing w:after="0" w:line="360" w:lineRule="auto"/>
+        <w:ind w:firstLine="709"/>
+        <w:jc w:val="both"/>
+      </w:pPr>
+      <w:r>
+        <w:t>Главная страница с отображённой панелью управления представлена на рисунке 1</w:t>
+      </w:r>
+      <w:r>
+        <w:t>1</w:t>
+      </w:r>
+      <w:r>
+        <w:t>.</w:t>
+      </w:r>
+    </w:p>
+    <w:p>
+      <w:pPr>
+        <w:spacing w:after="0" w:line="360" w:lineRule="auto"/>
+        <w:jc w:val="center"/>
+      </w:pPr>
+      <w:r>
+        <w:rPr>
+          <w:noProof/>
+        </w:rPr>
         <w:lastRenderedPageBreak/>
-        <w:t>В правом верхнем углу отображается информация о текущем пользователе (ФИО) и ссылки на раздел «</w:t>
-      </w:r>
-      <w:proofErr w:type="spellStart"/>
-      <w:r>
-        <w:t>Админка</w:t>
-      </w:r>
-      <w:proofErr w:type="spellEnd"/>
-      <w:r>
-        <w:t>» (для пользователей с правами администратора) и кнопку «Выход» для завершения сеанса работы.</w:t>
-      </w:r>
-    </w:p>
-    <w:p>
-      <w:pPr>
-        <w:spacing w:after="0" w:line="360" w:lineRule="auto"/>
-        <w:ind w:firstLine="709"/>
-        <w:jc w:val="both"/>
-      </w:pPr>
-      <w:r>
-        <w:t>Главная страница с отображённой панелью управления представлена на рисунке 1</w:t>
-      </w:r>
-      <w:r>
-        <w:t>1</w:t>
-      </w:r>
-      <w:r>
-        <w:t>.</w:t>
-      </w:r>
-    </w:p>
-    <w:p>
-      <w:pPr>
-        <w:spacing w:after="0" w:line="360" w:lineRule="auto"/>
-        <w:jc w:val="center"/>
-      </w:pPr>
-      <w:r>
-        <w:rPr>
-          <w:noProof/>
-        </w:rPr>
         <w:drawing>
           <wp:inline distT="0" distB="0" distL="0" distR="0" wp14:anchorId="7185EF0F" wp14:editId="0D99DD85">
             <wp:extent cx="5940425" cy="2954020"/>
@@ -18026,7 +16793,6 @@
         <w:jc w:val="both"/>
       </w:pPr>
       <w:r>
-        <w:lastRenderedPageBreak/>
         <w:t>Чекбокс для выбора устройства;</w:t>
       </w:r>
     </w:p>
@@ -18069,6 +16835,7 @@
         <w:jc w:val="both"/>
       </w:pPr>
       <w:r>
+        <w:lastRenderedPageBreak/>
         <w:t>Тип — категория оборудования (ПК, ноутбук, МФУ, принтер, сетевое оборудование и т.д.);</w:t>
       </w:r>
     </w:p>
@@ -18250,7 +17017,6 @@
         <w:jc w:val="both"/>
       </w:pPr>
       <w:r>
-        <w:lastRenderedPageBreak/>
         <w:t>Тип устройства — выпадающий список для выбора категории оборудования (персональный компьютер, ноутбук, МФУ, принтер, монитор, сетевое оборудование и т.д.). Справочник типов устройств заполняется администратором системы;</w:t>
       </w:r>
     </w:p>
@@ -18265,6 +17031,7 @@
         <w:jc w:val="both"/>
       </w:pPr>
       <w:r>
+        <w:lastRenderedPageBreak/>
         <w:t>Производитель — выпадающий список для выбора компании-производителя оборудования (HP, Dell, Lenovo, Acer, Kyocera, Canon и т.д.). Справочник производителей заполняется администратором системы;</w:t>
       </w:r>
     </w:p>
@@ -18355,7 +17122,6 @@
         <w:rPr>
           <w:noProof/>
         </w:rPr>
-        <w:lastRenderedPageBreak/>
         <w:drawing>
           <wp:inline distT="0" distB="0" distL="0" distR="0" wp14:anchorId="1605C63B" wp14:editId="2EE8908F">
             <wp:extent cx="5940425" cy="3011805"/>
@@ -18418,6 +17184,7 @@
         <w:jc w:val="both"/>
       </w:pPr>
       <w:r>
+        <w:lastRenderedPageBreak/>
         <w:t>Для формирования выходных документов и отчётности необходимо в главном меню выбрать пункт «Отчёты». Открывается страница с выбором типа отчёта, содержащая карточки доступных видов отчётности.</w:t>
       </w:r>
     </w:p>
@@ -18468,40 +17235,37 @@
         <w:jc w:val="both"/>
       </w:pPr>
       <w:r>
-        <w:t xml:space="preserve">Закреплённые устройства — формирование списка техники, закреплённой за конкретным материально-ответственным лицом (МОЛ). Содержит информацию об устройствах, переданных сотрудникам </w:t>
-      </w:r>
+        <w:t>Закреплённые устройства — формирование списка техники, закреплённой за конкретным материально-ответственным лицом (МОЛ). Содержит информацию об устройствах, переданных сотрудникам образовательной организации, с указанием инвентарных номеров и дат передачи.</w:t>
+      </w:r>
+    </w:p>
+    <w:p>
+      <w:pPr>
+        <w:spacing w:after="0" w:line="360" w:lineRule="auto"/>
+        <w:ind w:firstLine="709"/>
+        <w:jc w:val="both"/>
+      </w:pPr>
+      <w:r>
+        <w:t>Устройства по кабинетам — формирование отчёта о распределении техники по помещениям образовательной организации. Позволяет получить информацию о том, какое оборудование размещено в каждом кабинете, и кто является ответственным лицом.</w:t>
+      </w:r>
+    </w:p>
+    <w:p>
+      <w:pPr>
+        <w:spacing w:after="0" w:line="360" w:lineRule="auto"/>
+        <w:ind w:firstLine="709"/>
+        <w:jc w:val="both"/>
+      </w:pPr>
+      <w:r>
+        <w:t>Устройства по статусам — формирование статистики по состоянию оборудования (в эксплуатации, в ремонте, на складе, списано). Используется для анализа технического состояния компьютерного парка и планирования закупок нового оборудования.</w:t>
+      </w:r>
+    </w:p>
+    <w:p>
+      <w:pPr>
+        <w:spacing w:after="0" w:line="360" w:lineRule="auto"/>
+        <w:ind w:firstLine="709"/>
+        <w:jc w:val="both"/>
+      </w:pPr>
       <w:r>
         <w:lastRenderedPageBreak/>
-        <w:t>образовательной организации, с указанием инвентарных номеров и дат передачи.</w:t>
-      </w:r>
-    </w:p>
-    <w:p>
-      <w:pPr>
-        <w:spacing w:after="0" w:line="360" w:lineRule="auto"/>
-        <w:ind w:firstLine="709"/>
-        <w:jc w:val="both"/>
-      </w:pPr>
-      <w:r>
-        <w:t>Устройства по кабинетам — формирование отчёта о распределении техники по помещениям образовательной организации. Позволяет получить информацию о том, какое оборудование размещено в каждом кабинете, и кто является ответственным лицом.</w:t>
-      </w:r>
-    </w:p>
-    <w:p>
-      <w:pPr>
-        <w:spacing w:after="0" w:line="360" w:lineRule="auto"/>
-        <w:ind w:firstLine="709"/>
-        <w:jc w:val="both"/>
-      </w:pPr>
-      <w:r>
-        <w:t>Устройства по статусам — формирование статистики по состоянию оборудования (в эксплуатации, в ремонте, на складе, списано). Используется для анализа технического состояния компьютерного парка и планирования закупок нового оборудования.</w:t>
-      </w:r>
-    </w:p>
-    <w:p>
-      <w:pPr>
-        <w:spacing w:after="0" w:line="360" w:lineRule="auto"/>
-        <w:ind w:firstLine="709"/>
-        <w:jc w:val="both"/>
-      </w:pPr>
-      <w:r>
         <w:t>Гарантия и сроки — формирование отчёта об устройствах с истекающими или истёкшими гарантийными сроками. Содержит информацию о дате покупки, сроке гарантии и количестве дней до окончания гарантийного периода. Используется для своевременного планирования ремонта или замены оборудования.</w:t>
       </w:r>
     </w:p>
@@ -18596,7 +17360,6 @@
         <w:rPr>
           <w:noProof/>
         </w:rPr>
-        <w:lastRenderedPageBreak/>
         <w:drawing>
           <wp:inline distT="0" distB="0" distL="0" distR="0" wp14:anchorId="3D5F598D" wp14:editId="4B6C7025">
             <wp:extent cx="5232759" cy="2598200"/>
@@ -18680,6 +17443,7 @@
         <w:jc w:val="both"/>
       </w:pPr>
       <w:r>
+        <w:lastRenderedPageBreak/>
         <w:t>Имя пользователя (логин) — поле для ввода уникального логина сотрудника, используемого для авторизации в системе. Поле является обязательным для заполнения;</w:t>
       </w:r>
     </w:p>
@@ -18750,15 +17514,7 @@
         <w:jc w:val="both"/>
       </w:pPr>
       <w:r>
-        <w:t xml:space="preserve">Адрес электронной почты — поле для ввода </w:t>
-      </w:r>
-      <w:proofErr w:type="spellStart"/>
-      <w:r>
-        <w:t>email</w:t>
-      </w:r>
-      <w:proofErr w:type="spellEnd"/>
-      <w:r>
-        <w:t xml:space="preserve"> сотрудника (используется для уведомлений о заявках и восстановления пароля).</w:t>
+        <w:t>Адрес электронной почты — поле для ввода email сотрудника (используется для уведомлений о заявках и восстановления пароля).</w:t>
       </w:r>
     </w:p>
     <w:p>
@@ -18824,11 +17580,7 @@
         <w:jc w:val="both"/>
       </w:pPr>
       <w:r>
-        <w:t xml:space="preserve">Материально-ответственное лицо (МОЛ) — чекбокс для отметки сотрудника как лица, несущего материальную ответственность за </w:t>
-      </w:r>
-      <w:r>
-        <w:lastRenderedPageBreak/>
-        <w:t>закреплённое оборудование. При установке данного чекбокса сотрудник будет доступен в списках выбора МОЛ при оформлении перемещений и актов приёма-передачи.</w:t>
+        <w:t>Материально-ответственное лицо (МОЛ) — чекбокс для отметки сотрудника как лица, несущего материальную ответственность за закреплённое оборудование. При установке данного чекбокса сотрудник будет доступен в списках выбора МОЛ при оформлении перемещений и актов приёма-передачи.</w:t>
       </w:r>
     </w:p>
     <w:p>
@@ -18876,7 +17628,11 @@
         <w:jc w:val="both"/>
       </w:pPr>
       <w:r>
-        <w:t>После успешного добавления сотрудника система автоматически перенаправляет пользователя на страницу «Сотрудники», где новая запись отображается в общем списке. Созданный сотрудник может быть сразу закреплён за конкретным устройством через карточку устройства или при оформлении акта приёма-передачи.</w:t>
+        <w:t xml:space="preserve">После успешного добавления сотрудника система автоматически перенаправляет пользователя на страницу «Сотрудники», где новая запись </w:t>
+      </w:r>
+      <w:r>
+        <w:lastRenderedPageBreak/>
+        <w:t>отображается в общем списке. Созданный сотрудник может быть сразу закреплён за конкретным устройством через карточку устройства или при оформлении акта приёма-передачи.</w:t>
       </w:r>
     </w:p>
     <w:p>
@@ -18969,11 +17725,7 @@
         <w:t>заявки</w:t>
       </w:r>
       <w:r>
-        <w:t xml:space="preserve">). Тикеты представляют собой электронную заявку (обращение), фиксирующую проблему </w:t>
-      </w:r>
-      <w:r>
-        <w:lastRenderedPageBreak/>
-        <w:t>(неисправность оборудования)</w:t>
+        <w:t>). Тикеты представляют собой электронную заявку (обращение), фиксирующую проблему (неисправность оборудования)</w:t>
       </w:r>
       <w:r>
         <w:t xml:space="preserve"> и не является официальным документом</w:t>
@@ -19068,6 +17820,7 @@
         <w:jc w:val="both"/>
       </w:pPr>
       <w:r>
+        <w:lastRenderedPageBreak/>
         <w:t>Устройство — инвентарный номер и наименование оборудования, по которому поступило обращение;</w:t>
       </w:r>
     </w:p>
@@ -19204,7 +17957,6 @@
         <w:jc w:val="both"/>
       </w:pPr>
       <w:r>
-        <w:lastRenderedPageBreak/>
         <w:t>Карточка заявки (открывается при нажатии кнопки «Управление») позволяет системному администратору или технику-программисту:</w:t>
       </w:r>
     </w:p>
@@ -19363,15 +18115,7 @@
         <w:jc w:val="both"/>
       </w:pPr>
       <w:r>
-        <w:t>Для доступа к разделу администрирования системы необходимо в правом верхнем углу главной страницы нажать ссылку «</w:t>
-      </w:r>
-      <w:proofErr w:type="spellStart"/>
-      <w:r>
-        <w:t>Админка</w:t>
-      </w:r>
-      <w:proofErr w:type="spellEnd"/>
-      <w:r>
-        <w:t>». Данный раздел доступен только пользователям с правами администратора и предназначен для управления учётными записями, справочниками и настройками системы.</w:t>
+        <w:t>Для доступа к разделу администрирования системы необходимо в правом верхнем углу главной страницы нажать ссылку «Админка». Данный раздел доступен только пользователям с правами администратора и предназначен для управления учётными записями, справочниками и настройками системы.</w:t>
       </w:r>
     </w:p>
     <w:p>
@@ -19381,7 +18125,6 @@
         <w:jc w:val="both"/>
       </w:pPr>
       <w:r>
-        <w:lastRenderedPageBreak/>
         <w:t xml:space="preserve">Страница «Администрирование </w:t>
       </w:r>
       <w:r>
@@ -19391,15 +18134,7 @@
         <w:t>Django</w:t>
       </w:r>
       <w:r>
-        <w:t xml:space="preserve">» представляет собой стандартную административную панель </w:t>
-      </w:r>
-      <w:proofErr w:type="spellStart"/>
-      <w:r>
-        <w:t>Django</w:t>
-      </w:r>
-      <w:proofErr w:type="spellEnd"/>
-      <w:r>
-        <w:t xml:space="preserve"> и содержит следующие разделы:</w:t>
+        <w:t>» представляет собой стандартную административную панель Django и содержит следующие разделы:</w:t>
       </w:r>
     </w:p>
     <w:p>
@@ -19461,7 +18196,11 @@
         <w:jc w:val="both"/>
       </w:pPr>
       <w:r>
-        <w:t>Типы устройств — редактирование справочника категорий оборудования (персональный компьютер, ноутбук, МФУ, принтер, монитор, сетевое оборудование и т.д.). Для каждого типа можно настроить шаблоны характеристик и настроек в формате JSON;</w:t>
+        <w:t xml:space="preserve">Типы устройств — редактирование справочника категорий оборудования (персональный компьютер, ноутбук, МФУ, принтер, монитор, </w:t>
+      </w:r>
+      <w:r>
+        <w:lastRenderedPageBreak/>
+        <w:t>сетевое оборудование и т.д.). Для каждого типа можно настроить шаблоны характеристик и настроек в формате JSON;</w:t>
       </w:r>
     </w:p>
     <w:p>
@@ -19555,11 +18294,7 @@
         <w:jc w:val="both"/>
       </w:pPr>
       <w:r>
-        <w:t xml:space="preserve">Журнал действий — лог всех операций, выполненных пользователями в системе (добавление, изменение, удаление записей). </w:t>
-      </w:r>
-      <w:r>
-        <w:lastRenderedPageBreak/>
-        <w:t>Содержит информацию о времени действия, пользователе, объекте действия и типе операции. Позволяет отслеживать изменения данных и обеспечивать аудит безопасности.</w:t>
+        <w:t>Журнал действий — лог всех операций, выполненных пользователями в системе (добавление, изменение, удаление записей). Содержит информацию о времени действия, пользователе, объекте действия и типе операции. Позволяет отслеживать изменения данных и обеспечивать аудит безопасности.</w:t>
       </w:r>
     </w:p>
     <w:p>
@@ -19583,15 +18318,7 @@
         <w:jc w:val="both"/>
       </w:pPr>
       <w:r>
-        <w:t xml:space="preserve">Настройки базы данных — информация о подключении к СУБД </w:t>
-      </w:r>
-      <w:proofErr w:type="spellStart"/>
-      <w:r>
-        <w:t>PostgreSQL</w:t>
-      </w:r>
-      <w:proofErr w:type="spellEnd"/>
-      <w:r>
-        <w:t>;</w:t>
+        <w:t>Настройки базы данных — информация о подключении к СУБД PostgreSQL;</w:t>
       </w:r>
     </w:p>
     <w:p>
@@ -19767,14 +18494,224 @@
         <w:jc w:val="both"/>
       </w:pPr>
       <w:r>
-        <w:t xml:space="preserve">Настоящая инструкция по охране труда при работе на персональном компьютере (ноутбуке) разработана в соответствии с Постановлениями Главного государственного санитарного врача Российской Федерации от 28 </w:t>
+        <w:t>Настоящая инструкция по охране труда при работе на персональном компьютере (ноутбуке) разработана в соответствии с Постановлениями Главного государственного санитарного врача Российской Федерации от 28 января 2021 года № 2 «Об утверждении СанПиН 1.2.3685-21 «Гигиенические нормативы и требования к обеспечению безопасности и (или) безвредности для человека факторов среды обитания» и от 2 декабря 2020 года № 40 «Об утверждении СП 2.2.3670-20 «Санитарно-эпидемиологические требования к условиям труда», разделом Х Трудового кодекса Российской Федерации и иными нормативными правовыми актами по охране и безопасности труда, с учетом основных положений технической документации производителей персональных компьютеров</w:t>
+      </w:r>
+      <w:r>
+        <w:t xml:space="preserve"> [7]</w:t>
+      </w:r>
+      <w:r>
+        <w:t>.</w:t>
+      </w:r>
+    </w:p>
+    <w:p>
+      <w:pPr>
+        <w:spacing w:after="0" w:line="360" w:lineRule="auto"/>
+        <w:ind w:firstLine="708"/>
+        <w:jc w:val="both"/>
+      </w:pPr>
+      <w:r>
+        <w:t xml:space="preserve">Цель настоящего руководства - изложить необходимые меры по обеспечению охраны труда при работе на персональном компьютере (ПК). </w:t>
+      </w:r>
+    </w:p>
+    <w:p>
+      <w:pPr>
+        <w:spacing w:after="0" w:line="360" w:lineRule="auto"/>
+        <w:ind w:firstLine="708"/>
+        <w:jc w:val="both"/>
+      </w:pPr>
+      <w:r>
+        <w:t xml:space="preserve">Он охватывает требования, которые необходимо соблюдать до, во время и после использования компьютера, а также рекомендации по охране труда в случае возникновения чрезвычайных ситуаций. Кроме того, он предоставляет </w:t>
       </w:r>
       <w:r>
         <w:lastRenderedPageBreak/>
-        <w:t>января 2021 года № 2 «Об утверждении СанПиН 1.2.3685-21 «Гигиенические нормативы и требования к обеспечению безопасности и (или) безвредности для человека факторов среды обитания» и от 2 декабря 2020 года № 40 «Об утверждении СП 2.2.3670-20 «Санитарно-эпидемиологические требования к условиям труда», разделом Х Трудового кодекса Российской Федерации и иными нормативными правовыми актами по охране и безопасности труда, с учетом основных положений технической документации производителей персональных компьютеров</w:t>
-      </w:r>
-      <w:r>
-        <w:t xml:space="preserve"> [7]</w:t>
+        <w:t>безопасные методы и приемы, позволяющие сотрудникам эффективно и безопасно выполнять свою работу.</w:t>
+      </w:r>
+    </w:p>
+    <w:p>
+      <w:pPr>
+        <w:spacing w:after="0" w:line="360" w:lineRule="auto"/>
+        <w:ind w:firstLine="708"/>
+        <w:jc w:val="both"/>
+      </w:pPr>
+      <w:r>
+        <w:t>2.3.1 Лица, которые допускаются к работе на персональном компьютере:</w:t>
+      </w:r>
+    </w:p>
+    <w:p>
+      <w:pPr>
+        <w:spacing w:after="0" w:line="360" w:lineRule="auto"/>
+        <w:ind w:firstLine="708"/>
+        <w:jc w:val="both"/>
+      </w:pPr>
+      <w:r>
+        <w:t>– не имеющие медицинских ограничений на работу с персональным компьютером;</w:t>
+      </w:r>
+    </w:p>
+    <w:p>
+      <w:pPr>
+        <w:spacing w:after="0" w:line="360" w:lineRule="auto"/>
+        <w:ind w:firstLine="708"/>
+        <w:jc w:val="both"/>
+      </w:pPr>
+      <w:r>
+        <w:t>– прошедшие как вводный, так и первичный инструктаж по технике безопасности на рабочем месте, прежде чем приступить к самостоятельной работе. Это требование применяется, если их профессия и должность не освобождены от инструктажа, как определено ответственным органом. Кроме того, предполагается, что они пройдут обучение по охране труда и оказанию первой помощи, пострадавшим в результате несчастного случая;</w:t>
+      </w:r>
+    </w:p>
+    <w:p>
+      <w:pPr>
+        <w:spacing w:after="0" w:line="360" w:lineRule="auto"/>
+        <w:ind w:firstLine="708"/>
+        <w:jc w:val="both"/>
+      </w:pPr>
+      <w:r>
+        <w:t>– обязательно ознакомленные с настоящей инструкцией по охране труда при работе с персональным компьютером.</w:t>
+      </w:r>
+    </w:p>
+    <w:p>
+      <w:pPr>
+        <w:spacing w:after="0" w:line="360" w:lineRule="auto"/>
+        <w:ind w:firstLine="708"/>
+        <w:jc w:val="both"/>
+      </w:pPr>
+      <w:r>
+        <w:t>2.3.2 При работе с компьютером (ноутбуком) пользователи могут столкнуться со следующими потенциальными рисками и опасностями:</w:t>
+      </w:r>
+    </w:p>
+    <w:p>
+      <w:pPr>
+        <w:spacing w:after="0" w:line="360" w:lineRule="auto"/>
+        <w:ind w:firstLine="708"/>
+        <w:jc w:val="both"/>
+      </w:pPr>
+      <w:r>
+        <w:t>– снижение остроты зрения из-за недостаточного освещения рабочего места;</w:t>
+      </w:r>
+    </w:p>
+    <w:p>
+      <w:pPr>
+        <w:spacing w:after="0" w:line="360" w:lineRule="auto"/>
+        <w:ind w:firstLine="708"/>
+        <w:jc w:val="both"/>
+      </w:pPr>
+      <w:r>
+        <w:t>– зрительное утомление, вызванное длительным использованием компьютера;</w:t>
+      </w:r>
+    </w:p>
+    <w:p>
+      <w:pPr>
+        <w:spacing w:after="0" w:line="360" w:lineRule="auto"/>
+        <w:ind w:firstLine="708"/>
+        <w:jc w:val="both"/>
+      </w:pPr>
+      <w:r>
+        <w:t>– ослабление общей иммунной системы, вызванное длительным воздействием электромагнитного излучения, излучаемого компьютером;</w:t>
+      </w:r>
+    </w:p>
+    <w:p>
+      <w:pPr>
+        <w:spacing w:after="0" w:line="360" w:lineRule="auto"/>
+        <w:ind w:firstLine="708"/>
+        <w:jc w:val="both"/>
+      </w:pPr>
+      <w:r>
+        <w:t>– опасность поражения электрическим током в результате использования неисправных электрических розеток, поврежденных шнуров питания, несертифицированных или самодельных удлинителей, а также отсутствия надлежащего заземления;</w:t>
+      </w:r>
+    </w:p>
+    <w:p>
+      <w:pPr>
+        <w:spacing w:after="0" w:line="360" w:lineRule="auto"/>
+        <w:ind w:firstLine="708"/>
+        <w:jc w:val="both"/>
+      </w:pPr>
+      <w:r>
+        <w:t>– опасность поражения электрическим током, связанная с использованием неисправного персонального компьютера;</w:t>
+      </w:r>
+    </w:p>
+    <w:p>
+      <w:pPr>
+        <w:spacing w:after="0" w:line="360" w:lineRule="auto"/>
+        <w:ind w:firstLine="708"/>
+        <w:jc w:val="both"/>
+      </w:pPr>
+      <w:r>
+        <w:t>– опасность поражения электрическим током при контакте с токоведущими частями персонального компьютера;</w:t>
+      </w:r>
+    </w:p>
+    <w:p>
+      <w:pPr>
+        <w:spacing w:after="0" w:line="360" w:lineRule="auto"/>
+        <w:ind w:firstLine="708"/>
+        <w:jc w:val="both"/>
+      </w:pPr>
+      <w:r>
+        <w:t>– повышенный уровень статического электричества;</w:t>
+      </w:r>
+    </w:p>
+    <w:p>
+      <w:pPr>
+        <w:spacing w:after="0" w:line="360" w:lineRule="auto"/>
+        <w:ind w:firstLine="708"/>
+        <w:jc w:val="both"/>
+      </w:pPr>
+      <w:r>
+        <w:lastRenderedPageBreak/>
+        <w:t>– статические нагрузки, воздействующие на мышцы с минимальной общей двигательной активностью;</w:t>
+      </w:r>
+    </w:p>
+    <w:p>
+      <w:pPr>
+        <w:spacing w:after="0" w:line="360" w:lineRule="auto"/>
+        <w:ind w:firstLine="708"/>
+        <w:jc w:val="both"/>
+      </w:pPr>
+      <w:r>
+        <w:t>– локализованные мышечные перегрузки в руках из-за повторяющихся задач;</w:t>
+      </w:r>
+    </w:p>
+    <w:p>
+      <w:pPr>
+        <w:spacing w:after="0" w:line="360" w:lineRule="auto"/>
+        <w:ind w:firstLine="708"/>
+        <w:jc w:val="both"/>
+      </w:pPr>
+      <w:r>
+        <w:t>– монотонность в характере работы.</w:t>
+      </w:r>
+    </w:p>
+    <w:p>
+      <w:pPr>
+        <w:spacing w:after="0" w:line="360" w:lineRule="auto"/>
+        <w:ind w:firstLine="708"/>
+        <w:jc w:val="both"/>
+      </w:pPr>
+      <w:r>
+        <w:t>2.3.3 Требования охраны труда перед началом работы:</w:t>
+      </w:r>
+    </w:p>
+    <w:p>
+      <w:pPr>
+        <w:spacing w:after="0" w:line="360" w:lineRule="auto"/>
+        <w:ind w:firstLine="708"/>
+        <w:jc w:val="both"/>
+      </w:pPr>
+      <w:r>
+        <w:t>Провести визуальную оценку выключателей и убедиться в правильности освещения в помещении, где находится персональный компьютер (ноутбук). Убедиться, что электрооборудование находится в хорошем состоянии, выполнив следующие действия:</w:t>
+      </w:r>
+    </w:p>
+    <w:p>
+      <w:pPr>
+        <w:spacing w:after="0" w:line="360" w:lineRule="auto"/>
+        <w:ind w:firstLine="708"/>
+        <w:jc w:val="both"/>
+      </w:pPr>
+      <w:r>
+        <w:t>Светильники находятся в исправном состоянии, надежно подвешены к потолку, имеют целые светорассеивающие конструкции, без признаков загрязнения</w:t>
+      </w:r>
+      <w:r>
+        <w:t xml:space="preserve"> </w:t>
+      </w:r>
+      <w:r>
+        <w:t>[7]</w:t>
       </w:r>
       <w:r>
         <w:t>.</w:t>
@@ -19787,7 +18724,7 @@
         <w:jc w:val="both"/>
       </w:pPr>
       <w:r>
-        <w:t xml:space="preserve">Цель настоящего руководства - изложить необходимые меры по обеспечению охраны труда при работе на персональном компьютере (ПК). </w:t>
+        <w:t>Уровень искусственной освещенности в помещении должен быть не менее 300 лк (или 400 лк в машинных залах), при освещенности экрана монитора не более 200 лк.</w:t>
       </w:r>
     </w:p>
     <w:p>
@@ -19797,7 +18734,7 @@
         <w:jc w:val="both"/>
       </w:pPr>
       <w:r>
-        <w:t>Он охватывает требования, которые необходимо соблюдать до, во время и после использования компьютера, а также рекомендации по охране труда в случае возникновения чрезвычайных ситуаций. Кроме того, он предоставляет безопасные методы и приемы, позволяющие сотрудникам эффективно и безопасно выполнять свою работу.</w:t>
+        <w:t>Выключатели и розетки должны быть без трещин, сколов и оголенных контактов.</w:t>
       </w:r>
     </w:p>
     <w:p>
@@ -19807,7 +18744,7 @@
         <w:jc w:val="both"/>
       </w:pPr>
       <w:r>
-        <w:t>2.3.1 Лица, которые допускаются к работе на персональном компьютере:</w:t>
+        <w:t>Обеспечить безопасность рабочего места, приняв следующие меры:</w:t>
       </w:r>
     </w:p>
     <w:p>
@@ -19817,7 +18754,7 @@
         <w:jc w:val="both"/>
       </w:pPr>
       <w:r>
-        <w:t>– не имеющие медицинских ограничений на работу с персональным компьютером;</w:t>
+        <w:t>– проверить устойчивость и функциональность мебели;</w:t>
       </w:r>
     </w:p>
     <w:p>
@@ -19827,7 +18764,7 @@
         <w:jc w:val="both"/>
       </w:pPr>
       <w:r>
-        <w:t>– прошедшие как вводный, так и первичный инструктаж по технике безопасности на рабочем месте, прежде чем приступить к самостоятельной работе. Это требование применяется, если их профессия и должность не освобождены от инструктажа, как определено ответственным органом. Кроме того, предполагается, что они пройдут обучение по охране труда и оказанию первой помощи, пострадавшим в результате несчастного случая;</w:t>
+        <w:t>– убедиться в отсутствии внешних повреждений персонального компьютера (ноутбука);</w:t>
       </w:r>
     </w:p>
     <w:p>
@@ -19837,7 +18774,7 @@
         <w:jc w:val="both"/>
       </w:pPr>
       <w:r>
-        <w:t>– обязательно ознакомленные с настоящей инструкцией по охране труда при работе с персональным компьютером.</w:t>
+        <w:t>– оценить целостность шнура питания и обеспечить надежное соединение с персональным компьютером;</w:t>
       </w:r>
     </w:p>
     <w:p>
@@ -19847,7 +18784,7 @@
         <w:jc w:val="both"/>
       </w:pPr>
       <w:r>
-        <w:t>2.3.2 При работе с компьютером (ноутбуком) пользователи могут столкнуться со следующими потенциальными рисками и опасностями:</w:t>
+        <w:t>– проверить правильность подключения клавиатуры и принтера, убедившись, что их кабели без натяжения подходят к портам;</w:t>
       </w:r>
     </w:p>
     <w:p>
@@ -19857,7 +18794,7 @@
         <w:jc w:val="both"/>
       </w:pPr>
       <w:r>
-        <w:t>– снижение остроты зрения из-за недостаточного освещения рабочего места;</w:t>
+        <w:t>– не допускать запутывания, скручивания или защемления компьютерных кабелей;</w:t>
       </w:r>
     </w:p>
     <w:p>
@@ -19867,251 +18804,17 @@
         <w:jc w:val="both"/>
       </w:pPr>
       <w:r>
+        <w:t>– разместить кабели питания на задней панели персонального компьютера;</w:t>
+      </w:r>
+    </w:p>
+    <w:p>
+      <w:pPr>
+        <w:spacing w:after="0" w:line="360" w:lineRule="auto"/>
+        <w:ind w:firstLine="708"/>
+        <w:jc w:val="both"/>
+      </w:pPr>
+      <w:r>
         <w:lastRenderedPageBreak/>
-        <w:t>– зрительное утомление, вызванное длительным использованием компьютера;</w:t>
-      </w:r>
-    </w:p>
-    <w:p>
-      <w:pPr>
-        <w:spacing w:after="0" w:line="360" w:lineRule="auto"/>
-        <w:ind w:firstLine="708"/>
-        <w:jc w:val="both"/>
-      </w:pPr>
-      <w:r>
-        <w:t>– ослабление общей иммунной системы, вызванное длительным воздействием электромагнитного излучения, излучаемого компьютером;</w:t>
-      </w:r>
-    </w:p>
-    <w:p>
-      <w:pPr>
-        <w:spacing w:after="0" w:line="360" w:lineRule="auto"/>
-        <w:ind w:firstLine="708"/>
-        <w:jc w:val="both"/>
-      </w:pPr>
-      <w:r>
-        <w:t>– опасность поражения электрическим током в результате использования неисправных электрических розеток, поврежденных шнуров питания, несертифицированных или самодельных удлинителей, а также отсутствия надлежащего заземления;</w:t>
-      </w:r>
-    </w:p>
-    <w:p>
-      <w:pPr>
-        <w:spacing w:after="0" w:line="360" w:lineRule="auto"/>
-        <w:ind w:firstLine="708"/>
-        <w:jc w:val="both"/>
-      </w:pPr>
-      <w:r>
-        <w:t>– опасность поражения электрическим током, связанная с использованием неисправного персонального компьютера;</w:t>
-      </w:r>
-    </w:p>
-    <w:p>
-      <w:pPr>
-        <w:spacing w:after="0" w:line="360" w:lineRule="auto"/>
-        <w:ind w:firstLine="708"/>
-        <w:jc w:val="both"/>
-      </w:pPr>
-      <w:r>
-        <w:t>– опасность поражения электрическим током при контакте с токоведущими частями персонального компьютера;</w:t>
-      </w:r>
-    </w:p>
-    <w:p>
-      <w:pPr>
-        <w:spacing w:after="0" w:line="360" w:lineRule="auto"/>
-        <w:ind w:firstLine="708"/>
-        <w:jc w:val="both"/>
-      </w:pPr>
-      <w:r>
-        <w:t>– повышенный уровень статического электричества;</w:t>
-      </w:r>
-    </w:p>
-    <w:p>
-      <w:pPr>
-        <w:spacing w:after="0" w:line="360" w:lineRule="auto"/>
-        <w:ind w:firstLine="708"/>
-        <w:jc w:val="both"/>
-      </w:pPr>
-      <w:r>
-        <w:t>– статические нагрузки, воздействующие на мышцы с минимальной общей двигательной активностью;</w:t>
-      </w:r>
-    </w:p>
-    <w:p>
-      <w:pPr>
-        <w:spacing w:after="0" w:line="360" w:lineRule="auto"/>
-        <w:ind w:firstLine="708"/>
-        <w:jc w:val="both"/>
-      </w:pPr>
-      <w:r>
-        <w:t>– локализованные мышечные перегрузки в руках из-за повторяющихся задач;</w:t>
-      </w:r>
-    </w:p>
-    <w:p>
-      <w:pPr>
-        <w:spacing w:after="0" w:line="360" w:lineRule="auto"/>
-        <w:ind w:firstLine="708"/>
-        <w:jc w:val="both"/>
-      </w:pPr>
-      <w:r>
-        <w:t>– монотонность в характере работы.</w:t>
-      </w:r>
-    </w:p>
-    <w:p>
-      <w:pPr>
-        <w:spacing w:after="0" w:line="360" w:lineRule="auto"/>
-        <w:ind w:firstLine="708"/>
-        <w:jc w:val="both"/>
-      </w:pPr>
-      <w:r>
-        <w:t>2.3.3 Требования охраны труда перед началом работы:</w:t>
-      </w:r>
-    </w:p>
-    <w:p>
-      <w:pPr>
-        <w:spacing w:after="0" w:line="360" w:lineRule="auto"/>
-        <w:ind w:firstLine="708"/>
-        <w:jc w:val="both"/>
-      </w:pPr>
-      <w:r>
-        <w:t>Провести визуальную оценку выключателей и убедиться в правильности освещения в помещении, где находится персональный компьютер (ноутбук). Убедиться, что электрооборудование находится в хорошем состоянии, выполнив следующие действия:</w:t>
-      </w:r>
-    </w:p>
-    <w:p>
-      <w:pPr>
-        <w:spacing w:after="0" w:line="360" w:lineRule="auto"/>
-        <w:ind w:firstLine="708"/>
-        <w:jc w:val="both"/>
-      </w:pPr>
-      <w:r>
-        <w:t>Светильники находятся в исправном состоянии, надежно подвешены к потолку, имеют целые светорассеивающие конструкции, без признаков загрязнения</w:t>
-      </w:r>
-      <w:r>
-        <w:t xml:space="preserve"> </w:t>
-      </w:r>
-      <w:r>
-        <w:t>[7]</w:t>
-      </w:r>
-      <w:r>
-        <w:t>.</w:t>
-      </w:r>
-    </w:p>
-    <w:p>
-      <w:pPr>
-        <w:spacing w:after="0" w:line="360" w:lineRule="auto"/>
-        <w:ind w:firstLine="708"/>
-        <w:jc w:val="both"/>
-      </w:pPr>
-      <w:r>
-        <w:t xml:space="preserve">Уровень искусственной освещенности в помещении должен быть не менее 300 </w:t>
-      </w:r>
-      <w:proofErr w:type="spellStart"/>
-      <w:r>
-        <w:t>лк</w:t>
-      </w:r>
-      <w:proofErr w:type="spellEnd"/>
-      <w:r>
-        <w:t xml:space="preserve"> (или 400 </w:t>
-      </w:r>
-      <w:proofErr w:type="spellStart"/>
-      <w:r>
-        <w:t>лк</w:t>
-      </w:r>
-      <w:proofErr w:type="spellEnd"/>
-      <w:r>
-        <w:t xml:space="preserve"> в машинных залах), при освещенности экрана монитора не более 200 </w:t>
-      </w:r>
-      <w:proofErr w:type="spellStart"/>
-      <w:r>
-        <w:t>лк</w:t>
-      </w:r>
-      <w:proofErr w:type="spellEnd"/>
-      <w:r>
-        <w:t>.</w:t>
-      </w:r>
-    </w:p>
-    <w:p>
-      <w:pPr>
-        <w:spacing w:after="0" w:line="360" w:lineRule="auto"/>
-        <w:ind w:firstLine="708"/>
-        <w:jc w:val="both"/>
-      </w:pPr>
-      <w:r>
-        <w:t>Выключатели и розетки должны быть без трещин, сколов и оголенных контактов.</w:t>
-      </w:r>
-    </w:p>
-    <w:p>
-      <w:pPr>
-        <w:spacing w:after="0" w:line="360" w:lineRule="auto"/>
-        <w:ind w:firstLine="708"/>
-        <w:jc w:val="both"/>
-      </w:pPr>
-      <w:r>
-        <w:lastRenderedPageBreak/>
-        <w:t>Обеспечить безопасность рабочего места, приняв следующие меры:</w:t>
-      </w:r>
-    </w:p>
-    <w:p>
-      <w:pPr>
-        <w:spacing w:after="0" w:line="360" w:lineRule="auto"/>
-        <w:ind w:firstLine="708"/>
-        <w:jc w:val="both"/>
-      </w:pPr>
-      <w:r>
-        <w:t>– проверить устойчивость и функциональность мебели;</w:t>
-      </w:r>
-    </w:p>
-    <w:p>
-      <w:pPr>
-        <w:spacing w:after="0" w:line="360" w:lineRule="auto"/>
-        <w:ind w:firstLine="708"/>
-        <w:jc w:val="both"/>
-      </w:pPr>
-      <w:r>
-        <w:t>– убедиться в отсутствии внешних повреждений персонального компьютера (ноутбука);</w:t>
-      </w:r>
-    </w:p>
-    <w:p>
-      <w:pPr>
-        <w:spacing w:after="0" w:line="360" w:lineRule="auto"/>
-        <w:ind w:firstLine="708"/>
-        <w:jc w:val="both"/>
-      </w:pPr>
-      <w:r>
-        <w:t>– оценить целостность шнура питания и обеспечить надежное соединение с персональным компьютером;</w:t>
-      </w:r>
-    </w:p>
-    <w:p>
-      <w:pPr>
-        <w:spacing w:after="0" w:line="360" w:lineRule="auto"/>
-        <w:ind w:firstLine="708"/>
-        <w:jc w:val="both"/>
-      </w:pPr>
-      <w:r>
-        <w:t>– проверить правильность подключения клавиатуры и принтера, убедившись, что их кабели без натяжения подходят к портам;</w:t>
-      </w:r>
-    </w:p>
-    <w:p>
-      <w:pPr>
-        <w:spacing w:after="0" w:line="360" w:lineRule="auto"/>
-        <w:ind w:firstLine="708"/>
-        <w:jc w:val="both"/>
-      </w:pPr>
-      <w:r>
-        <w:t>– не допускать запутывания, скручивания или защемления компьютерных кабелей;</w:t>
-      </w:r>
-    </w:p>
-    <w:p>
-      <w:pPr>
-        <w:spacing w:after="0" w:line="360" w:lineRule="auto"/>
-        <w:ind w:firstLine="708"/>
-        <w:jc w:val="both"/>
-      </w:pPr>
-      <w:r>
-        <w:t>– разместить кабели питания на задней панели персонального компьютера;</w:t>
-      </w:r>
-    </w:p>
-    <w:p>
-      <w:pPr>
-        <w:spacing w:after="0" w:line="360" w:lineRule="auto"/>
-        <w:ind w:firstLine="708"/>
-        <w:jc w:val="both"/>
-      </w:pPr>
-      <w:r>
         <w:t>– оценить правильность размещения и устойчивость монитора, системного блока, клавиатуры и мыши;</w:t>
       </w:r>
     </w:p>
@@ -20240,32 +18943,14 @@
         <w:jc w:val="both"/>
       </w:pPr>
       <w:r>
-        <w:t>проанализирован и обоснован выбор аппаратных и программных средств, а также инструментальных средств разработки (</w:t>
-      </w:r>
-      <w:proofErr w:type="spellStart"/>
-      <w:r>
-        <w:t>Django</w:t>
-      </w:r>
-      <w:proofErr w:type="spellEnd"/>
-      <w:r>
-        <w:t xml:space="preserve">, </w:t>
-      </w:r>
-      <w:proofErr w:type="spellStart"/>
-      <w:r>
-        <w:t>PostgreSQL</w:t>
-      </w:r>
-      <w:proofErr w:type="spellEnd"/>
-      <w:r>
-        <w:t xml:space="preserve">, </w:t>
-      </w:r>
-      <w:proofErr w:type="spellStart"/>
+        <w:t xml:space="preserve">проанализирован и обоснован выбор аппаратных и программных средств, а также инструментальных средств разработки (Django, PostgreSQL, </w:t>
+      </w:r>
       <w:r>
         <w:rPr>
           <w:lang w:val="en-US"/>
         </w:rPr>
         <w:t>VSCode</w:t>
       </w:r>
-      <w:proofErr w:type="spellEnd"/>
       <w:r>
         <w:t>);</w:t>
       </w:r>
@@ -20434,43 +19119,7 @@
           <w:color w:val="000000"/>
           <w:lang w:val="en-US"/>
         </w:rPr>
-        <w:t xml:space="preserve">About PostgreSQL [Electronic resource] // </w:t>
-      </w:r>
-      <w:proofErr w:type="gramStart"/>
-      <w:r>
-        <w:rPr>
-          <w:rFonts w:eastAsia="Calibri"/>
-          <w:color w:val="000000"/>
-          <w:lang w:val="en-US"/>
-        </w:rPr>
-        <w:t>PostgreSQL :</w:t>
-      </w:r>
-      <w:proofErr w:type="gramEnd"/>
-      <w:r>
-        <w:rPr>
-          <w:rFonts w:eastAsia="Calibri"/>
-          <w:color w:val="000000"/>
-          <w:lang w:val="en-US"/>
-        </w:rPr>
-        <w:t xml:space="preserve"> official site. — URL: https://www.postgresql.org/about/ (date of access: 16.05.2026). — </w:t>
-      </w:r>
-      <w:proofErr w:type="gramStart"/>
-      <w:r>
-        <w:rPr>
-          <w:rFonts w:eastAsia="Calibri"/>
-          <w:color w:val="000000"/>
-          <w:lang w:val="en-US"/>
-        </w:rPr>
-        <w:t>Text :</w:t>
-      </w:r>
-      <w:proofErr w:type="gramEnd"/>
-      <w:r>
-        <w:rPr>
-          <w:rFonts w:eastAsia="Calibri"/>
-          <w:color w:val="000000"/>
-          <w:lang w:val="en-US"/>
-        </w:rPr>
-        <w:t xml:space="preserve"> electronic.</w:t>
+        <w:t>About PostgreSQL [Electronic resource] // PostgreSQL : official site. — URL: https://www.postgresql.org/about/ (date of access: 16.05.2026). — Text : electronic.</w:t>
       </w:r>
     </w:p>
     <w:p>
@@ -20495,25 +19144,7 @@
           <w:color w:val="000000"/>
           <w:lang w:val="en-US"/>
         </w:rPr>
-        <w:t xml:space="preserve">Django documentation [Electronic resource] // Django Software Foundation. — URL: https://docs.djangoproject.com/ (date of access: 10.05.2026). — </w:t>
-      </w:r>
-      <w:proofErr w:type="gramStart"/>
-      <w:r>
-        <w:rPr>
-          <w:rFonts w:eastAsia="Calibri"/>
-          <w:color w:val="000000"/>
-          <w:lang w:val="en-US"/>
-        </w:rPr>
-        <w:t>Text :</w:t>
-      </w:r>
-      <w:proofErr w:type="gramEnd"/>
-      <w:r>
-        <w:rPr>
-          <w:rFonts w:eastAsia="Calibri"/>
-          <w:color w:val="000000"/>
-          <w:lang w:val="en-US"/>
-        </w:rPr>
-        <w:t xml:space="preserve"> electronic.</w:t>
+        <w:t>Django documentation [Electronic resource] // Django Software Foundation. — URL: https://docs.djangoproject.com/ (date of access: 10.05.2026). — Text : electronic.</w:t>
       </w:r>
     </w:p>
     <w:p>
@@ -20531,53 +19162,12 @@
           <w:color w:val="000000"/>
         </w:rPr>
       </w:pPr>
-      <w:proofErr w:type="spellStart"/>
       <w:r>
         <w:rPr>
           <w:rFonts w:eastAsia="Calibri"/>
           <w:color w:val="000000"/>
         </w:rPr>
-        <w:t>PostgreSQL</w:t>
-      </w:r>
-      <w:proofErr w:type="spellEnd"/>
-      <w:r>
-        <w:rPr>
-          <w:rFonts w:eastAsia="Calibri"/>
-          <w:color w:val="000000"/>
-        </w:rPr>
-        <w:t xml:space="preserve"> 14. Изнутри / Е. Моргунов. — Санкт-</w:t>
-      </w:r>
-      <w:proofErr w:type="gramStart"/>
-      <w:r>
-        <w:rPr>
-          <w:rFonts w:eastAsia="Calibri"/>
-          <w:color w:val="000000"/>
-        </w:rPr>
-        <w:t>Петербург :</w:t>
-      </w:r>
-      <w:proofErr w:type="gramEnd"/>
-      <w:r>
-        <w:rPr>
-          <w:rFonts w:eastAsia="Calibri"/>
-          <w:color w:val="000000"/>
-        </w:rPr>
-        <w:t xml:space="preserve"> Питер, 2022. — 512 с. — </w:t>
-      </w:r>
-      <w:proofErr w:type="gramStart"/>
-      <w:r>
-        <w:rPr>
-          <w:rFonts w:eastAsia="Calibri"/>
-          <w:color w:val="000000"/>
-        </w:rPr>
-        <w:t>Текст :</w:t>
-      </w:r>
-      <w:proofErr w:type="gramEnd"/>
-      <w:r>
-        <w:rPr>
-          <w:rFonts w:eastAsia="Calibri"/>
-          <w:color w:val="000000"/>
-        </w:rPr>
-        <w:t xml:space="preserve"> непосредственный.</w:t>
+        <w:t>PostgreSQL 14. Изнутри / Е. Моргунов. — Санкт-Петербург : Питер, 2022. — 512 с. — Текст : непосредственный.</w:t>
       </w:r>
     </w:p>
     <w:p>
@@ -20600,71 +19190,7 @@
           <w:rFonts w:eastAsia="Calibri"/>
           <w:color w:val="000000"/>
         </w:rPr>
-        <w:t xml:space="preserve">Инвентаризация основных средств и нематериальных </w:t>
-      </w:r>
-      <w:proofErr w:type="gramStart"/>
-      <w:r>
-        <w:rPr>
-          <w:rFonts w:eastAsia="Calibri"/>
-          <w:color w:val="000000"/>
-        </w:rPr>
-        <w:t>активов :</w:t>
-      </w:r>
-      <w:proofErr w:type="gramEnd"/>
-      <w:r>
-        <w:rPr>
-          <w:rFonts w:eastAsia="Calibri"/>
-          <w:color w:val="000000"/>
-        </w:rPr>
-        <w:t xml:space="preserve"> практ. пособие / А. В. </w:t>
-      </w:r>
-      <w:proofErr w:type="spellStart"/>
-      <w:r>
-        <w:rPr>
-          <w:rFonts w:eastAsia="Calibri"/>
-          <w:color w:val="000000"/>
-        </w:rPr>
-        <w:t>Крутякова</w:t>
-      </w:r>
-      <w:proofErr w:type="spellEnd"/>
-      <w:r>
-        <w:rPr>
-          <w:rFonts w:eastAsia="Calibri"/>
-          <w:color w:val="000000"/>
-        </w:rPr>
-        <w:t xml:space="preserve">. — </w:t>
-      </w:r>
-      <w:proofErr w:type="gramStart"/>
-      <w:r>
-        <w:rPr>
-          <w:rFonts w:eastAsia="Calibri"/>
-          <w:color w:val="000000"/>
-        </w:rPr>
-        <w:t>Москва :</w:t>
-      </w:r>
-      <w:proofErr w:type="gramEnd"/>
-      <w:r>
-        <w:rPr>
-          <w:rFonts w:eastAsia="Calibri"/>
-          <w:color w:val="000000"/>
-        </w:rPr>
-        <w:t xml:space="preserve"> ИНФРА-М, 2021. — 208 с. — </w:t>
-      </w:r>
-      <w:proofErr w:type="gramStart"/>
-      <w:r>
-        <w:rPr>
-          <w:rFonts w:eastAsia="Calibri"/>
-          <w:color w:val="000000"/>
-        </w:rPr>
-        <w:t>Текст :</w:t>
-      </w:r>
-      <w:proofErr w:type="gramEnd"/>
-      <w:r>
-        <w:rPr>
-          <w:rFonts w:eastAsia="Calibri"/>
-          <w:color w:val="000000"/>
-        </w:rPr>
-        <w:t xml:space="preserve"> непосредственный.</w:t>
+        <w:t>Инвентаризация основных средств и нематериальных активов : практ. пособие / А. В. Крутякова. — Москва : ИНФРА-М, 2021. — 208 с. — Текст : непосредственный.</w:t>
       </w:r>
     </w:p>
     <w:p>
@@ -20687,55 +19213,7 @@
           <w:rFonts w:eastAsia="Calibri"/>
           <w:color w:val="000000"/>
         </w:rPr>
-        <w:t xml:space="preserve">ГОСТ 19.101–77 Единая система программной документации. Виды программ и программных документов. — </w:t>
-      </w:r>
-      <w:proofErr w:type="spellStart"/>
-      <w:r>
-        <w:rPr>
-          <w:rFonts w:eastAsia="Calibri"/>
-          <w:color w:val="000000"/>
-        </w:rPr>
-        <w:t>Введ</w:t>
-      </w:r>
-      <w:proofErr w:type="spellEnd"/>
-      <w:r>
-        <w:rPr>
-          <w:rFonts w:eastAsia="Calibri"/>
-          <w:color w:val="000000"/>
-        </w:rPr>
-        <w:t xml:space="preserve">. 1978-01-01. — </w:t>
-      </w:r>
-      <w:proofErr w:type="gramStart"/>
-      <w:r>
-        <w:rPr>
-          <w:rFonts w:eastAsia="Calibri"/>
-          <w:color w:val="000000"/>
-        </w:rPr>
-        <w:t>Москва :</w:t>
-      </w:r>
-      <w:proofErr w:type="gramEnd"/>
-      <w:r>
-        <w:rPr>
-          <w:rFonts w:eastAsia="Calibri"/>
-          <w:color w:val="000000"/>
-        </w:rPr>
-        <w:t xml:space="preserve"> Изд-во стандартов, 1977. — 8 с. — </w:t>
-      </w:r>
-      <w:proofErr w:type="gramStart"/>
-      <w:r>
-        <w:rPr>
-          <w:rFonts w:eastAsia="Calibri"/>
-          <w:color w:val="000000"/>
-        </w:rPr>
-        <w:t>Текст :</w:t>
-      </w:r>
-      <w:proofErr w:type="gramEnd"/>
-      <w:r>
-        <w:rPr>
-          <w:rFonts w:eastAsia="Calibri"/>
-          <w:color w:val="000000"/>
-        </w:rPr>
-        <w:t xml:space="preserve"> непосредственный.</w:t>
+        <w:t>ГОСТ 19.101–77 Единая система программной документации. Виды программ и программных документов. — Введ. 1978-01-01. — Москва : Изд-во стандартов, 1977. — 8 с. — Текст : непосредственный.</w:t>
       </w:r>
     </w:p>
     <w:p>
@@ -20758,55 +19236,7 @@
           <w:rFonts w:eastAsia="Calibri"/>
           <w:color w:val="000000"/>
         </w:rPr>
-        <w:t xml:space="preserve">ГОСТ 19.105–78 Единая система программной документации. Общие требования к программным документам. — </w:t>
-      </w:r>
-      <w:proofErr w:type="spellStart"/>
-      <w:r>
-        <w:rPr>
-          <w:rFonts w:eastAsia="Calibri"/>
-          <w:color w:val="000000"/>
-        </w:rPr>
-        <w:t>Введ</w:t>
-      </w:r>
-      <w:proofErr w:type="spellEnd"/>
-      <w:r>
-        <w:rPr>
-          <w:rFonts w:eastAsia="Calibri"/>
-          <w:color w:val="000000"/>
-        </w:rPr>
-        <w:t xml:space="preserve">. 1979-01-01. — </w:t>
-      </w:r>
-      <w:proofErr w:type="gramStart"/>
-      <w:r>
-        <w:rPr>
-          <w:rFonts w:eastAsia="Calibri"/>
-          <w:color w:val="000000"/>
-        </w:rPr>
-        <w:t>Москва :</w:t>
-      </w:r>
-      <w:proofErr w:type="gramEnd"/>
-      <w:r>
-        <w:rPr>
-          <w:rFonts w:eastAsia="Calibri"/>
-          <w:color w:val="000000"/>
-        </w:rPr>
-        <w:t xml:space="preserve"> Изд-во стандартов, 1978. — 12 с. — </w:t>
-      </w:r>
-      <w:proofErr w:type="gramStart"/>
-      <w:r>
-        <w:rPr>
-          <w:rFonts w:eastAsia="Calibri"/>
-          <w:color w:val="000000"/>
-        </w:rPr>
-        <w:t>Текст :</w:t>
-      </w:r>
-      <w:proofErr w:type="gramEnd"/>
-      <w:r>
-        <w:rPr>
-          <w:rFonts w:eastAsia="Calibri"/>
-          <w:color w:val="000000"/>
-        </w:rPr>
-        <w:t xml:space="preserve"> непосредственный.</w:t>
+        <w:t>ГОСТ 19.105–78 Единая система программной документации. Общие требования к программным документам. — Введ. 1979-01-01. — Москва : Изд-во стандартов, 1978. — 12 с. — Текст : непосредственный.</w:t>
       </w:r>
     </w:p>
     <w:p>
@@ -20829,55 +19259,7 @@
           <w:rFonts w:eastAsia="Calibri"/>
           <w:color w:val="000000"/>
         </w:rPr>
-        <w:t xml:space="preserve">ГОСТ 19.404–79 Единая система программной документации. Пояснительная записка. Требования к содержанию и оформлению. — </w:t>
-      </w:r>
-      <w:proofErr w:type="spellStart"/>
-      <w:r>
-        <w:rPr>
-          <w:rFonts w:eastAsia="Calibri"/>
-          <w:color w:val="000000"/>
-        </w:rPr>
-        <w:t>Введ</w:t>
-      </w:r>
-      <w:proofErr w:type="spellEnd"/>
-      <w:r>
-        <w:rPr>
-          <w:rFonts w:eastAsia="Calibri"/>
-          <w:color w:val="000000"/>
-        </w:rPr>
-        <w:t xml:space="preserve">. 1980-01-01. — </w:t>
-      </w:r>
-      <w:proofErr w:type="gramStart"/>
-      <w:r>
-        <w:rPr>
-          <w:rFonts w:eastAsia="Calibri"/>
-          <w:color w:val="000000"/>
-        </w:rPr>
-        <w:t>Москва :</w:t>
-      </w:r>
-      <w:proofErr w:type="gramEnd"/>
-      <w:r>
-        <w:rPr>
-          <w:rFonts w:eastAsia="Calibri"/>
-          <w:color w:val="000000"/>
-        </w:rPr>
-        <w:t xml:space="preserve"> Изд-во стандартов, 1979. — 10 с. — </w:t>
-      </w:r>
-      <w:proofErr w:type="gramStart"/>
-      <w:r>
-        <w:rPr>
-          <w:rFonts w:eastAsia="Calibri"/>
-          <w:color w:val="000000"/>
-        </w:rPr>
-        <w:t>Текст :</w:t>
-      </w:r>
-      <w:proofErr w:type="gramEnd"/>
-      <w:r>
-        <w:rPr>
-          <w:rFonts w:eastAsia="Calibri"/>
-          <w:color w:val="000000"/>
-        </w:rPr>
-        <w:t xml:space="preserve"> непосредственный.</w:t>
+        <w:t>ГОСТ 19.404–79 Единая система программной документации. Пояснительная записка. Требования к содержанию и оформлению. — Введ. 1980-01-01. — Москва : Изд-во стандартов, 1979. — 10 с. — Текст : непосредственный.</w:t>
       </w:r>
     </w:p>
     <w:p>
@@ -20900,55 +19282,7 @@
           <w:rFonts w:eastAsia="Calibri"/>
           <w:color w:val="000000"/>
         </w:rPr>
-        <w:t xml:space="preserve">ГОСТ 34.601–90 Автоматизированные системы. Стадии создания. — </w:t>
-      </w:r>
-      <w:proofErr w:type="spellStart"/>
-      <w:r>
-        <w:rPr>
-          <w:rFonts w:eastAsia="Calibri"/>
-          <w:color w:val="000000"/>
-        </w:rPr>
-        <w:t>Введ</w:t>
-      </w:r>
-      <w:proofErr w:type="spellEnd"/>
-      <w:r>
-        <w:rPr>
-          <w:rFonts w:eastAsia="Calibri"/>
-          <w:color w:val="000000"/>
-        </w:rPr>
-        <w:t xml:space="preserve">. 1992-01-01. — </w:t>
-      </w:r>
-      <w:proofErr w:type="gramStart"/>
-      <w:r>
-        <w:rPr>
-          <w:rFonts w:eastAsia="Calibri"/>
-          <w:color w:val="000000"/>
-        </w:rPr>
-        <w:t>Москва :</w:t>
-      </w:r>
-      <w:proofErr w:type="gramEnd"/>
-      <w:r>
-        <w:rPr>
-          <w:rFonts w:eastAsia="Calibri"/>
-          <w:color w:val="000000"/>
-        </w:rPr>
-        <w:t xml:space="preserve"> Изд-во стандартов, 1990. — 8 с. — </w:t>
-      </w:r>
-      <w:proofErr w:type="gramStart"/>
-      <w:r>
-        <w:rPr>
-          <w:rFonts w:eastAsia="Calibri"/>
-          <w:color w:val="000000"/>
-        </w:rPr>
-        <w:t>Текст :</w:t>
-      </w:r>
-      <w:proofErr w:type="gramEnd"/>
-      <w:r>
-        <w:rPr>
-          <w:rFonts w:eastAsia="Calibri"/>
-          <w:color w:val="000000"/>
-        </w:rPr>
-        <w:t xml:space="preserve"> непосредственный.</w:t>
+        <w:t>ГОСТ 34.601–90 Автоматизированные системы. Стадии создания. — Введ. 1992-01-01. — Москва : Изд-во стандартов, 1990. — 8 с. — Текст : непосредственный.</w:t>
       </w:r>
     </w:p>
     <w:p>
@@ -20971,55 +19305,7 @@
           <w:rFonts w:eastAsia="Calibri"/>
           <w:color w:val="000000"/>
         </w:rPr>
-        <w:t xml:space="preserve">ГОСТ 34.602–89 Техническое задание на создание автоматизированной системы. — </w:t>
-      </w:r>
-      <w:proofErr w:type="spellStart"/>
-      <w:r>
-        <w:rPr>
-          <w:rFonts w:eastAsia="Calibri"/>
-          <w:color w:val="000000"/>
-        </w:rPr>
-        <w:t>Введ</w:t>
-      </w:r>
-      <w:proofErr w:type="spellEnd"/>
-      <w:r>
-        <w:rPr>
-          <w:rFonts w:eastAsia="Calibri"/>
-          <w:color w:val="000000"/>
-        </w:rPr>
-        <w:t xml:space="preserve">. 1991-01-01. — </w:t>
-      </w:r>
-      <w:proofErr w:type="gramStart"/>
-      <w:r>
-        <w:rPr>
-          <w:rFonts w:eastAsia="Calibri"/>
-          <w:color w:val="000000"/>
-        </w:rPr>
-        <w:t>Москва :</w:t>
-      </w:r>
-      <w:proofErr w:type="gramEnd"/>
-      <w:r>
-        <w:rPr>
-          <w:rFonts w:eastAsia="Calibri"/>
-          <w:color w:val="000000"/>
-        </w:rPr>
-        <w:t xml:space="preserve"> Изд-во стандартов, 1989. — 20 с. — </w:t>
-      </w:r>
-      <w:proofErr w:type="gramStart"/>
-      <w:r>
-        <w:rPr>
-          <w:rFonts w:eastAsia="Calibri"/>
-          <w:color w:val="000000"/>
-        </w:rPr>
-        <w:t>Текст :</w:t>
-      </w:r>
-      <w:proofErr w:type="gramEnd"/>
-      <w:r>
-        <w:rPr>
-          <w:rFonts w:eastAsia="Calibri"/>
-          <w:color w:val="000000"/>
-        </w:rPr>
-        <w:t xml:space="preserve"> непосредственный.</w:t>
+        <w:t>ГОСТ 34.602–89 Техническое задание на создание автоматизированной системы. — Введ. 1991-01-01. — Москва : Изд-во стандартов, 1989. — 20 с. — Текст : непосредственный.</w:t>
       </w:r>
     </w:p>
     <w:p>
@@ -21050,71 +19336,7 @@
           <w:color w:val="000000"/>
         </w:rPr>
         <w:lastRenderedPageBreak/>
-        <w:t xml:space="preserve">работе. Структура и правила оформления. — </w:t>
-      </w:r>
-      <w:proofErr w:type="spellStart"/>
-      <w:r>
-        <w:rPr>
-          <w:rFonts w:eastAsia="Calibri"/>
-          <w:color w:val="000000"/>
-        </w:rPr>
-        <w:t>Введ</w:t>
-      </w:r>
-      <w:proofErr w:type="spellEnd"/>
-      <w:r>
-        <w:rPr>
-          <w:rFonts w:eastAsia="Calibri"/>
-          <w:color w:val="000000"/>
-        </w:rPr>
-        <w:t xml:space="preserve">. 2018-07-01. — </w:t>
-      </w:r>
-      <w:proofErr w:type="gramStart"/>
-      <w:r>
-        <w:rPr>
-          <w:rFonts w:eastAsia="Calibri"/>
-          <w:color w:val="000000"/>
-        </w:rPr>
-        <w:t>Москва :</w:t>
-      </w:r>
-      <w:proofErr w:type="gramEnd"/>
-      <w:r>
-        <w:rPr>
-          <w:rFonts w:eastAsia="Calibri"/>
-          <w:color w:val="000000"/>
-        </w:rPr>
-        <w:t xml:space="preserve"> </w:t>
-      </w:r>
-      <w:proofErr w:type="spellStart"/>
-      <w:r>
-        <w:rPr>
-          <w:rFonts w:eastAsia="Calibri"/>
-          <w:color w:val="000000"/>
-        </w:rPr>
-        <w:t>Стандартинформ</w:t>
-      </w:r>
-      <w:proofErr w:type="spellEnd"/>
-      <w:r>
-        <w:rPr>
-          <w:rFonts w:eastAsia="Calibri"/>
-          <w:color w:val="000000"/>
-        </w:rPr>
-        <w:t xml:space="preserve">, 2017. — 24 с. — </w:t>
-      </w:r>
-      <w:proofErr w:type="gramStart"/>
-      <w:r>
-        <w:rPr>
-          <w:rFonts w:eastAsia="Calibri"/>
-          <w:color w:val="000000"/>
-        </w:rPr>
-        <w:t>Текст :</w:t>
-      </w:r>
-      <w:proofErr w:type="gramEnd"/>
-      <w:r>
-        <w:rPr>
-          <w:rFonts w:eastAsia="Calibri"/>
-          <w:color w:val="000000"/>
-        </w:rPr>
-        <w:t xml:space="preserve"> непосредственный.</w:t>
+        <w:t>работе. Структура и правила оформления. — Введ. 2018-07-01. — Москва : Стандартинформ, 2017. — 24 с. — Текст : непосредственный.</w:t>
       </w:r>
     </w:p>
     <w:p>
@@ -21137,71 +19359,7 @@
           <w:rFonts w:eastAsia="Calibri"/>
           <w:color w:val="000000"/>
         </w:rPr>
-        <w:t xml:space="preserve">ГОСТ Р 51583–2014 Защита информации. Порядок создания автоматизированных систем в защищённом исполнении. Общие положения. — </w:t>
-      </w:r>
-      <w:proofErr w:type="spellStart"/>
-      <w:r>
-        <w:rPr>
-          <w:rFonts w:eastAsia="Calibri"/>
-          <w:color w:val="000000"/>
-        </w:rPr>
-        <w:t>Введ</w:t>
-      </w:r>
-      <w:proofErr w:type="spellEnd"/>
-      <w:r>
-        <w:rPr>
-          <w:rFonts w:eastAsia="Calibri"/>
-          <w:color w:val="000000"/>
-        </w:rPr>
-        <w:t xml:space="preserve">. 2015-07-01. — </w:t>
-      </w:r>
-      <w:proofErr w:type="gramStart"/>
-      <w:r>
-        <w:rPr>
-          <w:rFonts w:eastAsia="Calibri"/>
-          <w:color w:val="000000"/>
-        </w:rPr>
-        <w:t>Москва :</w:t>
-      </w:r>
-      <w:proofErr w:type="gramEnd"/>
-      <w:r>
-        <w:rPr>
-          <w:rFonts w:eastAsia="Calibri"/>
-          <w:color w:val="000000"/>
-        </w:rPr>
-        <w:t xml:space="preserve"> </w:t>
-      </w:r>
-      <w:proofErr w:type="spellStart"/>
-      <w:r>
-        <w:rPr>
-          <w:rFonts w:eastAsia="Calibri"/>
-          <w:color w:val="000000"/>
-        </w:rPr>
-        <w:t>Стандартинформ</w:t>
-      </w:r>
-      <w:proofErr w:type="spellEnd"/>
-      <w:r>
-        <w:rPr>
-          <w:rFonts w:eastAsia="Calibri"/>
-          <w:color w:val="000000"/>
-        </w:rPr>
-        <w:t xml:space="preserve">, 2014. — 18 с. — </w:t>
-      </w:r>
-      <w:proofErr w:type="gramStart"/>
-      <w:r>
-        <w:rPr>
-          <w:rFonts w:eastAsia="Calibri"/>
-          <w:color w:val="000000"/>
-        </w:rPr>
-        <w:t>Текст :</w:t>
-      </w:r>
-      <w:proofErr w:type="gramEnd"/>
-      <w:r>
-        <w:rPr>
-          <w:rFonts w:eastAsia="Calibri"/>
-          <w:color w:val="000000"/>
-        </w:rPr>
-        <w:t xml:space="preserve"> непосредственный.</w:t>
+        <w:t>ГОСТ Р 51583–2014 Защита информации. Порядок создания автоматизированных систем в защищённом исполнении. Общие положения. — Введ. 2015-07-01. — Москва : Стандартинформ, 2014. — 18 с. — Текст : непосредственный.</w:t>
       </w:r>
     </w:p>
     <w:p>
@@ -21224,71 +19382,7 @@
           <w:rFonts w:eastAsia="Calibri"/>
           <w:color w:val="000000"/>
         </w:rPr>
-        <w:t xml:space="preserve">ГОСТ Р 7.0.100–2018 Система стандартов по информации, библиотечному и издательскому делу. Библиографическая запись. Библиографическое описание. Общие требования и правила составления. — </w:t>
-      </w:r>
-      <w:proofErr w:type="spellStart"/>
-      <w:r>
-        <w:rPr>
-          <w:rFonts w:eastAsia="Calibri"/>
-          <w:color w:val="000000"/>
-        </w:rPr>
-        <w:t>Введ</w:t>
-      </w:r>
-      <w:proofErr w:type="spellEnd"/>
-      <w:r>
-        <w:rPr>
-          <w:rFonts w:eastAsia="Calibri"/>
-          <w:color w:val="000000"/>
-        </w:rPr>
-        <w:t xml:space="preserve">. 2019-07-01. — </w:t>
-      </w:r>
-      <w:proofErr w:type="gramStart"/>
-      <w:r>
-        <w:rPr>
-          <w:rFonts w:eastAsia="Calibri"/>
-          <w:color w:val="000000"/>
-        </w:rPr>
-        <w:t>Москва :</w:t>
-      </w:r>
-      <w:proofErr w:type="gramEnd"/>
-      <w:r>
-        <w:rPr>
-          <w:rFonts w:eastAsia="Calibri"/>
-          <w:color w:val="000000"/>
-        </w:rPr>
-        <w:t xml:space="preserve"> </w:t>
-      </w:r>
-      <w:proofErr w:type="spellStart"/>
-      <w:r>
-        <w:rPr>
-          <w:rFonts w:eastAsia="Calibri"/>
-          <w:color w:val="000000"/>
-        </w:rPr>
-        <w:t>Стандартинформ</w:t>
-      </w:r>
-      <w:proofErr w:type="spellEnd"/>
-      <w:r>
-        <w:rPr>
-          <w:rFonts w:eastAsia="Calibri"/>
-          <w:color w:val="000000"/>
-        </w:rPr>
-        <w:t xml:space="preserve">, 2018. — 124 с. — </w:t>
-      </w:r>
-      <w:proofErr w:type="gramStart"/>
-      <w:r>
-        <w:rPr>
-          <w:rFonts w:eastAsia="Calibri"/>
-          <w:color w:val="000000"/>
-        </w:rPr>
-        <w:t>Текст :</w:t>
-      </w:r>
-      <w:proofErr w:type="gramEnd"/>
-      <w:r>
-        <w:rPr>
-          <w:rFonts w:eastAsia="Calibri"/>
-          <w:color w:val="000000"/>
-        </w:rPr>
-        <w:t xml:space="preserve"> непосредственный.</w:t>
+        <w:t>ГОСТ Р 7.0.100–2018 Система стандартов по информации, библиотечному и издательскому делу. Библиографическая запись. Библиографическое описание. Общие требования и правила составления. — Введ. 2019-07-01. — Москва : Стандартинформ, 2018. — 124 с. — Текст : непосредственный.</w:t>
       </w:r>
     </w:p>
     <w:p>
@@ -21311,71 +19405,7 @@
           <w:rFonts w:eastAsia="Calibri"/>
           <w:color w:val="000000"/>
         </w:rPr>
-        <w:t xml:space="preserve">ГОСТ Р ИСО/МЭК 12207–2019 Информационные технологии. Системная и программная инженерия. Процессы жизненного цикла программных средств. — </w:t>
-      </w:r>
-      <w:proofErr w:type="spellStart"/>
-      <w:r>
-        <w:rPr>
-          <w:rFonts w:eastAsia="Calibri"/>
-          <w:color w:val="000000"/>
-        </w:rPr>
-        <w:t>Введ</w:t>
-      </w:r>
-      <w:proofErr w:type="spellEnd"/>
-      <w:r>
-        <w:rPr>
-          <w:rFonts w:eastAsia="Calibri"/>
-          <w:color w:val="000000"/>
-        </w:rPr>
-        <w:t xml:space="preserve">. 2020-06-01. — </w:t>
-      </w:r>
-      <w:proofErr w:type="gramStart"/>
-      <w:r>
-        <w:rPr>
-          <w:rFonts w:eastAsia="Calibri"/>
-          <w:color w:val="000000"/>
-        </w:rPr>
-        <w:t>Москва :</w:t>
-      </w:r>
-      <w:proofErr w:type="gramEnd"/>
-      <w:r>
-        <w:rPr>
-          <w:rFonts w:eastAsia="Calibri"/>
-          <w:color w:val="000000"/>
-        </w:rPr>
-        <w:t xml:space="preserve"> </w:t>
-      </w:r>
-      <w:proofErr w:type="spellStart"/>
-      <w:r>
-        <w:rPr>
-          <w:rFonts w:eastAsia="Calibri"/>
-          <w:color w:val="000000"/>
-        </w:rPr>
-        <w:t>Стандартинформ</w:t>
-      </w:r>
-      <w:proofErr w:type="spellEnd"/>
-      <w:r>
-        <w:rPr>
-          <w:rFonts w:eastAsia="Calibri"/>
-          <w:color w:val="000000"/>
-        </w:rPr>
-        <w:t xml:space="preserve">, 2019. — 98 с. — </w:t>
-      </w:r>
-      <w:proofErr w:type="gramStart"/>
-      <w:r>
-        <w:rPr>
-          <w:rFonts w:eastAsia="Calibri"/>
-          <w:color w:val="000000"/>
-        </w:rPr>
-        <w:t>Текст :</w:t>
-      </w:r>
-      <w:proofErr w:type="gramEnd"/>
-      <w:r>
-        <w:rPr>
-          <w:rFonts w:eastAsia="Calibri"/>
-          <w:color w:val="000000"/>
-        </w:rPr>
-        <w:t xml:space="preserve"> непосредственный.</w:t>
+        <w:t>ГОСТ Р ИСО/МЭК 12207–2019 Информационные технологии. Системная и программная инженерия. Процессы жизненного цикла программных средств. — Введ. 2020-06-01. — Москва : Стандартинформ, 2019. — 98 с. — Текст : непосредственный.</w:t>
       </w:r>
     </w:p>
     <w:p>
@@ -21398,39 +19428,7 @@
           <w:rFonts w:eastAsia="Times New Roman"/>
           <w:lang w:eastAsia="ru-RU"/>
         </w:rPr>
-        <w:t xml:space="preserve">Единый план счетов бухгалтерского учета для органов государственной власти (государственных органов), органов местного самоуправления, органов управления государственными внебюджетными фондами, государственных академий наук, государственных (муниципальных) учреждений и Инструкция по его </w:t>
-      </w:r>
-      <w:proofErr w:type="gramStart"/>
-      <w:r>
-        <w:rPr>
-          <w:rFonts w:eastAsia="Times New Roman"/>
-          <w:lang w:eastAsia="ru-RU"/>
-        </w:rPr>
-        <w:t>применению :</w:t>
-      </w:r>
-      <w:proofErr w:type="gramEnd"/>
-      <w:r>
-        <w:rPr>
-          <w:rFonts w:eastAsia="Times New Roman"/>
-          <w:lang w:eastAsia="ru-RU"/>
-        </w:rPr>
-        <w:t xml:space="preserve"> Приказ Минфина России от 01.12.2010 № 157н (ред. от 28.12.2022). — </w:t>
-      </w:r>
-      <w:proofErr w:type="gramStart"/>
-      <w:r>
-        <w:rPr>
-          <w:rFonts w:eastAsia="Times New Roman"/>
-          <w:lang w:eastAsia="ru-RU"/>
-        </w:rPr>
-        <w:t>Текст :</w:t>
-      </w:r>
-      <w:proofErr w:type="gramEnd"/>
-      <w:r>
-        <w:rPr>
-          <w:rFonts w:eastAsia="Times New Roman"/>
-          <w:lang w:eastAsia="ru-RU"/>
-        </w:rPr>
-        <w:t xml:space="preserve"> непосредственный // Российская газета. — 2011. — № 18. — 28 января.</w:t>
+        <w:t>Единый план счетов бухгалтерского учета для органов государственной власти (государственных органов), органов местного самоуправления, органов управления государственными внебюджетными фондами, государственных академий наук, государственных (муниципальных) учреждений и Инструкция по его применению : Приказ Минфина России от 01.12.2010 № 157н (ред. от 28.12.2022). — Текст : непосредственный // Российская газета. — 2011. — № 18. — 28 января.</w:t>
       </w:r>
     </w:p>
     <w:p>
@@ -21453,39 +19451,7 @@
           <w:rFonts w:eastAsia="Calibri"/>
           <w:color w:val="000000"/>
         </w:rPr>
-        <w:t xml:space="preserve">Использование диаграмм вариантов использования UML при проектировании ПО [Электронный ресурс] // </w:t>
-      </w:r>
-      <w:proofErr w:type="spellStart"/>
-      <w:r>
-        <w:rPr>
-          <w:rFonts w:eastAsia="Calibri"/>
-          <w:color w:val="000000"/>
-        </w:rPr>
-        <w:t>Хабр</w:t>
-      </w:r>
-      <w:proofErr w:type="spellEnd"/>
-      <w:r>
-        <w:rPr>
-          <w:rFonts w:eastAsia="Calibri"/>
-          <w:color w:val="000000"/>
-        </w:rPr>
-        <w:t xml:space="preserve">. — 2021. — URL: https://habr.com/ru/articles/566218/ (дата обращения: 12.05.2026). — </w:t>
-      </w:r>
-      <w:proofErr w:type="gramStart"/>
-      <w:r>
-        <w:rPr>
-          <w:rFonts w:eastAsia="Calibri"/>
-          <w:color w:val="000000"/>
-        </w:rPr>
-        <w:t>Текст :</w:t>
-      </w:r>
-      <w:proofErr w:type="gramEnd"/>
-      <w:r>
-        <w:rPr>
-          <w:rFonts w:eastAsia="Calibri"/>
-          <w:color w:val="000000"/>
-        </w:rPr>
-        <w:t xml:space="preserve"> электронный.</w:t>
+        <w:t>Использование диаграмм вариантов использования UML при проектировании ПО [Электронный ресурс] // Хабр. — 2021. — URL: https://habr.com/ru/articles/566218/ (дата обращения: 12.05.2026). — Текст : электронный.</w:t>
       </w:r>
     </w:p>
     <w:p>
@@ -21508,39 +19474,7 @@
           <w:rFonts w:eastAsia="Calibri"/>
           <w:color w:val="000000"/>
         </w:rPr>
-        <w:t xml:space="preserve">О защите персональных </w:t>
-      </w:r>
-      <w:proofErr w:type="gramStart"/>
-      <w:r>
-        <w:rPr>
-          <w:rFonts w:eastAsia="Calibri"/>
-          <w:color w:val="000000"/>
-        </w:rPr>
-        <w:t>данных :</w:t>
-      </w:r>
-      <w:proofErr w:type="gramEnd"/>
-      <w:r>
-        <w:rPr>
-          <w:rFonts w:eastAsia="Calibri"/>
-          <w:color w:val="000000"/>
-        </w:rPr>
-        <w:t xml:space="preserve"> Федеральный закон от 27.07.2006 № 152-ФЗ (ред. от 14.07.2022). — </w:t>
-      </w:r>
-      <w:proofErr w:type="gramStart"/>
-      <w:r>
-        <w:rPr>
-          <w:rFonts w:eastAsia="Calibri"/>
-          <w:color w:val="000000"/>
-        </w:rPr>
-        <w:t>Текст :</w:t>
-      </w:r>
-      <w:proofErr w:type="gramEnd"/>
-      <w:r>
-        <w:rPr>
-          <w:rFonts w:eastAsia="Calibri"/>
-          <w:color w:val="000000"/>
-        </w:rPr>
-        <w:t xml:space="preserve"> непосредственный // Собрание законодательства РФ. — 2006. — № 31 (ч. 1). — Ст. 3451.</w:t>
+        <w:t>О защите персональных данных : Федеральный закон от 27.07.2006 № 152-ФЗ (ред. от 14.07.2022). — Текст : непосредственный // Собрание законодательства РФ. — 2006. — № 31 (ч. 1). — Ст. 3451.</w:t>
       </w:r>
     </w:p>
     <w:p>
@@ -21563,47 +19497,15 @@
           <w:rFonts w:eastAsia="Times New Roman"/>
           <w:lang w:eastAsia="ru-RU"/>
         </w:rPr>
-        <w:t xml:space="preserve">Об общих принципах организации местного самоуправления в Российской </w:t>
-      </w:r>
-      <w:proofErr w:type="gramStart"/>
+        <w:t xml:space="preserve">Об общих принципах организации местного самоуправления в Российской Федерации : Федеральный закон от 06.10.2003 № 131-ФЗ (ред. от </w:t>
+      </w:r>
       <w:r>
         <w:rPr>
           <w:rFonts w:eastAsia="Times New Roman"/>
           <w:lang w:eastAsia="ru-RU"/>
         </w:rPr>
-        <w:t>Федерации :</w:t>
-      </w:r>
-      <w:proofErr w:type="gramEnd"/>
-      <w:r>
-        <w:rPr>
-          <w:rFonts w:eastAsia="Times New Roman"/>
-          <w:lang w:eastAsia="ru-RU"/>
-        </w:rPr>
-        <w:t xml:space="preserve"> Федеральный закон от 06.10.2003 № 131-ФЗ (ред. от </w:t>
-      </w:r>
-      <w:r>
-        <w:rPr>
-          <w:rFonts w:eastAsia="Times New Roman"/>
-          <w:lang w:eastAsia="ru-RU"/>
-        </w:rPr>
         <w:lastRenderedPageBreak/>
-        <w:t xml:space="preserve">28.04.2023). — </w:t>
-      </w:r>
-      <w:proofErr w:type="gramStart"/>
-      <w:r>
-        <w:rPr>
-          <w:rFonts w:eastAsia="Times New Roman"/>
-          <w:lang w:eastAsia="ru-RU"/>
-        </w:rPr>
-        <w:t>Текст :</w:t>
-      </w:r>
-      <w:proofErr w:type="gramEnd"/>
-      <w:r>
-        <w:rPr>
-          <w:rFonts w:eastAsia="Times New Roman"/>
-          <w:lang w:eastAsia="ru-RU"/>
-        </w:rPr>
-        <w:t xml:space="preserve"> непосредственный // Собрание законодательства РФ. — 2003. — № 40. — Ст. 3822.</w:t>
+        <w:t>28.04.2023). — Текст : непосредственный // Собрание законодательства РФ. — 2003. — № 40. — Ст. 3822.</w:t>
       </w:r>
     </w:p>
     <w:p>
@@ -21626,39 +19528,7 @@
           <w:rFonts w:eastAsia="Times New Roman"/>
           <w:lang w:eastAsia="ru-RU"/>
         </w:rPr>
-        <w:t xml:space="preserve">Об утверждении Инструкции по применению Плана счетов бюджетного </w:t>
-      </w:r>
-      <w:proofErr w:type="gramStart"/>
-      <w:r>
-        <w:rPr>
-          <w:rFonts w:eastAsia="Times New Roman"/>
-          <w:lang w:eastAsia="ru-RU"/>
-        </w:rPr>
-        <w:t>учета :</w:t>
-      </w:r>
-      <w:proofErr w:type="gramEnd"/>
-      <w:r>
-        <w:rPr>
-          <w:rFonts w:eastAsia="Times New Roman"/>
-          <w:lang w:eastAsia="ru-RU"/>
-        </w:rPr>
-        <w:t xml:space="preserve"> Приказ Минфина России от 06.12.2010 № 162н (ред. от 28.12.2022). — </w:t>
-      </w:r>
-      <w:proofErr w:type="gramStart"/>
-      <w:r>
-        <w:rPr>
-          <w:rFonts w:eastAsia="Times New Roman"/>
-          <w:lang w:eastAsia="ru-RU"/>
-        </w:rPr>
-        <w:t>Текст :</w:t>
-      </w:r>
-      <w:proofErr w:type="gramEnd"/>
-      <w:r>
-        <w:rPr>
-          <w:rFonts w:eastAsia="Times New Roman"/>
-          <w:lang w:eastAsia="ru-RU"/>
-        </w:rPr>
-        <w:t xml:space="preserve"> непосредственный // Российская газета. — 2011. — № 13. — 21 января.</w:t>
+        <w:t>Об утверждении Инструкции по применению Плана счетов бюджетного учета : Приказ Минфина России от 06.12.2010 № 162н (ред. от 28.12.2022). — Текст : непосредственный // Российская газета. — 2011. — № 13. — 21 января.</w:t>
       </w:r>
     </w:p>
     <w:p>
@@ -21681,39 +19551,7 @@
           <w:rFonts w:eastAsia="Times New Roman"/>
           <w:lang w:eastAsia="ru-RU"/>
         </w:rPr>
-        <w:t xml:space="preserve">Об утверждении форм первичных учетных документов и регистров бухгалтерского учета, применяемых органами государственной власти (государственными органами), органами местного самоуправления, органами управления государственными внебюджетными фондами, государственными академиями наук, государственными (муниципальными) учреждениями, и Методических указаний по их </w:t>
-      </w:r>
-      <w:proofErr w:type="gramStart"/>
-      <w:r>
-        <w:rPr>
-          <w:rFonts w:eastAsia="Times New Roman"/>
-          <w:lang w:eastAsia="ru-RU"/>
-        </w:rPr>
-        <w:t>применению :</w:t>
-      </w:r>
-      <w:proofErr w:type="gramEnd"/>
-      <w:r>
-        <w:rPr>
-          <w:rFonts w:eastAsia="Times New Roman"/>
-          <w:lang w:eastAsia="ru-RU"/>
-        </w:rPr>
-        <w:t xml:space="preserve"> Приказ Минфина России от 30.03.2015 № 52н (ред. от 16.11.2022). — </w:t>
-      </w:r>
-      <w:proofErr w:type="gramStart"/>
-      <w:r>
-        <w:rPr>
-          <w:rFonts w:eastAsia="Times New Roman"/>
-          <w:lang w:eastAsia="ru-RU"/>
-        </w:rPr>
-        <w:t>Текст :</w:t>
-      </w:r>
-      <w:proofErr w:type="gramEnd"/>
-      <w:r>
-        <w:rPr>
-          <w:rFonts w:eastAsia="Times New Roman"/>
-          <w:lang w:eastAsia="ru-RU"/>
-        </w:rPr>
-        <w:t xml:space="preserve"> непосредственный // Российская газета. — 2015. — № 117. — 4 июня.</w:t>
+        <w:t>Об утверждении форм первичных учетных документов и регистров бухгалтерского учета, применяемых органами государственной власти (государственными органами), органами местного самоуправления, органами управления государственными внебюджетными фондами, государственными академиями наук, государственными (муниципальными) учреждениями, и Методических указаний по их применению : Приказ Минфина России от 30.03.2015 № 52н (ред. от 16.11.2022). — Текст : непосредственный // Российская газета. — 2015. — № 117. — 4 июня.</w:t>
       </w:r>
     </w:p>
     <w:p>
@@ -21736,71 +19574,7 @@
           <w:rFonts w:eastAsia="Calibri"/>
           <w:color w:val="000000"/>
         </w:rPr>
-        <w:t xml:space="preserve">Информационные системы в управлении государством и муниципальным </w:t>
-      </w:r>
-      <w:proofErr w:type="gramStart"/>
-      <w:r>
-        <w:rPr>
-          <w:rFonts w:eastAsia="Calibri"/>
-          <w:color w:val="000000"/>
-        </w:rPr>
-        <w:t>образованием :</w:t>
-      </w:r>
-      <w:proofErr w:type="gramEnd"/>
-      <w:r>
-        <w:rPr>
-          <w:rFonts w:eastAsia="Calibri"/>
-          <w:color w:val="000000"/>
-        </w:rPr>
-        <w:t xml:space="preserve"> учеб. пособие / под ред. В. В. Иванова. — </w:t>
-      </w:r>
-      <w:proofErr w:type="gramStart"/>
-      <w:r>
-        <w:rPr>
-          <w:rFonts w:eastAsia="Calibri"/>
-          <w:color w:val="000000"/>
-        </w:rPr>
-        <w:t>Москва :</w:t>
-      </w:r>
-      <w:proofErr w:type="gramEnd"/>
-      <w:r>
-        <w:rPr>
-          <w:rFonts w:eastAsia="Calibri"/>
-          <w:color w:val="000000"/>
-        </w:rPr>
-        <w:t xml:space="preserve"> </w:t>
-      </w:r>
-      <w:proofErr w:type="spellStart"/>
-      <w:r>
-        <w:rPr>
-          <w:rFonts w:eastAsia="Calibri"/>
-          <w:color w:val="000000"/>
-        </w:rPr>
-        <w:t>КноРус</w:t>
-      </w:r>
-      <w:proofErr w:type="spellEnd"/>
-      <w:r>
-        <w:rPr>
-          <w:rFonts w:eastAsia="Calibri"/>
-          <w:color w:val="000000"/>
-        </w:rPr>
-        <w:t xml:space="preserve">, 2020. — 320 с. — </w:t>
-      </w:r>
-      <w:proofErr w:type="gramStart"/>
-      <w:r>
-        <w:rPr>
-          <w:rFonts w:eastAsia="Calibri"/>
-          <w:color w:val="000000"/>
-        </w:rPr>
-        <w:t>Текст :</w:t>
-      </w:r>
-      <w:proofErr w:type="gramEnd"/>
-      <w:r>
-        <w:rPr>
-          <w:rFonts w:eastAsia="Calibri"/>
-          <w:color w:val="000000"/>
-        </w:rPr>
-        <w:t xml:space="preserve"> непосредственный.</w:t>
+        <w:t>Информационные системы в управлении государством и муниципальным образованием : учеб. пособие / под ред. В. В. Иванова. — Москва : КноРус, 2020. — 320 с. — Текст : непосредственный.</w:t>
       </w:r>
     </w:p>
     <w:p>
@@ -21823,55 +19597,7 @@
           <w:rFonts w:eastAsia="Calibri"/>
           <w:color w:val="000000"/>
         </w:rPr>
-        <w:t xml:space="preserve">Построение веб-приложений на </w:t>
-      </w:r>
-      <w:proofErr w:type="spellStart"/>
-      <w:r>
-        <w:rPr>
-          <w:rFonts w:eastAsia="Calibri"/>
-          <w:color w:val="000000"/>
-        </w:rPr>
-        <w:t>Django</w:t>
-      </w:r>
-      <w:proofErr w:type="spellEnd"/>
-      <w:r>
-        <w:rPr>
-          <w:rFonts w:eastAsia="Calibri"/>
-          <w:color w:val="000000"/>
-        </w:rPr>
-        <w:t xml:space="preserve"> 4 / Уильям С. </w:t>
-      </w:r>
-      <w:proofErr w:type="gramStart"/>
-      <w:r>
-        <w:rPr>
-          <w:rFonts w:eastAsia="Calibri"/>
-          <w:color w:val="000000"/>
-        </w:rPr>
-        <w:t>Винсент ;</w:t>
-      </w:r>
-      <w:proofErr w:type="gramEnd"/>
-      <w:r>
-        <w:rPr>
-          <w:rFonts w:eastAsia="Calibri"/>
-          <w:color w:val="000000"/>
-        </w:rPr>
-        <w:t xml:space="preserve"> пер. с англ. — Москва : ДМК Пресс, 2023. — 352 с. — </w:t>
-      </w:r>
-      <w:proofErr w:type="gramStart"/>
-      <w:r>
-        <w:rPr>
-          <w:rFonts w:eastAsia="Calibri"/>
-          <w:color w:val="000000"/>
-        </w:rPr>
-        <w:t>Текст :</w:t>
-      </w:r>
-      <w:proofErr w:type="gramEnd"/>
-      <w:r>
-        <w:rPr>
-          <w:rFonts w:eastAsia="Calibri"/>
-          <w:color w:val="000000"/>
-        </w:rPr>
-        <w:t xml:space="preserve"> непосредственный.</w:t>
+        <w:t>Построение веб-приложений на Django 4 / Уильям С. Винсент ; пер. с англ. — Москва : ДМК Пресс, 2023. — 352 с. — Текст : непосредственный.</w:t>
       </w:r>
     </w:p>
     <w:p>
@@ -21894,48 +19620,7 @@
           <w:rFonts w:eastAsia="Calibri"/>
           <w:color w:val="000000"/>
         </w:rPr>
-        <w:t xml:space="preserve">Проектирование баз данных / Т. Коннолли, К. </w:t>
-      </w:r>
-      <w:proofErr w:type="spellStart"/>
-      <w:proofErr w:type="gramStart"/>
-      <w:r>
-        <w:rPr>
-          <w:rFonts w:eastAsia="Calibri"/>
-          <w:color w:val="000000"/>
-        </w:rPr>
-        <w:t>Бегг</w:t>
-      </w:r>
-      <w:proofErr w:type="spellEnd"/>
-      <w:r>
-        <w:rPr>
-          <w:rFonts w:eastAsia="Calibri"/>
-          <w:color w:val="000000"/>
-        </w:rPr>
-        <w:t xml:space="preserve"> ;</w:t>
-      </w:r>
-      <w:proofErr w:type="gramEnd"/>
-      <w:r>
-        <w:rPr>
-          <w:rFonts w:eastAsia="Calibri"/>
-          <w:color w:val="000000"/>
-        </w:rPr>
-        <w:t xml:space="preserve"> пер. с англ. — 6-е изд. — Москва : Вильямс, 2020. — 1440 с. — </w:t>
-      </w:r>
-      <w:proofErr w:type="gramStart"/>
-      <w:r>
-        <w:rPr>
-          <w:rFonts w:eastAsia="Calibri"/>
-          <w:color w:val="000000"/>
-        </w:rPr>
-        <w:t>Текст :</w:t>
-      </w:r>
-      <w:proofErr w:type="gramEnd"/>
-      <w:r>
-        <w:rPr>
-          <w:rFonts w:eastAsia="Calibri"/>
-          <w:color w:val="000000"/>
-        </w:rPr>
-        <w:t xml:space="preserve"> непосредственный.</w:t>
+        <w:t>Проектирование баз данных / Т. Коннолли, К. Бегг ; пер. с англ. — 6-е изд. — Москва : Вильямс, 2020. — 1440 с. — Текст : непосредственный.</w:t>
       </w:r>
     </w:p>
     <w:p>
@@ -21958,23 +19643,7 @@
           <w:rFonts w:eastAsia="Calibri"/>
           <w:color w:val="000000"/>
         </w:rPr>
-        <w:t>Рекомендации по обеспечению безопасности веб-</w:t>
-      </w:r>
-      <w:proofErr w:type="gramStart"/>
-      <w:r>
-        <w:rPr>
-          <w:rFonts w:eastAsia="Calibri"/>
-          <w:color w:val="000000"/>
-        </w:rPr>
-        <w:t>приложений :</w:t>
-      </w:r>
-      <w:proofErr w:type="gramEnd"/>
-      <w:r>
-        <w:rPr>
-          <w:rFonts w:eastAsia="Calibri"/>
-          <w:color w:val="000000"/>
-        </w:rPr>
-        <w:t xml:space="preserve"> метод. указания / ФСТЭК России. — Москва, 2021. — 45 с.</w:t>
+        <w:t>Рекомендации по обеспечению безопасности веб-приложений : метод. указания / ФСТЭК России. — Москва, 2021. — 45 с.</w:t>
       </w:r>
     </w:p>
     <w:p>
@@ -21997,39 +19666,7 @@
           <w:rFonts w:eastAsia="Calibri"/>
           <w:color w:val="000000"/>
         </w:rPr>
-        <w:t>Чистый код: создание, анализ и рефакторинг / Роберт Мартин. — Санкт-</w:t>
-      </w:r>
-      <w:proofErr w:type="gramStart"/>
-      <w:r>
-        <w:rPr>
-          <w:rFonts w:eastAsia="Calibri"/>
-          <w:color w:val="000000"/>
-        </w:rPr>
-        <w:t>Петербург :</w:t>
-      </w:r>
-      <w:proofErr w:type="gramEnd"/>
-      <w:r>
-        <w:rPr>
-          <w:rFonts w:eastAsia="Calibri"/>
-          <w:color w:val="000000"/>
-        </w:rPr>
-        <w:t xml:space="preserve"> Питер, 2021. — 464 с. — </w:t>
-      </w:r>
-      <w:proofErr w:type="gramStart"/>
-      <w:r>
-        <w:rPr>
-          <w:rFonts w:eastAsia="Calibri"/>
-          <w:color w:val="000000"/>
-        </w:rPr>
-        <w:t>Текст :</w:t>
-      </w:r>
-      <w:proofErr w:type="gramEnd"/>
-      <w:r>
-        <w:rPr>
-          <w:rFonts w:eastAsia="Calibri"/>
-          <w:color w:val="000000"/>
-        </w:rPr>
-        <w:t xml:space="preserve"> непосредственный.</w:t>
+        <w:t>Чистый код: создание, анализ и рефакторинг / Роберт Мартин. — Санкт-Петербург : Питер, 2021. — 464 с. — Текст : непосредственный.</w:t>
       </w:r>
     </w:p>
     <w:p>
@@ -22922,30 +20559,12 @@
                 <w:szCs w:val="24"/>
               </w:rPr>
             </w:pPr>
-            <w:proofErr w:type="spellStart"/>
-            <w:proofErr w:type="gramStart"/>
             <w:r>
               <w:rPr>
                 <w:sz w:val="24"/>
                 <w:szCs w:val="24"/>
               </w:rPr>
-              <w:t>Трудоем</w:t>
-            </w:r>
-            <w:proofErr w:type="spellEnd"/>
-            <w:r>
-              <w:rPr>
-                <w:sz w:val="24"/>
-                <w:szCs w:val="24"/>
-              </w:rPr>
-              <w:t>-кость</w:t>
-            </w:r>
-            <w:proofErr w:type="gramEnd"/>
-            <w:r>
-              <w:rPr>
-                <w:sz w:val="24"/>
-                <w:szCs w:val="24"/>
-              </w:rPr>
-              <w:t>, %</w:t>
+              <w:t>Трудоем-кость, %</w:t>
             </w:r>
           </w:p>
         </w:tc>
@@ -23182,25 +20801,7 @@
                 <w:sz w:val="24"/>
                 <w:szCs w:val="24"/>
               </w:rPr>
-              <w:t xml:space="preserve">    1.5 </w:t>
-            </w:r>
-            <w:proofErr w:type="spellStart"/>
-            <w:r>
-              <w:rPr>
-                <w:color w:val="000000" w:themeColor="text1"/>
-                <w:sz w:val="24"/>
-                <w:szCs w:val="24"/>
-              </w:rPr>
-              <w:t>Даталогическая</w:t>
-            </w:r>
-            <w:proofErr w:type="spellEnd"/>
-            <w:r>
-              <w:rPr>
-                <w:color w:val="000000" w:themeColor="text1"/>
-                <w:sz w:val="24"/>
-                <w:szCs w:val="24"/>
-              </w:rPr>
-              <w:t xml:space="preserve"> модель</w:t>
+              <w:t xml:space="preserve">    1.5 Даталогическая модель</w:t>
             </w:r>
           </w:p>
           <w:p>
@@ -24386,37 +21987,21 @@
           <w:sz w:val="24"/>
           <w:u w:val="single"/>
         </w:rPr>
-        <w:t xml:space="preserve">доцент, </w:t>
-      </w:r>
-      <w:proofErr w:type="spellStart"/>
+        <w:t>доцент, к.</w:t>
+      </w:r>
       <w:r>
         <w:rPr>
           <w:sz w:val="24"/>
           <w:u w:val="single"/>
         </w:rPr>
-        <w:t>к.</w:t>
+        <w:t>п</w:t>
       </w:r>
       <w:r>
         <w:rPr>
           <w:sz w:val="24"/>
           <w:u w:val="single"/>
         </w:rPr>
-        <w:t>п</w:t>
-      </w:r>
-      <w:r>
-        <w:rPr>
-          <w:sz w:val="24"/>
-          <w:u w:val="single"/>
-        </w:rPr>
-        <w:t>.н</w:t>
-      </w:r>
-      <w:proofErr w:type="spellEnd"/>
-      <w:r>
-        <w:rPr>
-          <w:sz w:val="24"/>
-          <w:u w:val="single"/>
-        </w:rPr>
-        <w:t xml:space="preserve">.,  </w:t>
+        <w:t xml:space="preserve">.н.,  </w:t>
       </w:r>
       <w:r>
         <w:rPr>
@@ -24618,7 +22203,6 @@
         </w:rPr>
         <w:t xml:space="preserve"> </w:t>
       </w:r>
-      <w:proofErr w:type="spellStart"/>
       <w:r>
         <w:rPr>
           <w:color w:val="000000"/>
@@ -24628,7 +22212,6 @@
         </w:rPr>
         <w:t>django</w:t>
       </w:r>
-      <w:proofErr w:type="spellEnd"/>
       <w:r>
         <w:rPr>
           <w:color w:val="000000"/>
@@ -24637,7 +22220,6 @@
         </w:rPr>
         <w:t>.</w:t>
       </w:r>
-      <w:proofErr w:type="spellStart"/>
       <w:r>
         <w:rPr>
           <w:color w:val="000000"/>
@@ -24647,7 +22229,6 @@
         </w:rPr>
         <w:t>db</w:t>
       </w:r>
-      <w:proofErr w:type="spellEnd"/>
       <w:r>
         <w:rPr>
           <w:color w:val="000000"/>
@@ -24703,27 +22284,7 @@
           <w:szCs w:val="24"/>
           <w:lang w:val="en-US"/>
         </w:rPr>
-        <w:t xml:space="preserve">from </w:t>
-      </w:r>
-      <w:proofErr w:type="spellStart"/>
-      <w:r>
-        <w:rPr>
-          <w:color w:val="000000"/>
-          <w:sz w:val="24"/>
-          <w:szCs w:val="24"/>
-          <w:lang w:val="en-US"/>
-        </w:rPr>
-        <w:t>django.conf</w:t>
-      </w:r>
-      <w:proofErr w:type="spellEnd"/>
-      <w:r>
-        <w:rPr>
-          <w:color w:val="000000"/>
-          <w:sz w:val="24"/>
-          <w:szCs w:val="24"/>
-          <w:lang w:val="en-US"/>
-        </w:rPr>
-        <w:t xml:space="preserve"> import settings</w:t>
+        <w:t>from django.conf import settings</w:t>
       </w:r>
     </w:p>
     <w:p>
@@ -24760,29 +22321,7 @@
           <w:szCs w:val="24"/>
           <w:lang w:val="en-US"/>
         </w:rPr>
-        <w:t>class Position(</w:t>
-      </w:r>
-      <w:proofErr w:type="spellStart"/>
-      <w:proofErr w:type="gramStart"/>
-      <w:r>
-        <w:rPr>
-          <w:color w:val="000000"/>
-          <w:sz w:val="24"/>
-          <w:szCs w:val="24"/>
-          <w:lang w:val="en-US"/>
-        </w:rPr>
-        <w:t>models.Model</w:t>
-      </w:r>
-      <w:proofErr w:type="spellEnd"/>
-      <w:proofErr w:type="gramEnd"/>
-      <w:r>
-        <w:rPr>
-          <w:color w:val="000000"/>
-          <w:sz w:val="24"/>
-          <w:szCs w:val="24"/>
-          <w:lang w:val="en-US"/>
-        </w:rPr>
-        <w:t>):</w:t>
+        <w:t>class Position(models.Model):</w:t>
       </w:r>
     </w:p>
     <w:p>
@@ -24805,69 +22344,7 @@
           <w:szCs w:val="24"/>
           <w:lang w:val="en-US"/>
         </w:rPr>
-        <w:t xml:space="preserve">    </w:t>
-      </w:r>
-      <w:proofErr w:type="spellStart"/>
-      <w:r>
-        <w:rPr>
-          <w:color w:val="000000"/>
-          <w:sz w:val="24"/>
-          <w:szCs w:val="24"/>
-          <w:lang w:val="en-US"/>
-        </w:rPr>
-        <w:t>id_position</w:t>
-      </w:r>
-      <w:proofErr w:type="spellEnd"/>
-      <w:r>
-        <w:rPr>
-          <w:color w:val="000000"/>
-          <w:sz w:val="24"/>
-          <w:szCs w:val="24"/>
-          <w:lang w:val="en-US"/>
-        </w:rPr>
-        <w:t xml:space="preserve"> = </w:t>
-      </w:r>
-      <w:proofErr w:type="spellStart"/>
-      <w:proofErr w:type="gramStart"/>
-      <w:r>
-        <w:rPr>
-          <w:color w:val="000000"/>
-          <w:sz w:val="24"/>
-          <w:szCs w:val="24"/>
-          <w:lang w:val="en-US"/>
-        </w:rPr>
-        <w:t>models.AutoField</w:t>
-      </w:r>
-      <w:proofErr w:type="spellEnd"/>
-      <w:proofErr w:type="gramEnd"/>
-      <w:r>
-        <w:rPr>
-          <w:color w:val="000000"/>
-          <w:sz w:val="24"/>
-          <w:szCs w:val="24"/>
-          <w:lang w:val="en-US"/>
-        </w:rPr>
-        <w:t>(</w:t>
-      </w:r>
-      <w:proofErr w:type="spellStart"/>
-      <w:r>
-        <w:rPr>
-          <w:color w:val="000000"/>
-          <w:sz w:val="24"/>
-          <w:szCs w:val="24"/>
-          <w:lang w:val="en-US"/>
-        </w:rPr>
-        <w:t>primary_key</w:t>
-      </w:r>
-      <w:proofErr w:type="spellEnd"/>
-      <w:r>
-        <w:rPr>
-          <w:color w:val="000000"/>
-          <w:sz w:val="24"/>
-          <w:szCs w:val="24"/>
-          <w:lang w:val="en-US"/>
-        </w:rPr>
-        <w:t>=True)</w:t>
+        <w:t>    id_position = models.AutoField(primary_key=True)</w:t>
       </w:r>
     </w:p>
     <w:p>
@@ -24890,49 +22367,7 @@
           <w:szCs w:val="24"/>
           <w:lang w:val="en-US"/>
         </w:rPr>
-        <w:t xml:space="preserve">    name = </w:t>
-      </w:r>
-      <w:proofErr w:type="spellStart"/>
-      <w:proofErr w:type="gramStart"/>
-      <w:r>
-        <w:rPr>
-          <w:color w:val="000000"/>
-          <w:sz w:val="24"/>
-          <w:szCs w:val="24"/>
-          <w:lang w:val="en-US"/>
-        </w:rPr>
-        <w:t>models.CharField</w:t>
-      </w:r>
-      <w:proofErr w:type="spellEnd"/>
-      <w:proofErr w:type="gramEnd"/>
-      <w:r>
-        <w:rPr>
-          <w:color w:val="000000"/>
-          <w:sz w:val="24"/>
-          <w:szCs w:val="24"/>
-          <w:lang w:val="en-US"/>
-        </w:rPr>
-        <w:t>(</w:t>
-      </w:r>
-      <w:proofErr w:type="spellStart"/>
-      <w:r>
-        <w:rPr>
-          <w:color w:val="000000"/>
-          <w:sz w:val="24"/>
-          <w:szCs w:val="24"/>
-          <w:lang w:val="en-US"/>
-        </w:rPr>
-        <w:t>max_length</w:t>
-      </w:r>
-      <w:proofErr w:type="spellEnd"/>
-      <w:r>
-        <w:rPr>
-          <w:color w:val="000000"/>
-          <w:sz w:val="24"/>
-          <w:szCs w:val="24"/>
-          <w:lang w:val="en-US"/>
-        </w:rPr>
-        <w:t>=100, unique=True)</w:t>
+        <w:t>    name = models.CharField(max_length=100, unique=True)</w:t>
       </w:r>
     </w:p>
     <w:p>
@@ -24992,27 +22427,7 @@
           <w:szCs w:val="24"/>
           <w:lang w:val="en-US"/>
         </w:rPr>
-        <w:t xml:space="preserve">        </w:t>
-      </w:r>
-      <w:proofErr w:type="spellStart"/>
-      <w:r>
-        <w:rPr>
-          <w:color w:val="000000"/>
-          <w:sz w:val="24"/>
-          <w:szCs w:val="24"/>
-          <w:lang w:val="en-US"/>
-        </w:rPr>
-        <w:t>db_table</w:t>
-      </w:r>
-      <w:proofErr w:type="spellEnd"/>
-      <w:r>
-        <w:rPr>
-          <w:color w:val="000000"/>
-          <w:sz w:val="24"/>
-          <w:szCs w:val="24"/>
-          <w:lang w:val="en-US"/>
-        </w:rPr>
-        <w:t xml:space="preserve"> = 'positions'</w:t>
+        <w:t>        db_table = 'positions'</w:t>
       </w:r>
     </w:p>
     <w:p>
@@ -25035,27 +22450,7 @@
           <w:szCs w:val="24"/>
           <w:lang w:val="en-US"/>
         </w:rPr>
-        <w:t xml:space="preserve">        managed = </w:t>
-      </w:r>
-      <w:proofErr w:type="gramStart"/>
-      <w:r>
-        <w:rPr>
-          <w:color w:val="000000"/>
-          <w:sz w:val="24"/>
-          <w:szCs w:val="24"/>
-          <w:lang w:val="en-US"/>
-        </w:rPr>
-        <w:t>False  #</w:t>
-      </w:r>
-      <w:proofErr w:type="gramEnd"/>
-      <w:r>
-        <w:rPr>
-          <w:color w:val="000000"/>
-          <w:sz w:val="24"/>
-          <w:szCs w:val="24"/>
-          <w:lang w:val="en-US"/>
-        </w:rPr>
-        <w:t xml:space="preserve"> </w:t>
+        <w:t xml:space="preserve">        managed = False  # </w:t>
       </w:r>
       <w:r>
         <w:rPr>
@@ -25120,27 +22515,7 @@
           <w:szCs w:val="24"/>
           <w:lang w:val="en-US"/>
         </w:rPr>
-        <w:t xml:space="preserve">        </w:t>
-      </w:r>
-      <w:proofErr w:type="spellStart"/>
-      <w:r>
-        <w:rPr>
-          <w:color w:val="000000"/>
-          <w:sz w:val="24"/>
-          <w:szCs w:val="24"/>
-          <w:lang w:val="en-US"/>
-        </w:rPr>
-        <w:t>verbose_name</w:t>
-      </w:r>
-      <w:proofErr w:type="spellEnd"/>
-      <w:r>
-        <w:rPr>
-          <w:color w:val="000000"/>
-          <w:sz w:val="24"/>
-          <w:szCs w:val="24"/>
-          <w:lang w:val="en-US"/>
-        </w:rPr>
-        <w:t xml:space="preserve"> = '</w:t>
+        <w:t>        verbose_name = '</w:t>
       </w:r>
       <w:r>
         <w:rPr>
@@ -25226,49 +22601,7 @@
           <w:szCs w:val="24"/>
           <w:lang w:val="en-US"/>
         </w:rPr>
-        <w:t xml:space="preserve">class </w:t>
-      </w:r>
-      <w:proofErr w:type="spellStart"/>
-      <w:r>
-        <w:rPr>
-          <w:color w:val="000000"/>
-          <w:sz w:val="24"/>
-          <w:szCs w:val="24"/>
-          <w:lang w:val="en-US"/>
-        </w:rPr>
-        <w:t>LocationType</w:t>
-      </w:r>
-      <w:proofErr w:type="spellEnd"/>
-      <w:r>
-        <w:rPr>
-          <w:color w:val="000000"/>
-          <w:sz w:val="24"/>
-          <w:szCs w:val="24"/>
-          <w:lang w:val="en-US"/>
-        </w:rPr>
-        <w:t>(</w:t>
-      </w:r>
-      <w:proofErr w:type="spellStart"/>
-      <w:proofErr w:type="gramStart"/>
-      <w:r>
-        <w:rPr>
-          <w:color w:val="000000"/>
-          <w:sz w:val="24"/>
-          <w:szCs w:val="24"/>
-          <w:lang w:val="en-US"/>
-        </w:rPr>
-        <w:t>models.Model</w:t>
-      </w:r>
-      <w:proofErr w:type="spellEnd"/>
-      <w:proofErr w:type="gramEnd"/>
-      <w:r>
-        <w:rPr>
-          <w:color w:val="000000"/>
-          <w:sz w:val="24"/>
-          <w:szCs w:val="24"/>
-          <w:lang w:val="en-US"/>
-        </w:rPr>
-        <w:t>):</w:t>
+        <w:t>class LocationType(models.Model):</w:t>
       </w:r>
     </w:p>
     <w:p>
@@ -25291,69 +22624,7 @@
           <w:szCs w:val="24"/>
           <w:lang w:val="en-US"/>
         </w:rPr>
-        <w:t xml:space="preserve">    </w:t>
-      </w:r>
-      <w:proofErr w:type="spellStart"/>
-      <w:r>
-        <w:rPr>
-          <w:color w:val="000000"/>
-          <w:sz w:val="24"/>
-          <w:szCs w:val="24"/>
-          <w:lang w:val="en-US"/>
-        </w:rPr>
-        <w:t>id_type</w:t>
-      </w:r>
-      <w:proofErr w:type="spellEnd"/>
-      <w:r>
-        <w:rPr>
-          <w:color w:val="000000"/>
-          <w:sz w:val="24"/>
-          <w:szCs w:val="24"/>
-          <w:lang w:val="en-US"/>
-        </w:rPr>
-        <w:t xml:space="preserve"> = </w:t>
-      </w:r>
-      <w:proofErr w:type="spellStart"/>
-      <w:proofErr w:type="gramStart"/>
-      <w:r>
-        <w:rPr>
-          <w:color w:val="000000"/>
-          <w:sz w:val="24"/>
-          <w:szCs w:val="24"/>
-          <w:lang w:val="en-US"/>
-        </w:rPr>
-        <w:t>models.AutoField</w:t>
-      </w:r>
-      <w:proofErr w:type="spellEnd"/>
-      <w:proofErr w:type="gramEnd"/>
-      <w:r>
-        <w:rPr>
-          <w:color w:val="000000"/>
-          <w:sz w:val="24"/>
-          <w:szCs w:val="24"/>
-          <w:lang w:val="en-US"/>
-        </w:rPr>
-        <w:t>(</w:t>
-      </w:r>
-      <w:proofErr w:type="spellStart"/>
-      <w:r>
-        <w:rPr>
-          <w:color w:val="000000"/>
-          <w:sz w:val="24"/>
-          <w:szCs w:val="24"/>
-          <w:lang w:val="en-US"/>
-        </w:rPr>
-        <w:t>primary_key</w:t>
-      </w:r>
-      <w:proofErr w:type="spellEnd"/>
-      <w:r>
-        <w:rPr>
-          <w:color w:val="000000"/>
-          <w:sz w:val="24"/>
-          <w:szCs w:val="24"/>
-          <w:lang w:val="en-US"/>
-        </w:rPr>
-        <w:t>=True)</w:t>
+        <w:t>    id_type = models.AutoField(primary_key=True)</w:t>
       </w:r>
     </w:p>
     <w:p>
@@ -25376,49 +22647,7 @@
           <w:szCs w:val="24"/>
           <w:lang w:val="en-US"/>
         </w:rPr>
-        <w:t xml:space="preserve">    name = </w:t>
-      </w:r>
-      <w:proofErr w:type="spellStart"/>
-      <w:proofErr w:type="gramStart"/>
-      <w:r>
-        <w:rPr>
-          <w:color w:val="000000"/>
-          <w:sz w:val="24"/>
-          <w:szCs w:val="24"/>
-          <w:lang w:val="en-US"/>
-        </w:rPr>
-        <w:t>models.CharField</w:t>
-      </w:r>
-      <w:proofErr w:type="spellEnd"/>
-      <w:proofErr w:type="gramEnd"/>
-      <w:r>
-        <w:rPr>
-          <w:color w:val="000000"/>
-          <w:sz w:val="24"/>
-          <w:szCs w:val="24"/>
-          <w:lang w:val="en-US"/>
-        </w:rPr>
-        <w:t>(</w:t>
-      </w:r>
-      <w:proofErr w:type="spellStart"/>
-      <w:r>
-        <w:rPr>
-          <w:color w:val="000000"/>
-          <w:sz w:val="24"/>
-          <w:szCs w:val="24"/>
-          <w:lang w:val="en-US"/>
-        </w:rPr>
-        <w:t>max_length</w:t>
-      </w:r>
-      <w:proofErr w:type="spellEnd"/>
-      <w:r>
-        <w:rPr>
-          <w:color w:val="000000"/>
-          <w:sz w:val="24"/>
-          <w:szCs w:val="24"/>
-          <w:lang w:val="en-US"/>
-        </w:rPr>
-        <w:t>=50, unique=True)</w:t>
+        <w:t>    name = models.CharField(max_length=50, unique=True)</w:t>
       </w:r>
     </w:p>
     <w:p>
@@ -25478,47 +22707,7 @@
           <w:szCs w:val="24"/>
           <w:lang w:val="en-US"/>
         </w:rPr>
-        <w:t xml:space="preserve">        </w:t>
-      </w:r>
-      <w:proofErr w:type="spellStart"/>
-      <w:r>
-        <w:rPr>
-          <w:color w:val="000000"/>
-          <w:sz w:val="24"/>
-          <w:szCs w:val="24"/>
-          <w:lang w:val="en-US"/>
-        </w:rPr>
-        <w:t>db_table</w:t>
-      </w:r>
-      <w:proofErr w:type="spellEnd"/>
-      <w:r>
-        <w:rPr>
-          <w:color w:val="000000"/>
-          <w:sz w:val="24"/>
-          <w:szCs w:val="24"/>
-          <w:lang w:val="en-US"/>
-        </w:rPr>
-        <w:t xml:space="preserve"> = '</w:t>
-      </w:r>
-      <w:proofErr w:type="spellStart"/>
-      <w:r>
-        <w:rPr>
-          <w:color w:val="000000"/>
-          <w:sz w:val="24"/>
-          <w:szCs w:val="24"/>
-          <w:lang w:val="en-US"/>
-        </w:rPr>
-        <w:t>location_types</w:t>
-      </w:r>
-      <w:proofErr w:type="spellEnd"/>
-      <w:r>
-        <w:rPr>
-          <w:color w:val="000000"/>
-          <w:sz w:val="24"/>
-          <w:szCs w:val="24"/>
-          <w:lang w:val="en-US"/>
-        </w:rPr>
-        <w:t>'</w:t>
+        <w:t>        db_table = 'location_types'</w:t>
       </w:r>
     </w:p>
     <w:p>
@@ -25564,27 +22753,7 @@
           <w:szCs w:val="24"/>
           <w:lang w:val="en-US"/>
         </w:rPr>
-        <w:t xml:space="preserve">        </w:t>
-      </w:r>
-      <w:proofErr w:type="spellStart"/>
-      <w:r>
-        <w:rPr>
-          <w:color w:val="000000"/>
-          <w:sz w:val="24"/>
-          <w:szCs w:val="24"/>
-          <w:lang w:val="en-US"/>
-        </w:rPr>
-        <w:t>verbose_name</w:t>
-      </w:r>
-      <w:proofErr w:type="spellEnd"/>
-      <w:r>
-        <w:rPr>
-          <w:color w:val="000000"/>
-          <w:sz w:val="24"/>
-          <w:szCs w:val="24"/>
-          <w:lang w:val="en-US"/>
-        </w:rPr>
-        <w:t xml:space="preserve"> = '</w:t>
+        <w:t>        verbose_name = '</w:t>
       </w:r>
       <w:r>
         <w:rPr>
@@ -25701,49 +22870,7 @@
           <w:szCs w:val="24"/>
           <w:lang w:val="en-US"/>
         </w:rPr>
-        <w:t xml:space="preserve">class </w:t>
-      </w:r>
-      <w:proofErr w:type="spellStart"/>
-      <w:r>
-        <w:rPr>
-          <w:color w:val="000000"/>
-          <w:sz w:val="24"/>
-          <w:szCs w:val="24"/>
-          <w:lang w:val="en-US"/>
-        </w:rPr>
-        <w:t>DeviceStatus</w:t>
-      </w:r>
-      <w:proofErr w:type="spellEnd"/>
-      <w:r>
-        <w:rPr>
-          <w:color w:val="000000"/>
-          <w:sz w:val="24"/>
-          <w:szCs w:val="24"/>
-          <w:lang w:val="en-US"/>
-        </w:rPr>
-        <w:t>(</w:t>
-      </w:r>
-      <w:proofErr w:type="spellStart"/>
-      <w:proofErr w:type="gramStart"/>
-      <w:r>
-        <w:rPr>
-          <w:color w:val="000000"/>
-          <w:sz w:val="24"/>
-          <w:szCs w:val="24"/>
-          <w:lang w:val="en-US"/>
-        </w:rPr>
-        <w:t>models.Model</w:t>
-      </w:r>
-      <w:proofErr w:type="spellEnd"/>
-      <w:proofErr w:type="gramEnd"/>
-      <w:r>
-        <w:rPr>
-          <w:color w:val="000000"/>
-          <w:sz w:val="24"/>
-          <w:szCs w:val="24"/>
-          <w:lang w:val="en-US"/>
-        </w:rPr>
-        <w:t>):</w:t>
+        <w:t>class DeviceStatus(models.Model):</w:t>
       </w:r>
     </w:p>
     <w:p>
@@ -25766,69 +22893,7 @@
           <w:szCs w:val="24"/>
           <w:lang w:val="en-US"/>
         </w:rPr>
-        <w:t xml:space="preserve">    </w:t>
-      </w:r>
-      <w:proofErr w:type="spellStart"/>
-      <w:r>
-        <w:rPr>
-          <w:color w:val="000000"/>
-          <w:sz w:val="24"/>
-          <w:szCs w:val="24"/>
-          <w:lang w:val="en-US"/>
-        </w:rPr>
-        <w:t>id_status</w:t>
-      </w:r>
-      <w:proofErr w:type="spellEnd"/>
-      <w:r>
-        <w:rPr>
-          <w:color w:val="000000"/>
-          <w:sz w:val="24"/>
-          <w:szCs w:val="24"/>
-          <w:lang w:val="en-US"/>
-        </w:rPr>
-        <w:t xml:space="preserve"> = </w:t>
-      </w:r>
-      <w:proofErr w:type="spellStart"/>
-      <w:proofErr w:type="gramStart"/>
-      <w:r>
-        <w:rPr>
-          <w:color w:val="000000"/>
-          <w:sz w:val="24"/>
-          <w:szCs w:val="24"/>
-          <w:lang w:val="en-US"/>
-        </w:rPr>
-        <w:t>models.AutoField</w:t>
-      </w:r>
-      <w:proofErr w:type="spellEnd"/>
-      <w:proofErr w:type="gramEnd"/>
-      <w:r>
-        <w:rPr>
-          <w:color w:val="000000"/>
-          <w:sz w:val="24"/>
-          <w:szCs w:val="24"/>
-          <w:lang w:val="en-US"/>
-        </w:rPr>
-        <w:t>(</w:t>
-      </w:r>
-      <w:proofErr w:type="spellStart"/>
-      <w:r>
-        <w:rPr>
-          <w:color w:val="000000"/>
-          <w:sz w:val="24"/>
-          <w:szCs w:val="24"/>
-          <w:lang w:val="en-US"/>
-        </w:rPr>
-        <w:t>primary_key</w:t>
-      </w:r>
-      <w:proofErr w:type="spellEnd"/>
-      <w:r>
-        <w:rPr>
-          <w:color w:val="000000"/>
-          <w:sz w:val="24"/>
-          <w:szCs w:val="24"/>
-          <w:lang w:val="en-US"/>
-        </w:rPr>
-        <w:t>=True)</w:t>
+        <w:t>    id_status = models.AutoField(primary_key=True)</w:t>
       </w:r>
     </w:p>
     <w:p>
@@ -25851,49 +22916,7 @@
           <w:szCs w:val="24"/>
           <w:lang w:val="en-US"/>
         </w:rPr>
-        <w:t xml:space="preserve">    name = </w:t>
-      </w:r>
-      <w:proofErr w:type="spellStart"/>
-      <w:proofErr w:type="gramStart"/>
-      <w:r>
-        <w:rPr>
-          <w:color w:val="000000"/>
-          <w:sz w:val="24"/>
-          <w:szCs w:val="24"/>
-          <w:lang w:val="en-US"/>
-        </w:rPr>
-        <w:t>models.CharField</w:t>
-      </w:r>
-      <w:proofErr w:type="spellEnd"/>
-      <w:proofErr w:type="gramEnd"/>
-      <w:r>
-        <w:rPr>
-          <w:color w:val="000000"/>
-          <w:sz w:val="24"/>
-          <w:szCs w:val="24"/>
-          <w:lang w:val="en-US"/>
-        </w:rPr>
-        <w:t>(</w:t>
-      </w:r>
-      <w:proofErr w:type="spellStart"/>
-      <w:r>
-        <w:rPr>
-          <w:color w:val="000000"/>
-          <w:sz w:val="24"/>
-          <w:szCs w:val="24"/>
-          <w:lang w:val="en-US"/>
-        </w:rPr>
-        <w:t>max_length</w:t>
-      </w:r>
-      <w:proofErr w:type="spellEnd"/>
-      <w:r>
-        <w:rPr>
-          <w:color w:val="000000"/>
-          <w:sz w:val="24"/>
-          <w:szCs w:val="24"/>
-          <w:lang w:val="en-US"/>
-        </w:rPr>
-        <w:t>=50, unique=True)</w:t>
+        <w:t>    name = models.CharField(max_length=50, unique=True)</w:t>
       </w:r>
     </w:p>
     <w:p>
@@ -25953,47 +22976,7 @@
           <w:szCs w:val="24"/>
           <w:lang w:val="en-US"/>
         </w:rPr>
-        <w:t xml:space="preserve">        </w:t>
-      </w:r>
-      <w:proofErr w:type="spellStart"/>
-      <w:r>
-        <w:rPr>
-          <w:color w:val="000000"/>
-          <w:sz w:val="24"/>
-          <w:szCs w:val="24"/>
-          <w:lang w:val="en-US"/>
-        </w:rPr>
-        <w:t>db_table</w:t>
-      </w:r>
-      <w:proofErr w:type="spellEnd"/>
-      <w:r>
-        <w:rPr>
-          <w:color w:val="000000"/>
-          <w:sz w:val="24"/>
-          <w:szCs w:val="24"/>
-          <w:lang w:val="en-US"/>
-        </w:rPr>
-        <w:t xml:space="preserve"> = '</w:t>
-      </w:r>
-      <w:proofErr w:type="spellStart"/>
-      <w:r>
-        <w:rPr>
-          <w:color w:val="000000"/>
-          <w:sz w:val="24"/>
-          <w:szCs w:val="24"/>
-          <w:lang w:val="en-US"/>
-        </w:rPr>
-        <w:t>device_statuses</w:t>
-      </w:r>
-      <w:proofErr w:type="spellEnd"/>
-      <w:r>
-        <w:rPr>
-          <w:color w:val="000000"/>
-          <w:sz w:val="24"/>
-          <w:szCs w:val="24"/>
-          <w:lang w:val="en-US"/>
-        </w:rPr>
-        <w:t>'</w:t>
+        <w:t>        db_table = 'device_statuses'</w:t>
       </w:r>
     </w:p>
     <w:p>
@@ -26039,27 +23022,7 @@
           <w:szCs w:val="24"/>
           <w:lang w:val="en-US"/>
         </w:rPr>
-        <w:t xml:space="preserve">        </w:t>
-      </w:r>
-      <w:proofErr w:type="spellStart"/>
-      <w:r>
-        <w:rPr>
-          <w:color w:val="000000"/>
-          <w:sz w:val="24"/>
-          <w:szCs w:val="24"/>
-          <w:lang w:val="en-US"/>
-        </w:rPr>
-        <w:t>verbose_name</w:t>
-      </w:r>
-      <w:proofErr w:type="spellEnd"/>
-      <w:r>
-        <w:rPr>
-          <w:color w:val="000000"/>
-          <w:sz w:val="24"/>
-          <w:szCs w:val="24"/>
-          <w:lang w:val="en-US"/>
-        </w:rPr>
-        <w:t xml:space="preserve"> = '</w:t>
+        <w:t>        verbose_name = '</w:t>
       </w:r>
       <w:r>
         <w:rPr>
@@ -26176,29 +23139,7 @@
           <w:szCs w:val="24"/>
           <w:lang w:val="en-US"/>
         </w:rPr>
-        <w:t>class Manufacturer(</w:t>
-      </w:r>
-      <w:proofErr w:type="spellStart"/>
-      <w:proofErr w:type="gramStart"/>
-      <w:r>
-        <w:rPr>
-          <w:color w:val="000000"/>
-          <w:sz w:val="24"/>
-          <w:szCs w:val="24"/>
-          <w:lang w:val="en-US"/>
-        </w:rPr>
-        <w:t>models.Model</w:t>
-      </w:r>
-      <w:proofErr w:type="spellEnd"/>
-      <w:proofErr w:type="gramEnd"/>
-      <w:r>
-        <w:rPr>
-          <w:color w:val="000000"/>
-          <w:sz w:val="24"/>
-          <w:szCs w:val="24"/>
-          <w:lang w:val="en-US"/>
-        </w:rPr>
-        <w:t>):</w:t>
+        <w:t>class Manufacturer(models.Model):</w:t>
       </w:r>
     </w:p>
     <w:p>
@@ -26221,69 +23162,7 @@
           <w:szCs w:val="24"/>
           <w:lang w:val="en-US"/>
         </w:rPr>
-        <w:t xml:space="preserve">    </w:t>
-      </w:r>
-      <w:proofErr w:type="spellStart"/>
-      <w:r>
-        <w:rPr>
-          <w:color w:val="000000"/>
-          <w:sz w:val="24"/>
-          <w:szCs w:val="24"/>
-          <w:lang w:val="en-US"/>
-        </w:rPr>
-        <w:t>id_manufacturer</w:t>
-      </w:r>
-      <w:proofErr w:type="spellEnd"/>
-      <w:r>
-        <w:rPr>
-          <w:color w:val="000000"/>
-          <w:sz w:val="24"/>
-          <w:szCs w:val="24"/>
-          <w:lang w:val="en-US"/>
-        </w:rPr>
-        <w:t xml:space="preserve"> = </w:t>
-      </w:r>
-      <w:proofErr w:type="spellStart"/>
-      <w:proofErr w:type="gramStart"/>
-      <w:r>
-        <w:rPr>
-          <w:color w:val="000000"/>
-          <w:sz w:val="24"/>
-          <w:szCs w:val="24"/>
-          <w:lang w:val="en-US"/>
-        </w:rPr>
-        <w:t>models.AutoField</w:t>
-      </w:r>
-      <w:proofErr w:type="spellEnd"/>
-      <w:proofErr w:type="gramEnd"/>
-      <w:r>
-        <w:rPr>
-          <w:color w:val="000000"/>
-          <w:sz w:val="24"/>
-          <w:szCs w:val="24"/>
-          <w:lang w:val="en-US"/>
-        </w:rPr>
-        <w:t>(</w:t>
-      </w:r>
-      <w:proofErr w:type="spellStart"/>
-      <w:r>
-        <w:rPr>
-          <w:color w:val="000000"/>
-          <w:sz w:val="24"/>
-          <w:szCs w:val="24"/>
-          <w:lang w:val="en-US"/>
-        </w:rPr>
-        <w:t>primary_key</w:t>
-      </w:r>
-      <w:proofErr w:type="spellEnd"/>
-      <w:r>
-        <w:rPr>
-          <w:color w:val="000000"/>
-          <w:sz w:val="24"/>
-          <w:szCs w:val="24"/>
-          <w:lang w:val="en-US"/>
-        </w:rPr>
-        <w:t>=True)</w:t>
+        <w:t>    id_manufacturer = models.AutoField(primary_key=True)</w:t>
       </w:r>
     </w:p>
     <w:p>
@@ -26306,49 +23185,7 @@
           <w:szCs w:val="24"/>
           <w:lang w:val="en-US"/>
         </w:rPr>
-        <w:t xml:space="preserve">    name = </w:t>
-      </w:r>
-      <w:proofErr w:type="spellStart"/>
-      <w:proofErr w:type="gramStart"/>
-      <w:r>
-        <w:rPr>
-          <w:color w:val="000000"/>
-          <w:sz w:val="24"/>
-          <w:szCs w:val="24"/>
-          <w:lang w:val="en-US"/>
-        </w:rPr>
-        <w:t>models.CharField</w:t>
-      </w:r>
-      <w:proofErr w:type="spellEnd"/>
-      <w:proofErr w:type="gramEnd"/>
-      <w:r>
-        <w:rPr>
-          <w:color w:val="000000"/>
-          <w:sz w:val="24"/>
-          <w:szCs w:val="24"/>
-          <w:lang w:val="en-US"/>
-        </w:rPr>
-        <w:t>(</w:t>
-      </w:r>
-      <w:proofErr w:type="spellStart"/>
-      <w:r>
-        <w:rPr>
-          <w:color w:val="000000"/>
-          <w:sz w:val="24"/>
-          <w:szCs w:val="24"/>
-          <w:lang w:val="en-US"/>
-        </w:rPr>
-        <w:t>max_length</w:t>
-      </w:r>
-      <w:proofErr w:type="spellEnd"/>
-      <w:r>
-        <w:rPr>
-          <w:color w:val="000000"/>
-          <w:sz w:val="24"/>
-          <w:szCs w:val="24"/>
-          <w:lang w:val="en-US"/>
-        </w:rPr>
-        <w:t>=100, unique=True)</w:t>
+        <w:t>    name = models.CharField(max_length=100, unique=True)</w:t>
       </w:r>
     </w:p>
     <w:p>
@@ -26408,27 +23245,7 @@
           <w:szCs w:val="24"/>
           <w:lang w:val="en-US"/>
         </w:rPr>
-        <w:t xml:space="preserve">        </w:t>
-      </w:r>
-      <w:proofErr w:type="spellStart"/>
-      <w:r>
-        <w:rPr>
-          <w:color w:val="000000"/>
-          <w:sz w:val="24"/>
-          <w:szCs w:val="24"/>
-          <w:lang w:val="en-US"/>
-        </w:rPr>
-        <w:t>db_table</w:t>
-      </w:r>
-      <w:proofErr w:type="spellEnd"/>
-      <w:r>
-        <w:rPr>
-          <w:color w:val="000000"/>
-          <w:sz w:val="24"/>
-          <w:szCs w:val="24"/>
-          <w:lang w:val="en-US"/>
-        </w:rPr>
-        <w:t xml:space="preserve"> = 'manufacturers'</w:t>
+        <w:t>        db_table = 'manufacturers'</w:t>
       </w:r>
     </w:p>
     <w:p>
@@ -26474,27 +23291,7 @@
           <w:szCs w:val="24"/>
           <w:lang w:val="en-US"/>
         </w:rPr>
-        <w:t xml:space="preserve">        </w:t>
-      </w:r>
-      <w:proofErr w:type="spellStart"/>
-      <w:r>
-        <w:rPr>
-          <w:color w:val="000000"/>
-          <w:sz w:val="24"/>
-          <w:szCs w:val="24"/>
-          <w:lang w:val="en-US"/>
-        </w:rPr>
-        <w:t>verbose_name</w:t>
-      </w:r>
-      <w:proofErr w:type="spellEnd"/>
-      <w:r>
-        <w:rPr>
-          <w:color w:val="000000"/>
-          <w:sz w:val="24"/>
-          <w:szCs w:val="24"/>
-          <w:lang w:val="en-US"/>
-        </w:rPr>
-        <w:t xml:space="preserve"> = '</w:t>
+        <w:t>        verbose_name = '</w:t>
       </w:r>
       <w:r>
         <w:rPr>
@@ -26594,49 +23391,7 @@
           <w:szCs w:val="24"/>
           <w:lang w:val="en-US"/>
         </w:rPr>
-        <w:t xml:space="preserve">class </w:t>
-      </w:r>
-      <w:proofErr w:type="spellStart"/>
-      <w:r>
-        <w:rPr>
-          <w:color w:val="000000"/>
-          <w:sz w:val="24"/>
-          <w:szCs w:val="24"/>
-          <w:lang w:val="en-US"/>
-        </w:rPr>
-        <w:t>TicketStatus</w:t>
-      </w:r>
-      <w:proofErr w:type="spellEnd"/>
-      <w:r>
-        <w:rPr>
-          <w:color w:val="000000"/>
-          <w:sz w:val="24"/>
-          <w:szCs w:val="24"/>
-          <w:lang w:val="en-US"/>
-        </w:rPr>
-        <w:t>(</w:t>
-      </w:r>
-      <w:proofErr w:type="spellStart"/>
-      <w:proofErr w:type="gramStart"/>
-      <w:r>
-        <w:rPr>
-          <w:color w:val="000000"/>
-          <w:sz w:val="24"/>
-          <w:szCs w:val="24"/>
-          <w:lang w:val="en-US"/>
-        </w:rPr>
-        <w:t>models.Model</w:t>
-      </w:r>
-      <w:proofErr w:type="spellEnd"/>
-      <w:proofErr w:type="gramEnd"/>
-      <w:r>
-        <w:rPr>
-          <w:color w:val="000000"/>
-          <w:sz w:val="24"/>
-          <w:szCs w:val="24"/>
-          <w:lang w:val="en-US"/>
-        </w:rPr>
-        <w:t>):</w:t>
+        <w:t>class TicketStatus(models.Model):</w:t>
       </w:r>
     </w:p>
     <w:p>
@@ -26659,69 +23414,7 @@
           <w:szCs w:val="24"/>
           <w:lang w:val="en-US"/>
         </w:rPr>
-        <w:t xml:space="preserve">    </w:t>
-      </w:r>
-      <w:proofErr w:type="spellStart"/>
-      <w:r>
-        <w:rPr>
-          <w:color w:val="000000"/>
-          <w:sz w:val="24"/>
-          <w:szCs w:val="24"/>
-          <w:lang w:val="en-US"/>
-        </w:rPr>
-        <w:t>id_status</w:t>
-      </w:r>
-      <w:proofErr w:type="spellEnd"/>
-      <w:r>
-        <w:rPr>
-          <w:color w:val="000000"/>
-          <w:sz w:val="24"/>
-          <w:szCs w:val="24"/>
-          <w:lang w:val="en-US"/>
-        </w:rPr>
-        <w:t xml:space="preserve"> = </w:t>
-      </w:r>
-      <w:proofErr w:type="spellStart"/>
-      <w:proofErr w:type="gramStart"/>
-      <w:r>
-        <w:rPr>
-          <w:color w:val="000000"/>
-          <w:sz w:val="24"/>
-          <w:szCs w:val="24"/>
-          <w:lang w:val="en-US"/>
-        </w:rPr>
-        <w:t>models.AutoField</w:t>
-      </w:r>
-      <w:proofErr w:type="spellEnd"/>
-      <w:proofErr w:type="gramEnd"/>
-      <w:r>
-        <w:rPr>
-          <w:color w:val="000000"/>
-          <w:sz w:val="24"/>
-          <w:szCs w:val="24"/>
-          <w:lang w:val="en-US"/>
-        </w:rPr>
-        <w:t>(</w:t>
-      </w:r>
-      <w:proofErr w:type="spellStart"/>
-      <w:r>
-        <w:rPr>
-          <w:color w:val="000000"/>
-          <w:sz w:val="24"/>
-          <w:szCs w:val="24"/>
-          <w:lang w:val="en-US"/>
-        </w:rPr>
-        <w:t>primary_key</w:t>
-      </w:r>
-      <w:proofErr w:type="spellEnd"/>
-      <w:r>
-        <w:rPr>
-          <w:color w:val="000000"/>
-          <w:sz w:val="24"/>
-          <w:szCs w:val="24"/>
-          <w:lang w:val="en-US"/>
-        </w:rPr>
-        <w:t>=True)</w:t>
+        <w:t>    id_status = models.AutoField(primary_key=True)</w:t>
       </w:r>
     </w:p>
     <w:p>
@@ -26744,49 +23437,7 @@
           <w:szCs w:val="24"/>
           <w:lang w:val="en-US"/>
         </w:rPr>
-        <w:t xml:space="preserve">    name = </w:t>
-      </w:r>
-      <w:proofErr w:type="spellStart"/>
-      <w:proofErr w:type="gramStart"/>
-      <w:r>
-        <w:rPr>
-          <w:color w:val="000000"/>
-          <w:sz w:val="24"/>
-          <w:szCs w:val="24"/>
-          <w:lang w:val="en-US"/>
-        </w:rPr>
-        <w:t>models.CharField</w:t>
-      </w:r>
-      <w:proofErr w:type="spellEnd"/>
-      <w:proofErr w:type="gramEnd"/>
-      <w:r>
-        <w:rPr>
-          <w:color w:val="000000"/>
-          <w:sz w:val="24"/>
-          <w:szCs w:val="24"/>
-          <w:lang w:val="en-US"/>
-        </w:rPr>
-        <w:t>(</w:t>
-      </w:r>
-      <w:proofErr w:type="spellStart"/>
-      <w:r>
-        <w:rPr>
-          <w:color w:val="000000"/>
-          <w:sz w:val="24"/>
-          <w:szCs w:val="24"/>
-          <w:lang w:val="en-US"/>
-        </w:rPr>
-        <w:t>max_length</w:t>
-      </w:r>
-      <w:proofErr w:type="spellEnd"/>
-      <w:r>
-        <w:rPr>
-          <w:color w:val="000000"/>
-          <w:sz w:val="24"/>
-          <w:szCs w:val="24"/>
-          <w:lang w:val="en-US"/>
-        </w:rPr>
-        <w:t>=50, unique=True)</w:t>
+        <w:t>    name = models.CharField(max_length=50, unique=True)</w:t>
       </w:r>
     </w:p>
     <w:p>
@@ -26847,47 +23498,7 @@
           <w:szCs w:val="24"/>
           <w:lang w:val="en-US"/>
         </w:rPr>
-        <w:t xml:space="preserve">        </w:t>
-      </w:r>
-      <w:proofErr w:type="spellStart"/>
-      <w:r>
-        <w:rPr>
-          <w:color w:val="000000"/>
-          <w:sz w:val="24"/>
-          <w:szCs w:val="24"/>
-          <w:lang w:val="en-US"/>
-        </w:rPr>
-        <w:t>db_table</w:t>
-      </w:r>
-      <w:proofErr w:type="spellEnd"/>
-      <w:r>
-        <w:rPr>
-          <w:color w:val="000000"/>
-          <w:sz w:val="24"/>
-          <w:szCs w:val="24"/>
-          <w:lang w:val="en-US"/>
-        </w:rPr>
-        <w:t xml:space="preserve"> = '</w:t>
-      </w:r>
-      <w:proofErr w:type="spellStart"/>
-      <w:r>
-        <w:rPr>
-          <w:color w:val="000000"/>
-          <w:sz w:val="24"/>
-          <w:szCs w:val="24"/>
-          <w:lang w:val="en-US"/>
-        </w:rPr>
-        <w:t>ticket_statuses</w:t>
-      </w:r>
-      <w:proofErr w:type="spellEnd"/>
-      <w:r>
-        <w:rPr>
-          <w:color w:val="000000"/>
-          <w:sz w:val="24"/>
-          <w:szCs w:val="24"/>
-          <w:lang w:val="en-US"/>
-        </w:rPr>
-        <w:t>'</w:t>
+        <w:t>        db_table = 'ticket_statuses'</w:t>
       </w:r>
     </w:p>
     <w:p>
@@ -26933,27 +23544,7 @@
           <w:szCs w:val="24"/>
           <w:lang w:val="en-US"/>
         </w:rPr>
-        <w:t xml:space="preserve">        </w:t>
-      </w:r>
-      <w:proofErr w:type="spellStart"/>
-      <w:r>
-        <w:rPr>
-          <w:color w:val="000000"/>
-          <w:sz w:val="24"/>
-          <w:szCs w:val="24"/>
-          <w:lang w:val="en-US"/>
-        </w:rPr>
-        <w:t>verbose_name</w:t>
-      </w:r>
-      <w:proofErr w:type="spellEnd"/>
-      <w:r>
-        <w:rPr>
-          <w:color w:val="000000"/>
-          <w:sz w:val="24"/>
-          <w:szCs w:val="24"/>
-          <w:lang w:val="en-US"/>
-        </w:rPr>
-        <w:t xml:space="preserve"> = '</w:t>
+        <w:t>        verbose_name = '</w:t>
       </w:r>
       <w:r>
         <w:rPr>
@@ -27084,29 +23675,7 @@
           <w:szCs w:val="24"/>
           <w:lang w:val="en-US"/>
         </w:rPr>
-        <w:t>class Location(</w:t>
-      </w:r>
-      <w:proofErr w:type="spellStart"/>
-      <w:proofErr w:type="gramStart"/>
-      <w:r>
-        <w:rPr>
-          <w:color w:val="000000"/>
-          <w:sz w:val="24"/>
-          <w:szCs w:val="24"/>
-          <w:lang w:val="en-US"/>
-        </w:rPr>
-        <w:t>models.Model</w:t>
-      </w:r>
-      <w:proofErr w:type="spellEnd"/>
-      <w:proofErr w:type="gramEnd"/>
-      <w:r>
-        <w:rPr>
-          <w:color w:val="000000"/>
-          <w:sz w:val="24"/>
-          <w:szCs w:val="24"/>
-          <w:lang w:val="en-US"/>
-        </w:rPr>
-        <w:t>):</w:t>
+        <w:t>class Location(models.Model):</w:t>
       </w:r>
     </w:p>
     <w:p>
@@ -27129,69 +23698,7 @@
           <w:szCs w:val="24"/>
           <w:lang w:val="en-US"/>
         </w:rPr>
-        <w:t xml:space="preserve">    </w:t>
-      </w:r>
-      <w:proofErr w:type="spellStart"/>
-      <w:r>
-        <w:rPr>
-          <w:color w:val="000000"/>
-          <w:sz w:val="24"/>
-          <w:szCs w:val="24"/>
-          <w:lang w:val="en-US"/>
-        </w:rPr>
-        <w:t>id_location</w:t>
-      </w:r>
-      <w:proofErr w:type="spellEnd"/>
-      <w:r>
-        <w:rPr>
-          <w:color w:val="000000"/>
-          <w:sz w:val="24"/>
-          <w:szCs w:val="24"/>
-          <w:lang w:val="en-US"/>
-        </w:rPr>
-        <w:t xml:space="preserve"> = </w:t>
-      </w:r>
-      <w:proofErr w:type="spellStart"/>
-      <w:proofErr w:type="gramStart"/>
-      <w:r>
-        <w:rPr>
-          <w:color w:val="000000"/>
-          <w:sz w:val="24"/>
-          <w:szCs w:val="24"/>
-          <w:lang w:val="en-US"/>
-        </w:rPr>
-        <w:t>models.AutoField</w:t>
-      </w:r>
-      <w:proofErr w:type="spellEnd"/>
-      <w:proofErr w:type="gramEnd"/>
-      <w:r>
-        <w:rPr>
-          <w:color w:val="000000"/>
-          <w:sz w:val="24"/>
-          <w:szCs w:val="24"/>
-          <w:lang w:val="en-US"/>
-        </w:rPr>
-        <w:t>(</w:t>
-      </w:r>
-      <w:proofErr w:type="spellStart"/>
-      <w:r>
-        <w:rPr>
-          <w:color w:val="000000"/>
-          <w:sz w:val="24"/>
-          <w:szCs w:val="24"/>
-          <w:lang w:val="en-US"/>
-        </w:rPr>
-        <w:t>primary_key</w:t>
-      </w:r>
-      <w:proofErr w:type="spellEnd"/>
-      <w:r>
-        <w:rPr>
-          <w:color w:val="000000"/>
-          <w:sz w:val="24"/>
-          <w:szCs w:val="24"/>
-          <w:lang w:val="en-US"/>
-        </w:rPr>
-        <w:t>=True)</w:t>
+        <w:t>    id_location = models.AutoField(primary_key=True)</w:t>
       </w:r>
     </w:p>
     <w:p>
@@ -27214,49 +23721,7 @@
           <w:szCs w:val="24"/>
           <w:lang w:val="en-US"/>
         </w:rPr>
-        <w:t xml:space="preserve">    name = </w:t>
-      </w:r>
-      <w:proofErr w:type="spellStart"/>
-      <w:proofErr w:type="gramStart"/>
-      <w:r>
-        <w:rPr>
-          <w:color w:val="000000"/>
-          <w:sz w:val="24"/>
-          <w:szCs w:val="24"/>
-          <w:lang w:val="en-US"/>
-        </w:rPr>
-        <w:t>models.CharField</w:t>
-      </w:r>
-      <w:proofErr w:type="spellEnd"/>
-      <w:proofErr w:type="gramEnd"/>
-      <w:r>
-        <w:rPr>
-          <w:color w:val="000000"/>
-          <w:sz w:val="24"/>
-          <w:szCs w:val="24"/>
-          <w:lang w:val="en-US"/>
-        </w:rPr>
-        <w:t>(</w:t>
-      </w:r>
-      <w:proofErr w:type="spellStart"/>
-      <w:r>
-        <w:rPr>
-          <w:color w:val="000000"/>
-          <w:sz w:val="24"/>
-          <w:szCs w:val="24"/>
-          <w:lang w:val="en-US"/>
-        </w:rPr>
-        <w:t>max_length</w:t>
-      </w:r>
-      <w:proofErr w:type="spellEnd"/>
-      <w:r>
-        <w:rPr>
-          <w:color w:val="000000"/>
-          <w:sz w:val="24"/>
-          <w:szCs w:val="24"/>
-          <w:lang w:val="en-US"/>
-        </w:rPr>
-        <w:t>=100)</w:t>
+        <w:t>    name = models.CharField(max_length=100)</w:t>
       </w:r>
     </w:p>
     <w:p>
@@ -27296,19 +23761,8 @@
           <w:szCs w:val="24"/>
           <w:lang w:val="en-US"/>
         </w:rPr>
-        <w:t xml:space="preserve"> </w:t>
-      </w:r>
-      <w:proofErr w:type="spellStart"/>
-      <w:r>
-        <w:rPr>
-          <w:color w:val="000000"/>
-          <w:sz w:val="24"/>
-          <w:szCs w:val="24"/>
-          <w:lang w:val="en-US"/>
-        </w:rPr>
-        <w:t>LocationType</w:t>
-      </w:r>
-      <w:proofErr w:type="spellEnd"/>
+        <w:t xml:space="preserve"> LocationType</w:t>
+      </w:r>
     </w:p>
     <w:p>
       <w:pPr>
@@ -27330,129 +23784,7 @@
           <w:szCs w:val="24"/>
           <w:lang w:val="en-US"/>
         </w:rPr>
-        <w:t xml:space="preserve">    type = </w:t>
-      </w:r>
-      <w:proofErr w:type="spellStart"/>
-      <w:proofErr w:type="gramStart"/>
-      <w:r>
-        <w:rPr>
-          <w:color w:val="000000"/>
-          <w:sz w:val="24"/>
-          <w:szCs w:val="24"/>
-          <w:lang w:val="en-US"/>
-        </w:rPr>
-        <w:t>models.ForeignKey</w:t>
-      </w:r>
-      <w:proofErr w:type="spellEnd"/>
-      <w:proofErr w:type="gramEnd"/>
-      <w:r>
-        <w:rPr>
-          <w:color w:val="000000"/>
-          <w:sz w:val="24"/>
-          <w:szCs w:val="24"/>
-          <w:lang w:val="en-US"/>
-        </w:rPr>
-        <w:t>(</w:t>
-      </w:r>
-      <w:proofErr w:type="spellStart"/>
-      <w:r>
-        <w:rPr>
-          <w:color w:val="000000"/>
-          <w:sz w:val="24"/>
-          <w:szCs w:val="24"/>
-          <w:lang w:val="en-US"/>
-        </w:rPr>
-        <w:t>LocationType</w:t>
-      </w:r>
-      <w:proofErr w:type="spellEnd"/>
-      <w:r>
-        <w:rPr>
-          <w:color w:val="000000"/>
-          <w:sz w:val="24"/>
-          <w:szCs w:val="24"/>
-          <w:lang w:val="en-US"/>
-        </w:rPr>
-        <w:t xml:space="preserve">, </w:t>
-      </w:r>
-      <w:proofErr w:type="spellStart"/>
-      <w:r>
-        <w:rPr>
-          <w:color w:val="000000"/>
-          <w:sz w:val="24"/>
-          <w:szCs w:val="24"/>
-          <w:lang w:val="en-US"/>
-        </w:rPr>
-        <w:t>on_delete</w:t>
-      </w:r>
-      <w:proofErr w:type="spellEnd"/>
-      <w:r>
-        <w:rPr>
-          <w:color w:val="000000"/>
-          <w:sz w:val="24"/>
-          <w:szCs w:val="24"/>
-          <w:lang w:val="en-US"/>
-        </w:rPr>
-        <w:t>=</w:t>
-      </w:r>
-      <w:proofErr w:type="spellStart"/>
-      <w:r>
-        <w:rPr>
-          <w:color w:val="000000"/>
-          <w:sz w:val="24"/>
-          <w:szCs w:val="24"/>
-          <w:lang w:val="en-US"/>
-        </w:rPr>
-        <w:t>models.PROTECT</w:t>
-      </w:r>
-      <w:proofErr w:type="spellEnd"/>
-      <w:r>
-        <w:rPr>
-          <w:color w:val="000000"/>
-          <w:sz w:val="24"/>
-          <w:szCs w:val="24"/>
-          <w:lang w:val="en-US"/>
-        </w:rPr>
-        <w:t xml:space="preserve">, </w:t>
-      </w:r>
-      <w:proofErr w:type="spellStart"/>
-      <w:r>
-        <w:rPr>
-          <w:color w:val="000000"/>
-          <w:sz w:val="24"/>
-          <w:szCs w:val="24"/>
-          <w:lang w:val="en-US"/>
-        </w:rPr>
-        <w:t>db_column</w:t>
-      </w:r>
-      <w:proofErr w:type="spellEnd"/>
-      <w:r>
-        <w:rPr>
-          <w:color w:val="000000"/>
-          <w:sz w:val="24"/>
-          <w:szCs w:val="24"/>
-          <w:lang w:val="en-US"/>
-        </w:rPr>
-        <w:t>='</w:t>
-      </w:r>
-      <w:proofErr w:type="spellStart"/>
-      <w:r>
-        <w:rPr>
-          <w:color w:val="000000"/>
-          <w:sz w:val="24"/>
-          <w:szCs w:val="24"/>
-          <w:lang w:val="en-US"/>
-        </w:rPr>
-        <w:t>id_type</w:t>
-      </w:r>
-      <w:proofErr w:type="spellEnd"/>
-      <w:r>
-        <w:rPr>
-          <w:color w:val="000000"/>
-          <w:sz w:val="24"/>
-          <w:szCs w:val="24"/>
-          <w:lang w:val="en-US"/>
-        </w:rPr>
-        <w:t>')</w:t>
+        <w:t>    type = models.ForeignKey(LocationType, on_delete=models.PROTECT, db_column='id_type')</w:t>
       </w:r>
     </w:p>
     <w:p>
@@ -27512,27 +23844,7 @@
           <w:szCs w:val="24"/>
           <w:lang w:val="en-US"/>
         </w:rPr>
-        <w:t xml:space="preserve">        </w:t>
-      </w:r>
-      <w:proofErr w:type="spellStart"/>
-      <w:r>
-        <w:rPr>
-          <w:color w:val="000000"/>
-          <w:sz w:val="24"/>
-          <w:szCs w:val="24"/>
-          <w:lang w:val="en-US"/>
-        </w:rPr>
-        <w:t>db_table</w:t>
-      </w:r>
-      <w:proofErr w:type="spellEnd"/>
-      <w:r>
-        <w:rPr>
-          <w:color w:val="000000"/>
-          <w:sz w:val="24"/>
-          <w:szCs w:val="24"/>
-          <w:lang w:val="en-US"/>
-        </w:rPr>
-        <w:t xml:space="preserve"> = 'locations'</w:t>
+        <w:t>        db_table = 'locations'</w:t>
       </w:r>
     </w:p>
     <w:p>
@@ -27578,27 +23890,7 @@
           <w:szCs w:val="24"/>
           <w:lang w:val="en-US"/>
         </w:rPr>
-        <w:t xml:space="preserve">        </w:t>
-      </w:r>
-      <w:proofErr w:type="spellStart"/>
-      <w:r>
-        <w:rPr>
-          <w:color w:val="000000"/>
-          <w:sz w:val="24"/>
-          <w:szCs w:val="24"/>
-          <w:lang w:val="en-US"/>
-        </w:rPr>
-        <w:t>verbose_name</w:t>
-      </w:r>
-      <w:proofErr w:type="spellEnd"/>
-      <w:r>
-        <w:rPr>
-          <w:color w:val="000000"/>
-          <w:sz w:val="24"/>
-          <w:szCs w:val="24"/>
-          <w:lang w:val="en-US"/>
-        </w:rPr>
-        <w:t xml:space="preserve"> = '</w:t>
+        <w:t>        verbose_name = '</w:t>
       </w:r>
       <w:r>
         <w:rPr>
@@ -27721,29 +24013,7 @@
           <w:szCs w:val="24"/>
           <w:lang w:val="en-US"/>
         </w:rPr>
-        <w:t>class Employee(</w:t>
-      </w:r>
-      <w:proofErr w:type="spellStart"/>
-      <w:proofErr w:type="gramStart"/>
-      <w:r>
-        <w:rPr>
-          <w:color w:val="000000"/>
-          <w:sz w:val="24"/>
-          <w:szCs w:val="24"/>
-          <w:lang w:val="en-US"/>
-        </w:rPr>
-        <w:t>models.Model</w:t>
-      </w:r>
-      <w:proofErr w:type="spellEnd"/>
-      <w:proofErr w:type="gramEnd"/>
-      <w:r>
-        <w:rPr>
-          <w:color w:val="000000"/>
-          <w:sz w:val="24"/>
-          <w:szCs w:val="24"/>
-          <w:lang w:val="en-US"/>
-        </w:rPr>
-        <w:t>):</w:t>
+        <w:t>class Employee(models.Model):</w:t>
       </w:r>
     </w:p>
     <w:p>
@@ -27766,69 +24036,7 @@
           <w:szCs w:val="24"/>
           <w:lang w:val="en-US"/>
         </w:rPr>
-        <w:t xml:space="preserve">    </w:t>
-      </w:r>
-      <w:proofErr w:type="spellStart"/>
-      <w:r>
-        <w:rPr>
-          <w:color w:val="000000"/>
-          <w:sz w:val="24"/>
-          <w:szCs w:val="24"/>
-          <w:lang w:val="en-US"/>
-        </w:rPr>
-        <w:t>id_employee</w:t>
-      </w:r>
-      <w:proofErr w:type="spellEnd"/>
-      <w:r>
-        <w:rPr>
-          <w:color w:val="000000"/>
-          <w:sz w:val="24"/>
-          <w:szCs w:val="24"/>
-          <w:lang w:val="en-US"/>
-        </w:rPr>
-        <w:t xml:space="preserve"> = </w:t>
-      </w:r>
-      <w:proofErr w:type="spellStart"/>
-      <w:proofErr w:type="gramStart"/>
-      <w:r>
-        <w:rPr>
-          <w:color w:val="000000"/>
-          <w:sz w:val="24"/>
-          <w:szCs w:val="24"/>
-          <w:lang w:val="en-US"/>
-        </w:rPr>
-        <w:t>models.AutoField</w:t>
-      </w:r>
-      <w:proofErr w:type="spellEnd"/>
-      <w:proofErr w:type="gramEnd"/>
-      <w:r>
-        <w:rPr>
-          <w:color w:val="000000"/>
-          <w:sz w:val="24"/>
-          <w:szCs w:val="24"/>
-          <w:lang w:val="en-US"/>
-        </w:rPr>
-        <w:t>(</w:t>
-      </w:r>
-      <w:proofErr w:type="spellStart"/>
-      <w:r>
-        <w:rPr>
-          <w:color w:val="000000"/>
-          <w:sz w:val="24"/>
-          <w:szCs w:val="24"/>
-          <w:lang w:val="en-US"/>
-        </w:rPr>
-        <w:t>primary_key</w:t>
-      </w:r>
-      <w:proofErr w:type="spellEnd"/>
-      <w:r>
-        <w:rPr>
-          <w:color w:val="000000"/>
-          <w:sz w:val="24"/>
-          <w:szCs w:val="24"/>
-          <w:lang w:val="en-US"/>
-        </w:rPr>
-        <w:t>=True)</w:t>
+        <w:t>    id_employee = models.AutoField(primary_key=True)</w:t>
       </w:r>
     </w:p>
     <w:p>
@@ -27860,29 +24068,7 @@
           <w:szCs w:val="24"/>
           <w:lang w:val="en-US"/>
         </w:rPr>
-        <w:t xml:space="preserve">user = </w:t>
-      </w:r>
-      <w:proofErr w:type="spellStart"/>
-      <w:proofErr w:type="gramStart"/>
-      <w:r>
-        <w:rPr>
-          <w:color w:val="000000"/>
-          <w:sz w:val="24"/>
-          <w:szCs w:val="24"/>
-          <w:lang w:val="en-US"/>
-        </w:rPr>
-        <w:t>models.OneToOneField</w:t>
-      </w:r>
-      <w:proofErr w:type="spellEnd"/>
-      <w:proofErr w:type="gramEnd"/>
-      <w:r>
-        <w:rPr>
-          <w:color w:val="000000"/>
-          <w:sz w:val="24"/>
-          <w:szCs w:val="24"/>
-          <w:lang w:val="en-US"/>
-        </w:rPr>
-        <w:t>(</w:t>
+        <w:t>user = models.OneToOneField(</w:t>
       </w:r>
     </w:p>
     <w:p>
@@ -27905,38 +24091,7 @@
           <w:szCs w:val="24"/>
           <w:lang w:val="en-US"/>
         </w:rPr>
-        <w:t xml:space="preserve">        </w:t>
-      </w:r>
-      <w:proofErr w:type="spellStart"/>
-      <w:proofErr w:type="gramStart"/>
-      <w:r>
-        <w:rPr>
-          <w:color w:val="000000"/>
-          <w:sz w:val="24"/>
-          <w:szCs w:val="24"/>
-          <w:lang w:val="en-US"/>
-        </w:rPr>
-        <w:t>settings.AUTH</w:t>
-      </w:r>
-      <w:proofErr w:type="gramEnd"/>
-      <w:r>
-        <w:rPr>
-          <w:color w:val="000000"/>
-          <w:sz w:val="24"/>
-          <w:szCs w:val="24"/>
-          <w:lang w:val="en-US"/>
-        </w:rPr>
-        <w:t>_USER_MODEL</w:t>
-      </w:r>
-      <w:proofErr w:type="spellEnd"/>
-      <w:r>
-        <w:rPr>
-          <w:color w:val="000000"/>
-          <w:sz w:val="24"/>
-          <w:szCs w:val="24"/>
-          <w:lang w:val="en-US"/>
-        </w:rPr>
-        <w:t xml:space="preserve">, </w:t>
+        <w:t xml:space="preserve">        settings.AUTH_USER_MODEL, </w:t>
       </w:r>
     </w:p>
     <w:p>
@@ -27959,49 +24114,7 @@
           <w:szCs w:val="24"/>
           <w:lang w:val="en-US"/>
         </w:rPr>
-        <w:t xml:space="preserve">        </w:t>
-      </w:r>
-      <w:proofErr w:type="spellStart"/>
-      <w:r>
-        <w:rPr>
-          <w:color w:val="000000"/>
-          <w:sz w:val="24"/>
-          <w:szCs w:val="24"/>
-          <w:lang w:val="en-US"/>
-        </w:rPr>
-        <w:t>on_delete</w:t>
-      </w:r>
-      <w:proofErr w:type="spellEnd"/>
-      <w:r>
-        <w:rPr>
-          <w:color w:val="000000"/>
-          <w:sz w:val="24"/>
-          <w:szCs w:val="24"/>
-          <w:lang w:val="en-US"/>
-        </w:rPr>
-        <w:t>=</w:t>
-      </w:r>
-      <w:proofErr w:type="spellStart"/>
-      <w:proofErr w:type="gramStart"/>
-      <w:r>
-        <w:rPr>
-          <w:color w:val="000000"/>
-          <w:sz w:val="24"/>
-          <w:szCs w:val="24"/>
-          <w:lang w:val="en-US"/>
-        </w:rPr>
-        <w:t>models.CASCADE</w:t>
-      </w:r>
-      <w:proofErr w:type="spellEnd"/>
-      <w:proofErr w:type="gramEnd"/>
-      <w:r>
-        <w:rPr>
-          <w:color w:val="000000"/>
-          <w:sz w:val="24"/>
-          <w:szCs w:val="24"/>
-          <w:lang w:val="en-US"/>
-        </w:rPr>
-        <w:t xml:space="preserve">, </w:t>
+        <w:t xml:space="preserve">        on_delete=models.CASCADE, </w:t>
       </w:r>
     </w:p>
     <w:p>
@@ -28024,47 +24137,7 @@
           <w:szCs w:val="24"/>
           <w:lang w:val="en-US"/>
         </w:rPr>
-        <w:t xml:space="preserve">        </w:t>
-      </w:r>
-      <w:proofErr w:type="spellStart"/>
-      <w:r>
-        <w:rPr>
-          <w:color w:val="000000"/>
-          <w:sz w:val="24"/>
-          <w:szCs w:val="24"/>
-          <w:lang w:val="en-US"/>
-        </w:rPr>
-        <w:t>db_column</w:t>
-      </w:r>
-      <w:proofErr w:type="spellEnd"/>
-      <w:r>
-        <w:rPr>
-          <w:color w:val="000000"/>
-          <w:sz w:val="24"/>
-          <w:szCs w:val="24"/>
-          <w:lang w:val="en-US"/>
-        </w:rPr>
-        <w:t>='</w:t>
-      </w:r>
-      <w:proofErr w:type="spellStart"/>
-      <w:r>
-        <w:rPr>
-          <w:color w:val="000000"/>
-          <w:sz w:val="24"/>
-          <w:szCs w:val="24"/>
-          <w:lang w:val="en-US"/>
-        </w:rPr>
-        <w:t>user_id</w:t>
-      </w:r>
-      <w:proofErr w:type="spellEnd"/>
-      <w:r>
-        <w:rPr>
-          <w:color w:val="000000"/>
-          <w:sz w:val="24"/>
-          <w:szCs w:val="24"/>
-          <w:lang w:val="en-US"/>
-        </w:rPr>
-        <w:t>'</w:t>
+        <w:t>        db_column='user_id'</w:t>
       </w:r>
     </w:p>
     <w:p>
@@ -28110,49 +24183,7 @@
           <w:szCs w:val="24"/>
           <w:lang w:val="en-US"/>
         </w:rPr>
-        <w:t xml:space="preserve">    phone = </w:t>
-      </w:r>
-      <w:proofErr w:type="spellStart"/>
-      <w:proofErr w:type="gramStart"/>
-      <w:r>
-        <w:rPr>
-          <w:color w:val="000000"/>
-          <w:sz w:val="24"/>
-          <w:szCs w:val="24"/>
-          <w:lang w:val="en-US"/>
-        </w:rPr>
-        <w:t>models.CharField</w:t>
-      </w:r>
-      <w:proofErr w:type="spellEnd"/>
-      <w:proofErr w:type="gramEnd"/>
-      <w:r>
-        <w:rPr>
-          <w:color w:val="000000"/>
-          <w:sz w:val="24"/>
-          <w:szCs w:val="24"/>
-          <w:lang w:val="en-US"/>
-        </w:rPr>
-        <w:t>(</w:t>
-      </w:r>
-      <w:proofErr w:type="spellStart"/>
-      <w:r>
-        <w:rPr>
-          <w:color w:val="000000"/>
-          <w:sz w:val="24"/>
-          <w:szCs w:val="24"/>
-          <w:lang w:val="en-US"/>
-        </w:rPr>
-        <w:t>max_length</w:t>
-      </w:r>
-      <w:proofErr w:type="spellEnd"/>
-      <w:r>
-        <w:rPr>
-          <w:color w:val="000000"/>
-          <w:sz w:val="24"/>
-          <w:szCs w:val="24"/>
-          <w:lang w:val="en-US"/>
-        </w:rPr>
-        <w:t>=20, blank=True)</w:t>
+        <w:t>    phone = models.CharField(max_length=20, blank=True)</w:t>
       </w:r>
     </w:p>
     <w:p>
@@ -28175,49 +24206,7 @@
           <w:szCs w:val="24"/>
           <w:lang w:val="en-US"/>
         </w:rPr>
-        <w:t xml:space="preserve">    department = </w:t>
-      </w:r>
-      <w:proofErr w:type="spellStart"/>
-      <w:proofErr w:type="gramStart"/>
-      <w:r>
-        <w:rPr>
-          <w:color w:val="000000"/>
-          <w:sz w:val="24"/>
-          <w:szCs w:val="24"/>
-          <w:lang w:val="en-US"/>
-        </w:rPr>
-        <w:t>models.CharField</w:t>
-      </w:r>
-      <w:proofErr w:type="spellEnd"/>
-      <w:proofErr w:type="gramEnd"/>
-      <w:r>
-        <w:rPr>
-          <w:color w:val="000000"/>
-          <w:sz w:val="24"/>
-          <w:szCs w:val="24"/>
-          <w:lang w:val="en-US"/>
-        </w:rPr>
-        <w:t>(</w:t>
-      </w:r>
-      <w:proofErr w:type="spellStart"/>
-      <w:r>
-        <w:rPr>
-          <w:color w:val="000000"/>
-          <w:sz w:val="24"/>
-          <w:szCs w:val="24"/>
-          <w:lang w:val="en-US"/>
-        </w:rPr>
-        <w:t>max_length</w:t>
-      </w:r>
-      <w:proofErr w:type="spellEnd"/>
-      <w:r>
-        <w:rPr>
-          <w:color w:val="000000"/>
-          <w:sz w:val="24"/>
-          <w:szCs w:val="24"/>
-          <w:lang w:val="en-US"/>
-        </w:rPr>
-        <w:t>=100, blank=True)</w:t>
+        <w:t>    department = models.CharField(max_length=100, blank=True)</w:t>
       </w:r>
     </w:p>
     <w:p>
@@ -28240,49 +24229,7 @@
           <w:szCs w:val="24"/>
           <w:lang w:val="en-US"/>
         </w:rPr>
-        <w:t xml:space="preserve">    </w:t>
-      </w:r>
-      <w:proofErr w:type="spellStart"/>
-      <w:r>
-        <w:rPr>
-          <w:color w:val="000000"/>
-          <w:sz w:val="24"/>
-          <w:szCs w:val="24"/>
-          <w:lang w:val="en-US"/>
-        </w:rPr>
-        <w:t>is_mol</w:t>
-      </w:r>
-      <w:proofErr w:type="spellEnd"/>
-      <w:r>
-        <w:rPr>
-          <w:color w:val="000000"/>
-          <w:sz w:val="24"/>
-          <w:szCs w:val="24"/>
-          <w:lang w:val="en-US"/>
-        </w:rPr>
-        <w:t xml:space="preserve"> = </w:t>
-      </w:r>
-      <w:proofErr w:type="spellStart"/>
-      <w:proofErr w:type="gramStart"/>
-      <w:r>
-        <w:rPr>
-          <w:color w:val="000000"/>
-          <w:sz w:val="24"/>
-          <w:szCs w:val="24"/>
-          <w:lang w:val="en-US"/>
-        </w:rPr>
-        <w:t>models.BooleanField</w:t>
-      </w:r>
-      <w:proofErr w:type="spellEnd"/>
-      <w:proofErr w:type="gramEnd"/>
-      <w:r>
-        <w:rPr>
-          <w:color w:val="000000"/>
-          <w:sz w:val="24"/>
-          <w:szCs w:val="24"/>
-          <w:lang w:val="en-US"/>
-        </w:rPr>
-        <w:t>(default=False)</w:t>
+        <w:t>    is_mol = models.BooleanField(default=False)</w:t>
       </w:r>
     </w:p>
     <w:p>
@@ -28305,109 +24252,7 @@
           <w:szCs w:val="24"/>
           <w:lang w:val="en-US"/>
         </w:rPr>
-        <w:t xml:space="preserve">    position = </w:t>
-      </w:r>
-      <w:proofErr w:type="spellStart"/>
-      <w:proofErr w:type="gramStart"/>
-      <w:r>
-        <w:rPr>
-          <w:color w:val="000000"/>
-          <w:sz w:val="24"/>
-          <w:szCs w:val="24"/>
-          <w:lang w:val="en-US"/>
-        </w:rPr>
-        <w:t>models.ForeignKey</w:t>
-      </w:r>
-      <w:proofErr w:type="spellEnd"/>
-      <w:proofErr w:type="gramEnd"/>
-      <w:r>
-        <w:rPr>
-          <w:color w:val="000000"/>
-          <w:sz w:val="24"/>
-          <w:szCs w:val="24"/>
-          <w:lang w:val="en-US"/>
-        </w:rPr>
-        <w:t xml:space="preserve">(Position, </w:t>
-      </w:r>
-      <w:proofErr w:type="spellStart"/>
-      <w:r>
-        <w:rPr>
-          <w:color w:val="000000"/>
-          <w:sz w:val="24"/>
-          <w:szCs w:val="24"/>
-          <w:lang w:val="en-US"/>
-        </w:rPr>
-        <w:t>on_delete</w:t>
-      </w:r>
-      <w:proofErr w:type="spellEnd"/>
-      <w:r>
-        <w:rPr>
-          <w:color w:val="000000"/>
-          <w:sz w:val="24"/>
-          <w:szCs w:val="24"/>
-          <w:lang w:val="en-US"/>
-        </w:rPr>
-        <w:t>=</w:t>
-      </w:r>
-      <w:proofErr w:type="spellStart"/>
-      <w:r>
-        <w:rPr>
-          <w:color w:val="000000"/>
-          <w:sz w:val="24"/>
-          <w:szCs w:val="24"/>
-          <w:lang w:val="en-US"/>
-        </w:rPr>
-        <w:t>models.SET_NULL</w:t>
-      </w:r>
-      <w:proofErr w:type="spellEnd"/>
-      <w:r>
-        <w:rPr>
-          <w:color w:val="000000"/>
-          <w:sz w:val="24"/>
-          <w:szCs w:val="24"/>
-          <w:lang w:val="en-US"/>
-        </w:rPr>
-        <w:t xml:space="preserve">, null=True, </w:t>
-      </w:r>
-      <w:proofErr w:type="spellStart"/>
-      <w:r>
-        <w:rPr>
-          <w:color w:val="000000"/>
-          <w:sz w:val="24"/>
-          <w:szCs w:val="24"/>
-          <w:lang w:val="en-US"/>
-        </w:rPr>
-        <w:t>db_column</w:t>
-      </w:r>
-      <w:proofErr w:type="spellEnd"/>
-      <w:r>
-        <w:rPr>
-          <w:color w:val="000000"/>
-          <w:sz w:val="24"/>
-          <w:szCs w:val="24"/>
-          <w:lang w:val="en-US"/>
-        </w:rPr>
-        <w:t>='</w:t>
-      </w:r>
-      <w:proofErr w:type="spellStart"/>
-      <w:r>
-        <w:rPr>
-          <w:color w:val="000000"/>
-          <w:sz w:val="24"/>
-          <w:szCs w:val="24"/>
-          <w:lang w:val="en-US"/>
-        </w:rPr>
-        <w:t>id_position</w:t>
-      </w:r>
-      <w:proofErr w:type="spellEnd"/>
-      <w:r>
-        <w:rPr>
-          <w:color w:val="000000"/>
-          <w:sz w:val="24"/>
-          <w:szCs w:val="24"/>
-          <w:lang w:val="en-US"/>
-        </w:rPr>
-        <w:t>')</w:t>
+        <w:t>    position = models.ForeignKey(Position, on_delete=models.SET_NULL, null=True, db_column='id_position')</w:t>
       </w:r>
     </w:p>
     <w:p>
@@ -28467,27 +24312,7 @@
           <w:szCs w:val="24"/>
           <w:lang w:val="en-US"/>
         </w:rPr>
-        <w:t xml:space="preserve">        </w:t>
-      </w:r>
-      <w:proofErr w:type="spellStart"/>
-      <w:r>
-        <w:rPr>
-          <w:color w:val="000000"/>
-          <w:sz w:val="24"/>
-          <w:szCs w:val="24"/>
-          <w:lang w:val="en-US"/>
-        </w:rPr>
-        <w:t>db_table</w:t>
-      </w:r>
-      <w:proofErr w:type="spellEnd"/>
-      <w:r>
-        <w:rPr>
-          <w:color w:val="000000"/>
-          <w:sz w:val="24"/>
-          <w:szCs w:val="24"/>
-          <w:lang w:val="en-US"/>
-        </w:rPr>
-        <w:t xml:space="preserve"> = 'employees'</w:t>
+        <w:t>        db_table = 'employees'</w:t>
       </w:r>
     </w:p>
     <w:p>
@@ -28533,27 +24358,7 @@
           <w:szCs w:val="24"/>
           <w:lang w:val="en-US"/>
         </w:rPr>
-        <w:t xml:space="preserve">        </w:t>
-      </w:r>
-      <w:proofErr w:type="spellStart"/>
-      <w:r>
-        <w:rPr>
-          <w:color w:val="000000"/>
-          <w:sz w:val="24"/>
-          <w:szCs w:val="24"/>
-          <w:lang w:val="en-US"/>
-        </w:rPr>
-        <w:t>verbose_name</w:t>
-      </w:r>
-      <w:proofErr w:type="spellEnd"/>
-      <w:r>
-        <w:rPr>
-          <w:color w:val="000000"/>
-          <w:sz w:val="24"/>
-          <w:szCs w:val="24"/>
-          <w:lang w:val="en-US"/>
-        </w:rPr>
-        <w:t xml:space="preserve"> = '</w:t>
+        <w:t>        verbose_name = '</w:t>
       </w:r>
       <w:r>
         <w:rPr>
@@ -28630,59 +24435,8 @@
           <w:szCs w:val="24"/>
           <w:lang w:val="en-US"/>
         </w:rPr>
-        <w:t xml:space="preserve">        return </w:t>
-      </w:r>
-      <w:proofErr w:type="spellStart"/>
-      <w:r>
-        <w:rPr>
-          <w:color w:val="000000"/>
-          <w:sz w:val="24"/>
-          <w:szCs w:val="24"/>
-          <w:lang w:val="en-US"/>
-        </w:rPr>
-        <w:t>self.user.get_full_</w:t>
-      </w:r>
-      <w:proofErr w:type="gramStart"/>
-      <w:r>
-        <w:rPr>
-          <w:color w:val="000000"/>
-          <w:sz w:val="24"/>
-          <w:szCs w:val="24"/>
-          <w:lang w:val="en-US"/>
-        </w:rPr>
-        <w:t>name</w:t>
-      </w:r>
-      <w:proofErr w:type="spellEnd"/>
-      <w:r>
-        <w:rPr>
-          <w:color w:val="000000"/>
-          <w:sz w:val="24"/>
-          <w:szCs w:val="24"/>
-          <w:lang w:val="en-US"/>
-        </w:rPr>
-        <w:t>(</w:t>
-      </w:r>
-      <w:proofErr w:type="gramEnd"/>
-      <w:r>
-        <w:rPr>
-          <w:color w:val="000000"/>
-          <w:sz w:val="24"/>
-          <w:szCs w:val="24"/>
-          <w:lang w:val="en-US"/>
-        </w:rPr>
-        <w:t xml:space="preserve">) or </w:t>
-      </w:r>
-      <w:proofErr w:type="spellStart"/>
-      <w:r>
-        <w:rPr>
-          <w:color w:val="000000"/>
-          <w:sz w:val="24"/>
-          <w:szCs w:val="24"/>
-          <w:lang w:val="en-US"/>
-        </w:rPr>
-        <w:t>self.user.username</w:t>
-      </w:r>
-      <w:proofErr w:type="spellEnd"/>
+        <w:t>        return self.user.get_full_name() or self.user.username</w:t>
+      </w:r>
     </w:p>
     <w:p>
       <w:pPr>
@@ -28718,49 +24472,7 @@
           <w:szCs w:val="24"/>
           <w:lang w:val="en-US"/>
         </w:rPr>
-        <w:t xml:space="preserve">class </w:t>
-      </w:r>
-      <w:proofErr w:type="spellStart"/>
-      <w:r>
-        <w:rPr>
-          <w:color w:val="000000"/>
-          <w:sz w:val="24"/>
-          <w:szCs w:val="24"/>
-          <w:lang w:val="en-US"/>
-        </w:rPr>
-        <w:t>DeviceType</w:t>
-      </w:r>
-      <w:proofErr w:type="spellEnd"/>
-      <w:r>
-        <w:rPr>
-          <w:color w:val="000000"/>
-          <w:sz w:val="24"/>
-          <w:szCs w:val="24"/>
-          <w:lang w:val="en-US"/>
-        </w:rPr>
-        <w:t>(</w:t>
-      </w:r>
-      <w:proofErr w:type="spellStart"/>
-      <w:proofErr w:type="gramStart"/>
-      <w:r>
-        <w:rPr>
-          <w:color w:val="000000"/>
-          <w:sz w:val="24"/>
-          <w:szCs w:val="24"/>
-          <w:lang w:val="en-US"/>
-        </w:rPr>
-        <w:t>models.Model</w:t>
-      </w:r>
-      <w:proofErr w:type="spellEnd"/>
-      <w:proofErr w:type="gramEnd"/>
-      <w:r>
-        <w:rPr>
-          <w:color w:val="000000"/>
-          <w:sz w:val="24"/>
-          <w:szCs w:val="24"/>
-          <w:lang w:val="en-US"/>
-        </w:rPr>
-        <w:t>):</w:t>
+        <w:t>class DeviceType(models.Model):</w:t>
       </w:r>
     </w:p>
     <w:p>
@@ -28783,69 +24495,7 @@
           <w:szCs w:val="24"/>
           <w:lang w:val="en-US"/>
         </w:rPr>
-        <w:t xml:space="preserve">    </w:t>
-      </w:r>
-      <w:proofErr w:type="spellStart"/>
-      <w:r>
-        <w:rPr>
-          <w:color w:val="000000"/>
-          <w:sz w:val="24"/>
-          <w:szCs w:val="24"/>
-          <w:lang w:val="en-US"/>
-        </w:rPr>
-        <w:t>id_device_type</w:t>
-      </w:r>
-      <w:proofErr w:type="spellEnd"/>
-      <w:r>
-        <w:rPr>
-          <w:color w:val="000000"/>
-          <w:sz w:val="24"/>
-          <w:szCs w:val="24"/>
-          <w:lang w:val="en-US"/>
-        </w:rPr>
-        <w:t xml:space="preserve"> = </w:t>
-      </w:r>
-      <w:proofErr w:type="spellStart"/>
-      <w:proofErr w:type="gramStart"/>
-      <w:r>
-        <w:rPr>
-          <w:color w:val="000000"/>
-          <w:sz w:val="24"/>
-          <w:szCs w:val="24"/>
-          <w:lang w:val="en-US"/>
-        </w:rPr>
-        <w:t>models.AutoField</w:t>
-      </w:r>
-      <w:proofErr w:type="spellEnd"/>
-      <w:proofErr w:type="gramEnd"/>
-      <w:r>
-        <w:rPr>
-          <w:color w:val="000000"/>
-          <w:sz w:val="24"/>
-          <w:szCs w:val="24"/>
-          <w:lang w:val="en-US"/>
-        </w:rPr>
-        <w:t>(</w:t>
-      </w:r>
-      <w:proofErr w:type="spellStart"/>
-      <w:r>
-        <w:rPr>
-          <w:color w:val="000000"/>
-          <w:sz w:val="24"/>
-          <w:szCs w:val="24"/>
-          <w:lang w:val="en-US"/>
-        </w:rPr>
-        <w:t>primary_key</w:t>
-      </w:r>
-      <w:proofErr w:type="spellEnd"/>
-      <w:r>
-        <w:rPr>
-          <w:color w:val="000000"/>
-          <w:sz w:val="24"/>
-          <w:szCs w:val="24"/>
-          <w:lang w:val="en-US"/>
-        </w:rPr>
-        <w:t>=True)</w:t>
+        <w:t>    id_device_type = models.AutoField(primary_key=True)</w:t>
       </w:r>
     </w:p>
     <w:p>
@@ -28868,49 +24518,7 @@
           <w:szCs w:val="24"/>
           <w:lang w:val="en-US"/>
         </w:rPr>
-        <w:t xml:space="preserve">    name = </w:t>
-      </w:r>
-      <w:proofErr w:type="spellStart"/>
-      <w:proofErr w:type="gramStart"/>
-      <w:r>
-        <w:rPr>
-          <w:color w:val="000000"/>
-          <w:sz w:val="24"/>
-          <w:szCs w:val="24"/>
-          <w:lang w:val="en-US"/>
-        </w:rPr>
-        <w:t>models.CharField</w:t>
-      </w:r>
-      <w:proofErr w:type="spellEnd"/>
-      <w:proofErr w:type="gramEnd"/>
-      <w:r>
-        <w:rPr>
-          <w:color w:val="000000"/>
-          <w:sz w:val="24"/>
-          <w:szCs w:val="24"/>
-          <w:lang w:val="en-US"/>
-        </w:rPr>
-        <w:t>(</w:t>
-      </w:r>
-      <w:proofErr w:type="spellStart"/>
-      <w:r>
-        <w:rPr>
-          <w:color w:val="000000"/>
-          <w:sz w:val="24"/>
-          <w:szCs w:val="24"/>
-          <w:lang w:val="en-US"/>
-        </w:rPr>
-        <w:t>max_length</w:t>
-      </w:r>
-      <w:proofErr w:type="spellEnd"/>
-      <w:r>
-        <w:rPr>
-          <w:color w:val="000000"/>
-          <w:sz w:val="24"/>
-          <w:szCs w:val="24"/>
-          <w:lang w:val="en-US"/>
-        </w:rPr>
-        <w:t>=100, unique=True)</w:t>
+        <w:t>    name = models.CharField(max_length=100, unique=True)</w:t>
       </w:r>
     </w:p>
     <w:p>
@@ -28964,49 +24572,7 @@
           <w:szCs w:val="24"/>
           <w:lang w:val="en-US"/>
         </w:rPr>
-        <w:t xml:space="preserve">    </w:t>
-      </w:r>
-      <w:proofErr w:type="spellStart"/>
-      <w:r>
-        <w:rPr>
-          <w:color w:val="000000"/>
-          <w:sz w:val="24"/>
-          <w:szCs w:val="24"/>
-          <w:lang w:val="en-US"/>
-        </w:rPr>
-        <w:t>json_template_characteristics</w:t>
-      </w:r>
-      <w:proofErr w:type="spellEnd"/>
-      <w:r>
-        <w:rPr>
-          <w:color w:val="000000"/>
-          <w:sz w:val="24"/>
-          <w:szCs w:val="24"/>
-          <w:lang w:val="en-US"/>
-        </w:rPr>
-        <w:t xml:space="preserve"> = </w:t>
-      </w:r>
-      <w:proofErr w:type="spellStart"/>
-      <w:proofErr w:type="gramStart"/>
-      <w:r>
-        <w:rPr>
-          <w:color w:val="000000"/>
-          <w:sz w:val="24"/>
-          <w:szCs w:val="24"/>
-          <w:lang w:val="en-US"/>
-        </w:rPr>
-        <w:t>models.JSONField</w:t>
-      </w:r>
-      <w:proofErr w:type="spellEnd"/>
-      <w:proofErr w:type="gramEnd"/>
-      <w:r>
-        <w:rPr>
-          <w:color w:val="000000"/>
-          <w:sz w:val="24"/>
-          <w:szCs w:val="24"/>
-          <w:lang w:val="en-US"/>
-        </w:rPr>
-        <w:t>(blank=True, null=True)</w:t>
+        <w:t>    json_template_characteristics = models.JSONField(blank=True, null=True)</w:t>
       </w:r>
     </w:p>
     <w:p>
@@ -29029,49 +24595,7 @@
           <w:szCs w:val="24"/>
           <w:lang w:val="en-US"/>
         </w:rPr>
-        <w:t xml:space="preserve">    </w:t>
-      </w:r>
-      <w:proofErr w:type="spellStart"/>
-      <w:r>
-        <w:rPr>
-          <w:color w:val="000000"/>
-          <w:sz w:val="24"/>
-          <w:szCs w:val="24"/>
-          <w:lang w:val="en-US"/>
-        </w:rPr>
-        <w:t>json_template_settings</w:t>
-      </w:r>
-      <w:proofErr w:type="spellEnd"/>
-      <w:r>
-        <w:rPr>
-          <w:color w:val="000000"/>
-          <w:sz w:val="24"/>
-          <w:szCs w:val="24"/>
-          <w:lang w:val="en-US"/>
-        </w:rPr>
-        <w:t xml:space="preserve"> = </w:t>
-      </w:r>
-      <w:proofErr w:type="spellStart"/>
-      <w:proofErr w:type="gramStart"/>
-      <w:r>
-        <w:rPr>
-          <w:color w:val="000000"/>
-          <w:sz w:val="24"/>
-          <w:szCs w:val="24"/>
-          <w:lang w:val="en-US"/>
-        </w:rPr>
-        <w:t>models.JSONField</w:t>
-      </w:r>
-      <w:proofErr w:type="spellEnd"/>
-      <w:proofErr w:type="gramEnd"/>
-      <w:r>
-        <w:rPr>
-          <w:color w:val="000000"/>
-          <w:sz w:val="24"/>
-          <w:szCs w:val="24"/>
-          <w:lang w:val="en-US"/>
-        </w:rPr>
-        <w:t>(blank=True, null=True)</w:t>
+        <w:t>    json_template_settings = models.JSONField(blank=True, null=True)</w:t>
       </w:r>
     </w:p>
     <w:p>
@@ -29131,47 +24655,7 @@
           <w:szCs w:val="24"/>
           <w:lang w:val="en-US"/>
         </w:rPr>
-        <w:t xml:space="preserve">        </w:t>
-      </w:r>
-      <w:proofErr w:type="spellStart"/>
-      <w:r>
-        <w:rPr>
-          <w:color w:val="000000"/>
-          <w:sz w:val="24"/>
-          <w:szCs w:val="24"/>
-          <w:lang w:val="en-US"/>
-        </w:rPr>
-        <w:t>db_table</w:t>
-      </w:r>
-      <w:proofErr w:type="spellEnd"/>
-      <w:r>
-        <w:rPr>
-          <w:color w:val="000000"/>
-          <w:sz w:val="24"/>
-          <w:szCs w:val="24"/>
-          <w:lang w:val="en-US"/>
-        </w:rPr>
-        <w:t xml:space="preserve"> = '</w:t>
-      </w:r>
-      <w:proofErr w:type="spellStart"/>
-      <w:r>
-        <w:rPr>
-          <w:color w:val="000000"/>
-          <w:sz w:val="24"/>
-          <w:szCs w:val="24"/>
-          <w:lang w:val="en-US"/>
-        </w:rPr>
-        <w:t>device_types</w:t>
-      </w:r>
-      <w:proofErr w:type="spellEnd"/>
-      <w:r>
-        <w:rPr>
-          <w:color w:val="000000"/>
-          <w:sz w:val="24"/>
-          <w:szCs w:val="24"/>
-          <w:lang w:val="en-US"/>
-        </w:rPr>
-        <w:t>'</w:t>
+        <w:t>        db_table = 'device_types'</w:t>
       </w:r>
     </w:p>
     <w:p>
@@ -29217,27 +24701,7 @@
           <w:szCs w:val="24"/>
           <w:lang w:val="en-US"/>
         </w:rPr>
-        <w:t xml:space="preserve">        </w:t>
-      </w:r>
-      <w:proofErr w:type="spellStart"/>
-      <w:r>
-        <w:rPr>
-          <w:color w:val="000000"/>
-          <w:sz w:val="24"/>
-          <w:szCs w:val="24"/>
-          <w:lang w:val="en-US"/>
-        </w:rPr>
-        <w:t>verbose_name</w:t>
-      </w:r>
-      <w:proofErr w:type="spellEnd"/>
-      <w:r>
-        <w:rPr>
-          <w:color w:val="000000"/>
-          <w:sz w:val="24"/>
-          <w:szCs w:val="24"/>
-          <w:lang w:val="en-US"/>
-        </w:rPr>
-        <w:t xml:space="preserve"> = '</w:t>
+        <w:t>        verbose_name = '</w:t>
       </w:r>
       <w:r>
         <w:rPr>
@@ -29355,29 +24819,7 @@
           <w:szCs w:val="24"/>
           <w:lang w:val="en-US"/>
         </w:rPr>
-        <w:t>class Device(</w:t>
-      </w:r>
-      <w:proofErr w:type="spellStart"/>
-      <w:proofErr w:type="gramStart"/>
-      <w:r>
-        <w:rPr>
-          <w:color w:val="000000"/>
-          <w:sz w:val="24"/>
-          <w:szCs w:val="24"/>
-          <w:lang w:val="en-US"/>
-        </w:rPr>
-        <w:t>models.Model</w:t>
-      </w:r>
-      <w:proofErr w:type="spellEnd"/>
-      <w:proofErr w:type="gramEnd"/>
-      <w:r>
-        <w:rPr>
-          <w:color w:val="000000"/>
-          <w:sz w:val="24"/>
-          <w:szCs w:val="24"/>
-          <w:lang w:val="en-US"/>
-        </w:rPr>
-        <w:t>):</w:t>
+        <w:t>class Device(models.Model):</w:t>
       </w:r>
     </w:p>
     <w:p>
@@ -29400,89 +24842,7 @@
           <w:szCs w:val="24"/>
           <w:lang w:val="en-US"/>
         </w:rPr>
-        <w:t xml:space="preserve">    </w:t>
-      </w:r>
-      <w:proofErr w:type="spellStart"/>
-      <w:r>
-        <w:rPr>
-          <w:color w:val="000000"/>
-          <w:sz w:val="24"/>
-          <w:szCs w:val="24"/>
-          <w:lang w:val="en-US"/>
-        </w:rPr>
-        <w:t>inventory_number</w:t>
-      </w:r>
-      <w:proofErr w:type="spellEnd"/>
-      <w:r>
-        <w:rPr>
-          <w:color w:val="000000"/>
-          <w:sz w:val="24"/>
-          <w:szCs w:val="24"/>
-          <w:lang w:val="en-US"/>
-        </w:rPr>
-        <w:t xml:space="preserve"> = </w:t>
-      </w:r>
-      <w:proofErr w:type="spellStart"/>
-      <w:proofErr w:type="gramStart"/>
-      <w:r>
-        <w:rPr>
-          <w:color w:val="000000"/>
-          <w:sz w:val="24"/>
-          <w:szCs w:val="24"/>
-          <w:lang w:val="en-US"/>
-        </w:rPr>
-        <w:t>models.CharField</w:t>
-      </w:r>
-      <w:proofErr w:type="spellEnd"/>
-      <w:proofErr w:type="gramEnd"/>
-      <w:r>
-        <w:rPr>
-          <w:color w:val="000000"/>
-          <w:sz w:val="24"/>
-          <w:szCs w:val="24"/>
-          <w:lang w:val="en-US"/>
-        </w:rPr>
-        <w:t>(</w:t>
-      </w:r>
-      <w:proofErr w:type="spellStart"/>
-      <w:r>
-        <w:rPr>
-          <w:color w:val="000000"/>
-          <w:sz w:val="24"/>
-          <w:szCs w:val="24"/>
-          <w:lang w:val="en-US"/>
-        </w:rPr>
-        <w:t>max_length</w:t>
-      </w:r>
-      <w:proofErr w:type="spellEnd"/>
-      <w:r>
-        <w:rPr>
-          <w:color w:val="000000"/>
-          <w:sz w:val="24"/>
-          <w:szCs w:val="24"/>
-          <w:lang w:val="en-US"/>
-        </w:rPr>
-        <w:t xml:space="preserve">=50, </w:t>
-      </w:r>
-      <w:proofErr w:type="spellStart"/>
-      <w:r>
-        <w:rPr>
-          <w:color w:val="000000"/>
-          <w:sz w:val="24"/>
-          <w:szCs w:val="24"/>
-          <w:lang w:val="en-US"/>
-        </w:rPr>
-        <w:t>primary_key</w:t>
-      </w:r>
-      <w:proofErr w:type="spellEnd"/>
-      <w:r>
-        <w:rPr>
-          <w:color w:val="000000"/>
-          <w:sz w:val="24"/>
-          <w:szCs w:val="24"/>
-          <w:lang w:val="en-US"/>
-        </w:rPr>
-        <w:t>=True)</w:t>
+        <w:t>    inventory_number = models.CharField(max_length=50, primary_key=True)</w:t>
       </w:r>
     </w:p>
     <w:p>
@@ -29505,49 +24865,7 @@
           <w:szCs w:val="24"/>
           <w:lang w:val="en-US"/>
         </w:rPr>
-        <w:t xml:space="preserve">    name = </w:t>
-      </w:r>
-      <w:proofErr w:type="spellStart"/>
-      <w:proofErr w:type="gramStart"/>
-      <w:r>
-        <w:rPr>
-          <w:color w:val="000000"/>
-          <w:sz w:val="24"/>
-          <w:szCs w:val="24"/>
-          <w:lang w:val="en-US"/>
-        </w:rPr>
-        <w:t>models.CharField</w:t>
-      </w:r>
-      <w:proofErr w:type="spellEnd"/>
-      <w:proofErr w:type="gramEnd"/>
-      <w:r>
-        <w:rPr>
-          <w:color w:val="000000"/>
-          <w:sz w:val="24"/>
-          <w:szCs w:val="24"/>
-          <w:lang w:val="en-US"/>
-        </w:rPr>
-        <w:t>(</w:t>
-      </w:r>
-      <w:proofErr w:type="spellStart"/>
-      <w:r>
-        <w:rPr>
-          <w:color w:val="000000"/>
-          <w:sz w:val="24"/>
-          <w:szCs w:val="24"/>
-          <w:lang w:val="en-US"/>
-        </w:rPr>
-        <w:t>max_length</w:t>
-      </w:r>
-      <w:proofErr w:type="spellEnd"/>
-      <w:r>
-        <w:rPr>
-          <w:color w:val="000000"/>
-          <w:sz w:val="24"/>
-          <w:szCs w:val="24"/>
-          <w:lang w:val="en-US"/>
-        </w:rPr>
-        <w:t>=255)</w:t>
+        <w:t>    name = models.CharField(max_length=255)</w:t>
       </w:r>
     </w:p>
     <w:p>
@@ -29601,49 +24919,7 @@
           <w:szCs w:val="24"/>
           <w:lang w:val="en-US"/>
         </w:rPr>
-        <w:t xml:space="preserve">    </w:t>
-      </w:r>
-      <w:proofErr w:type="spellStart"/>
-      <w:r>
-        <w:rPr>
-          <w:color w:val="000000"/>
-          <w:sz w:val="24"/>
-          <w:szCs w:val="24"/>
-          <w:lang w:val="en-US"/>
-        </w:rPr>
-        <w:t>json_file_characteristics</w:t>
-      </w:r>
-      <w:proofErr w:type="spellEnd"/>
-      <w:r>
-        <w:rPr>
-          <w:color w:val="000000"/>
-          <w:sz w:val="24"/>
-          <w:szCs w:val="24"/>
-          <w:lang w:val="en-US"/>
-        </w:rPr>
-        <w:t xml:space="preserve"> = </w:t>
-      </w:r>
-      <w:proofErr w:type="spellStart"/>
-      <w:proofErr w:type="gramStart"/>
-      <w:r>
-        <w:rPr>
-          <w:color w:val="000000"/>
-          <w:sz w:val="24"/>
-          <w:szCs w:val="24"/>
-          <w:lang w:val="en-US"/>
-        </w:rPr>
-        <w:t>models.JSONField</w:t>
-      </w:r>
-      <w:proofErr w:type="spellEnd"/>
-      <w:proofErr w:type="gramEnd"/>
-      <w:r>
-        <w:rPr>
-          <w:color w:val="000000"/>
-          <w:sz w:val="24"/>
-          <w:szCs w:val="24"/>
-          <w:lang w:val="en-US"/>
-        </w:rPr>
-        <w:t>(blank=True, null=True)</w:t>
+        <w:t>    json_file_characteristics = models.JSONField(blank=True, null=True)</w:t>
       </w:r>
     </w:p>
     <w:p>
@@ -29666,49 +24942,7 @@
           <w:szCs w:val="24"/>
           <w:lang w:val="en-US"/>
         </w:rPr>
-        <w:t xml:space="preserve">    </w:t>
-      </w:r>
-      <w:proofErr w:type="spellStart"/>
-      <w:r>
-        <w:rPr>
-          <w:color w:val="000000"/>
-          <w:sz w:val="24"/>
-          <w:szCs w:val="24"/>
-          <w:lang w:val="en-US"/>
-        </w:rPr>
-        <w:t>json_file_settings</w:t>
-      </w:r>
-      <w:proofErr w:type="spellEnd"/>
-      <w:r>
-        <w:rPr>
-          <w:color w:val="000000"/>
-          <w:sz w:val="24"/>
-          <w:szCs w:val="24"/>
-          <w:lang w:val="en-US"/>
-        </w:rPr>
-        <w:t xml:space="preserve"> = </w:t>
-      </w:r>
-      <w:proofErr w:type="spellStart"/>
-      <w:proofErr w:type="gramStart"/>
-      <w:r>
-        <w:rPr>
-          <w:color w:val="000000"/>
-          <w:sz w:val="24"/>
-          <w:szCs w:val="24"/>
-          <w:lang w:val="en-US"/>
-        </w:rPr>
-        <w:t>models.JSONField</w:t>
-      </w:r>
-      <w:proofErr w:type="spellEnd"/>
-      <w:proofErr w:type="gramEnd"/>
-      <w:r>
-        <w:rPr>
-          <w:color w:val="000000"/>
-          <w:sz w:val="24"/>
-          <w:szCs w:val="24"/>
-          <w:lang w:val="en-US"/>
-        </w:rPr>
-        <w:t>(blank=True, null=True)</w:t>
+        <w:t>    json_file_settings = models.JSONField(blank=True, null=True)</w:t>
       </w:r>
     </w:p>
     <w:p>
@@ -29754,129 +24988,7 @@
           <w:szCs w:val="24"/>
           <w:lang w:val="en-US"/>
         </w:rPr>
-        <w:t xml:space="preserve">    status = </w:t>
-      </w:r>
-      <w:proofErr w:type="spellStart"/>
-      <w:proofErr w:type="gramStart"/>
-      <w:r>
-        <w:rPr>
-          <w:color w:val="000000"/>
-          <w:sz w:val="24"/>
-          <w:szCs w:val="24"/>
-          <w:lang w:val="en-US"/>
-        </w:rPr>
-        <w:t>models.ForeignKey</w:t>
-      </w:r>
-      <w:proofErr w:type="spellEnd"/>
-      <w:proofErr w:type="gramEnd"/>
-      <w:r>
-        <w:rPr>
-          <w:color w:val="000000"/>
-          <w:sz w:val="24"/>
-          <w:szCs w:val="24"/>
-          <w:lang w:val="en-US"/>
-        </w:rPr>
-        <w:t>(</w:t>
-      </w:r>
-      <w:proofErr w:type="spellStart"/>
-      <w:r>
-        <w:rPr>
-          <w:color w:val="000000"/>
-          <w:sz w:val="24"/>
-          <w:szCs w:val="24"/>
-          <w:lang w:val="en-US"/>
-        </w:rPr>
-        <w:t>DeviceStatus</w:t>
-      </w:r>
-      <w:proofErr w:type="spellEnd"/>
-      <w:r>
-        <w:rPr>
-          <w:color w:val="000000"/>
-          <w:sz w:val="24"/>
-          <w:szCs w:val="24"/>
-          <w:lang w:val="en-US"/>
-        </w:rPr>
-        <w:t xml:space="preserve">, </w:t>
-      </w:r>
-      <w:proofErr w:type="spellStart"/>
-      <w:r>
-        <w:rPr>
-          <w:color w:val="000000"/>
-          <w:sz w:val="24"/>
-          <w:szCs w:val="24"/>
-          <w:lang w:val="en-US"/>
-        </w:rPr>
-        <w:t>on_delete</w:t>
-      </w:r>
-      <w:proofErr w:type="spellEnd"/>
-      <w:r>
-        <w:rPr>
-          <w:color w:val="000000"/>
-          <w:sz w:val="24"/>
-          <w:szCs w:val="24"/>
-          <w:lang w:val="en-US"/>
-        </w:rPr>
-        <w:t>=</w:t>
-      </w:r>
-      <w:proofErr w:type="spellStart"/>
-      <w:r>
-        <w:rPr>
-          <w:color w:val="000000"/>
-          <w:sz w:val="24"/>
-          <w:szCs w:val="24"/>
-          <w:lang w:val="en-US"/>
-        </w:rPr>
-        <w:t>models.PROTECT</w:t>
-      </w:r>
-      <w:proofErr w:type="spellEnd"/>
-      <w:r>
-        <w:rPr>
-          <w:color w:val="000000"/>
-          <w:sz w:val="24"/>
-          <w:szCs w:val="24"/>
-          <w:lang w:val="en-US"/>
-        </w:rPr>
-        <w:t xml:space="preserve">, </w:t>
-      </w:r>
-      <w:proofErr w:type="spellStart"/>
-      <w:r>
-        <w:rPr>
-          <w:color w:val="000000"/>
-          <w:sz w:val="24"/>
-          <w:szCs w:val="24"/>
-          <w:lang w:val="en-US"/>
-        </w:rPr>
-        <w:t>db_column</w:t>
-      </w:r>
-      <w:proofErr w:type="spellEnd"/>
-      <w:r>
-        <w:rPr>
-          <w:color w:val="000000"/>
-          <w:sz w:val="24"/>
-          <w:szCs w:val="24"/>
-          <w:lang w:val="en-US"/>
-        </w:rPr>
-        <w:t>='</w:t>
-      </w:r>
-      <w:proofErr w:type="spellStart"/>
-      <w:r>
-        <w:rPr>
-          <w:color w:val="000000"/>
-          <w:sz w:val="24"/>
-          <w:szCs w:val="24"/>
-          <w:lang w:val="en-US"/>
-        </w:rPr>
-        <w:t>id_status</w:t>
-      </w:r>
-      <w:proofErr w:type="spellEnd"/>
-      <w:r>
-        <w:rPr>
-          <w:color w:val="000000"/>
-          <w:sz w:val="24"/>
-          <w:szCs w:val="24"/>
-          <w:lang w:val="en-US"/>
-        </w:rPr>
-        <w:t>')</w:t>
+        <w:t>    status = models.ForeignKey(DeviceStatus, on_delete=models.PROTECT, db_column='id_status')</w:t>
       </w:r>
     </w:p>
     <w:p>
@@ -29899,149 +25011,7 @@
           <w:szCs w:val="24"/>
           <w:lang w:val="en-US"/>
         </w:rPr>
-        <w:t xml:space="preserve">    </w:t>
-      </w:r>
-      <w:proofErr w:type="spellStart"/>
-      <w:r>
-        <w:rPr>
-          <w:color w:val="000000"/>
-          <w:sz w:val="24"/>
-          <w:szCs w:val="24"/>
-          <w:lang w:val="en-US"/>
-        </w:rPr>
-        <w:t>device_type</w:t>
-      </w:r>
-      <w:proofErr w:type="spellEnd"/>
-      <w:r>
-        <w:rPr>
-          <w:color w:val="000000"/>
-          <w:sz w:val="24"/>
-          <w:szCs w:val="24"/>
-          <w:lang w:val="en-US"/>
-        </w:rPr>
-        <w:t xml:space="preserve"> = </w:t>
-      </w:r>
-      <w:proofErr w:type="spellStart"/>
-      <w:proofErr w:type="gramStart"/>
-      <w:r>
-        <w:rPr>
-          <w:color w:val="000000"/>
-          <w:sz w:val="24"/>
-          <w:szCs w:val="24"/>
-          <w:lang w:val="en-US"/>
-        </w:rPr>
-        <w:t>models.ForeignKey</w:t>
-      </w:r>
-      <w:proofErr w:type="spellEnd"/>
-      <w:proofErr w:type="gramEnd"/>
-      <w:r>
-        <w:rPr>
-          <w:color w:val="000000"/>
-          <w:sz w:val="24"/>
-          <w:szCs w:val="24"/>
-          <w:lang w:val="en-US"/>
-        </w:rPr>
-        <w:t>(</w:t>
-      </w:r>
-      <w:proofErr w:type="spellStart"/>
-      <w:r>
-        <w:rPr>
-          <w:color w:val="000000"/>
-          <w:sz w:val="24"/>
-          <w:szCs w:val="24"/>
-          <w:lang w:val="en-US"/>
-        </w:rPr>
-        <w:t>DeviceType</w:t>
-      </w:r>
-      <w:proofErr w:type="spellEnd"/>
-      <w:r>
-        <w:rPr>
-          <w:color w:val="000000"/>
-          <w:sz w:val="24"/>
-          <w:szCs w:val="24"/>
-          <w:lang w:val="en-US"/>
-        </w:rPr>
-        <w:t xml:space="preserve">, </w:t>
-      </w:r>
-      <w:proofErr w:type="spellStart"/>
-      <w:r>
-        <w:rPr>
-          <w:color w:val="000000"/>
-          <w:sz w:val="24"/>
-          <w:szCs w:val="24"/>
-          <w:lang w:val="en-US"/>
-        </w:rPr>
-        <w:t>on_delete</w:t>
-      </w:r>
-      <w:proofErr w:type="spellEnd"/>
-      <w:r>
-        <w:rPr>
-          <w:color w:val="000000"/>
-          <w:sz w:val="24"/>
-          <w:szCs w:val="24"/>
-          <w:lang w:val="en-US"/>
-        </w:rPr>
-        <w:t>=</w:t>
-      </w:r>
-      <w:proofErr w:type="spellStart"/>
-      <w:r>
-        <w:rPr>
-          <w:color w:val="000000"/>
-          <w:sz w:val="24"/>
-          <w:szCs w:val="24"/>
-          <w:lang w:val="en-US"/>
-        </w:rPr>
-        <w:t>models.PROTECT</w:t>
-      </w:r>
-      <w:proofErr w:type="spellEnd"/>
-      <w:r>
-        <w:rPr>
-          <w:color w:val="000000"/>
-          <w:sz w:val="24"/>
-          <w:szCs w:val="24"/>
-          <w:lang w:val="en-US"/>
-        </w:rPr>
-        <w:t xml:space="preserve">, </w:t>
-      </w:r>
-      <w:proofErr w:type="spellStart"/>
-      <w:r>
-        <w:rPr>
-          <w:color w:val="000000"/>
-          <w:sz w:val="24"/>
-          <w:szCs w:val="24"/>
-          <w:lang w:val="en-US"/>
-        </w:rPr>
-        <w:t>db_column</w:t>
-      </w:r>
-      <w:proofErr w:type="spellEnd"/>
-      <w:r>
-        <w:rPr>
-          <w:color w:val="000000"/>
-          <w:sz w:val="24"/>
-          <w:szCs w:val="24"/>
-          <w:lang w:val="en-US"/>
-        </w:rPr>
-        <w:t>='</w:t>
-      </w:r>
-      <w:proofErr w:type="spellStart"/>
-      <w:r>
-        <w:rPr>
-          <w:color w:val="000000"/>
-          <w:sz w:val="24"/>
-          <w:szCs w:val="24"/>
-          <w:lang w:val="en-US"/>
-        </w:rPr>
-        <w:t>id_type</w:t>
-      </w:r>
-      <w:proofErr w:type="spellEnd"/>
-      <w:r>
-        <w:rPr>
-          <w:color w:val="000000"/>
-          <w:sz w:val="24"/>
-          <w:szCs w:val="24"/>
-          <w:lang w:val="en-US"/>
-        </w:rPr>
-        <w:t>')</w:t>
+        <w:t>    device_type = models.ForeignKey(DeviceType, on_delete=models.PROTECT, db_column='id_type')</w:t>
       </w:r>
     </w:p>
     <w:p>
@@ -30064,109 +25034,7 @@
           <w:szCs w:val="24"/>
           <w:lang w:val="en-US"/>
         </w:rPr>
-        <w:t xml:space="preserve">    manufacturer = </w:t>
-      </w:r>
-      <w:proofErr w:type="spellStart"/>
-      <w:proofErr w:type="gramStart"/>
-      <w:r>
-        <w:rPr>
-          <w:color w:val="000000"/>
-          <w:sz w:val="24"/>
-          <w:szCs w:val="24"/>
-          <w:lang w:val="en-US"/>
-        </w:rPr>
-        <w:t>models.ForeignKey</w:t>
-      </w:r>
-      <w:proofErr w:type="spellEnd"/>
-      <w:proofErr w:type="gramEnd"/>
-      <w:r>
-        <w:rPr>
-          <w:color w:val="000000"/>
-          <w:sz w:val="24"/>
-          <w:szCs w:val="24"/>
-          <w:lang w:val="en-US"/>
-        </w:rPr>
-        <w:t xml:space="preserve">(Manufacturer, </w:t>
-      </w:r>
-      <w:proofErr w:type="spellStart"/>
-      <w:r>
-        <w:rPr>
-          <w:color w:val="000000"/>
-          <w:sz w:val="24"/>
-          <w:szCs w:val="24"/>
-          <w:lang w:val="en-US"/>
-        </w:rPr>
-        <w:t>on_delete</w:t>
-      </w:r>
-      <w:proofErr w:type="spellEnd"/>
-      <w:r>
-        <w:rPr>
-          <w:color w:val="000000"/>
-          <w:sz w:val="24"/>
-          <w:szCs w:val="24"/>
-          <w:lang w:val="en-US"/>
-        </w:rPr>
-        <w:t>=</w:t>
-      </w:r>
-      <w:proofErr w:type="spellStart"/>
-      <w:r>
-        <w:rPr>
-          <w:color w:val="000000"/>
-          <w:sz w:val="24"/>
-          <w:szCs w:val="24"/>
-          <w:lang w:val="en-US"/>
-        </w:rPr>
-        <w:t>models.PROTECT</w:t>
-      </w:r>
-      <w:proofErr w:type="spellEnd"/>
-      <w:r>
-        <w:rPr>
-          <w:color w:val="000000"/>
-          <w:sz w:val="24"/>
-          <w:szCs w:val="24"/>
-          <w:lang w:val="en-US"/>
-        </w:rPr>
-        <w:t xml:space="preserve">, </w:t>
-      </w:r>
-      <w:proofErr w:type="spellStart"/>
-      <w:r>
-        <w:rPr>
-          <w:color w:val="000000"/>
-          <w:sz w:val="24"/>
-          <w:szCs w:val="24"/>
-          <w:lang w:val="en-US"/>
-        </w:rPr>
-        <w:t>db_column</w:t>
-      </w:r>
-      <w:proofErr w:type="spellEnd"/>
-      <w:r>
-        <w:rPr>
-          <w:color w:val="000000"/>
-          <w:sz w:val="24"/>
-          <w:szCs w:val="24"/>
-          <w:lang w:val="en-US"/>
-        </w:rPr>
-        <w:t>='</w:t>
-      </w:r>
-      <w:proofErr w:type="spellStart"/>
-      <w:r>
-        <w:rPr>
-          <w:color w:val="000000"/>
-          <w:sz w:val="24"/>
-          <w:szCs w:val="24"/>
-          <w:lang w:val="en-US"/>
-        </w:rPr>
-        <w:t>id_manufacturer</w:t>
-      </w:r>
-      <w:proofErr w:type="spellEnd"/>
-      <w:r>
-        <w:rPr>
-          <w:color w:val="000000"/>
-          <w:sz w:val="24"/>
-          <w:szCs w:val="24"/>
-          <w:lang w:val="en-US"/>
-        </w:rPr>
-        <w:t>')</w:t>
+        <w:t>    manufacturer = models.ForeignKey(Manufacturer, on_delete=models.PROTECT, db_column='id_manufacturer')</w:t>
       </w:r>
     </w:p>
     <w:p>
@@ -30226,27 +25094,7 @@
           <w:szCs w:val="24"/>
           <w:lang w:val="en-US"/>
         </w:rPr>
-        <w:t xml:space="preserve">        </w:t>
-      </w:r>
-      <w:proofErr w:type="spellStart"/>
-      <w:r>
-        <w:rPr>
-          <w:color w:val="000000"/>
-          <w:sz w:val="24"/>
-          <w:szCs w:val="24"/>
-          <w:lang w:val="en-US"/>
-        </w:rPr>
-        <w:t>db_table</w:t>
-      </w:r>
-      <w:proofErr w:type="spellEnd"/>
-      <w:r>
-        <w:rPr>
-          <w:color w:val="000000"/>
-          <w:sz w:val="24"/>
-          <w:szCs w:val="24"/>
-          <w:lang w:val="en-US"/>
-        </w:rPr>
-        <w:t xml:space="preserve"> = 'devices'</w:t>
+        <w:t>        db_table = 'devices'</w:t>
       </w:r>
     </w:p>
     <w:p>
@@ -30292,27 +25140,7 @@
           <w:szCs w:val="24"/>
           <w:lang w:val="en-US"/>
         </w:rPr>
-        <w:t xml:space="preserve">        </w:t>
-      </w:r>
-      <w:proofErr w:type="spellStart"/>
-      <w:r>
-        <w:rPr>
-          <w:color w:val="000000"/>
-          <w:sz w:val="24"/>
-          <w:szCs w:val="24"/>
-          <w:lang w:val="en-US"/>
-        </w:rPr>
-        <w:t>verbose_name</w:t>
-      </w:r>
-      <w:proofErr w:type="spellEnd"/>
-      <w:r>
-        <w:rPr>
-          <w:color w:val="000000"/>
-          <w:sz w:val="24"/>
-          <w:szCs w:val="24"/>
-          <w:lang w:val="en-US"/>
-        </w:rPr>
-        <w:t xml:space="preserve"> = '</w:t>
+        <w:t>        verbose_name = '</w:t>
       </w:r>
       <w:r>
         <w:rPr>
@@ -30366,29 +25194,7 @@
           <w:szCs w:val="24"/>
           <w:lang w:val="en-US"/>
         </w:rPr>
-        <w:t>        class Movement(</w:t>
-      </w:r>
-      <w:proofErr w:type="spellStart"/>
-      <w:proofErr w:type="gramStart"/>
-      <w:r>
-        <w:rPr>
-          <w:color w:val="000000"/>
-          <w:sz w:val="24"/>
-          <w:szCs w:val="24"/>
-          <w:lang w:val="en-US"/>
-        </w:rPr>
-        <w:t>models.Model</w:t>
-      </w:r>
-      <w:proofErr w:type="spellEnd"/>
-      <w:proofErr w:type="gramEnd"/>
-      <w:r>
-        <w:rPr>
-          <w:color w:val="000000"/>
-          <w:sz w:val="24"/>
-          <w:szCs w:val="24"/>
-          <w:lang w:val="en-US"/>
-        </w:rPr>
-        <w:t>):</w:t>
+        <w:t>        class Movement(models.Model):</w:t>
       </w:r>
     </w:p>
     <w:p>
@@ -30411,69 +25217,7 @@
           <w:szCs w:val="24"/>
           <w:lang w:val="en-US"/>
         </w:rPr>
-        <w:t xml:space="preserve">    </w:t>
-      </w:r>
-      <w:proofErr w:type="spellStart"/>
-      <w:r>
-        <w:rPr>
-          <w:color w:val="000000"/>
-          <w:sz w:val="24"/>
-          <w:szCs w:val="24"/>
-          <w:lang w:val="en-US"/>
-        </w:rPr>
-        <w:t>id_movement</w:t>
-      </w:r>
-      <w:proofErr w:type="spellEnd"/>
-      <w:r>
-        <w:rPr>
-          <w:color w:val="000000"/>
-          <w:sz w:val="24"/>
-          <w:szCs w:val="24"/>
-          <w:lang w:val="en-US"/>
-        </w:rPr>
-        <w:t xml:space="preserve"> = </w:t>
-      </w:r>
-      <w:proofErr w:type="spellStart"/>
-      <w:proofErr w:type="gramStart"/>
-      <w:r>
-        <w:rPr>
-          <w:color w:val="000000"/>
-          <w:sz w:val="24"/>
-          <w:szCs w:val="24"/>
-          <w:lang w:val="en-US"/>
-        </w:rPr>
-        <w:t>models.AutoField</w:t>
-      </w:r>
-      <w:proofErr w:type="spellEnd"/>
-      <w:proofErr w:type="gramEnd"/>
-      <w:r>
-        <w:rPr>
-          <w:color w:val="000000"/>
-          <w:sz w:val="24"/>
-          <w:szCs w:val="24"/>
-          <w:lang w:val="en-US"/>
-        </w:rPr>
-        <w:t>(</w:t>
-      </w:r>
-      <w:proofErr w:type="spellStart"/>
-      <w:r>
-        <w:rPr>
-          <w:color w:val="000000"/>
-          <w:sz w:val="24"/>
-          <w:szCs w:val="24"/>
-          <w:lang w:val="en-US"/>
-        </w:rPr>
-        <w:t>primary_key</w:t>
-      </w:r>
-      <w:proofErr w:type="spellEnd"/>
-      <w:r>
-        <w:rPr>
-          <w:color w:val="000000"/>
-          <w:sz w:val="24"/>
-          <w:szCs w:val="24"/>
-          <w:lang w:val="en-US"/>
-        </w:rPr>
-        <w:t>=True)</w:t>
+        <w:t>    id_movement = models.AutoField(primary_key=True)</w:t>
       </w:r>
     </w:p>
     <w:p>
@@ -30496,49 +25240,7 @@
           <w:szCs w:val="24"/>
           <w:lang w:val="en-US"/>
         </w:rPr>
-        <w:t xml:space="preserve">    </w:t>
-      </w:r>
-      <w:proofErr w:type="spellStart"/>
-      <w:r>
-        <w:rPr>
-          <w:color w:val="000000"/>
-          <w:sz w:val="24"/>
-          <w:szCs w:val="24"/>
-          <w:lang w:val="en-US"/>
-        </w:rPr>
-        <w:t>movement_date</w:t>
-      </w:r>
-      <w:proofErr w:type="spellEnd"/>
-      <w:r>
-        <w:rPr>
-          <w:color w:val="000000"/>
-          <w:sz w:val="24"/>
-          <w:szCs w:val="24"/>
-          <w:lang w:val="en-US"/>
-        </w:rPr>
-        <w:t xml:space="preserve"> = </w:t>
-      </w:r>
-      <w:proofErr w:type="spellStart"/>
-      <w:proofErr w:type="gramStart"/>
-      <w:r>
-        <w:rPr>
-          <w:color w:val="000000"/>
-          <w:sz w:val="24"/>
-          <w:szCs w:val="24"/>
-          <w:lang w:val="en-US"/>
-        </w:rPr>
-        <w:t>models.DateTimeField</w:t>
-      </w:r>
-      <w:proofErr w:type="spellEnd"/>
-      <w:proofErr w:type="gramEnd"/>
-      <w:r>
-        <w:rPr>
-          <w:color w:val="000000"/>
-          <w:sz w:val="24"/>
-          <w:szCs w:val="24"/>
-          <w:lang w:val="en-US"/>
-        </w:rPr>
-        <w:t>()</w:t>
+        <w:t>    movement_date = models.DateTimeField()</w:t>
       </w:r>
     </w:p>
     <w:p>
@@ -30584,109 +25286,7 @@
           <w:szCs w:val="24"/>
           <w:lang w:val="en-US"/>
         </w:rPr>
-        <w:t xml:space="preserve">    device = </w:t>
-      </w:r>
-      <w:proofErr w:type="spellStart"/>
-      <w:proofErr w:type="gramStart"/>
-      <w:r>
-        <w:rPr>
-          <w:color w:val="000000"/>
-          <w:sz w:val="24"/>
-          <w:szCs w:val="24"/>
-          <w:lang w:val="en-US"/>
-        </w:rPr>
-        <w:t>models.ForeignKey</w:t>
-      </w:r>
-      <w:proofErr w:type="spellEnd"/>
-      <w:proofErr w:type="gramEnd"/>
-      <w:r>
-        <w:rPr>
-          <w:color w:val="000000"/>
-          <w:sz w:val="24"/>
-          <w:szCs w:val="24"/>
-          <w:lang w:val="en-US"/>
-        </w:rPr>
-        <w:t xml:space="preserve">(Device, </w:t>
-      </w:r>
-      <w:proofErr w:type="spellStart"/>
-      <w:r>
-        <w:rPr>
-          <w:color w:val="000000"/>
-          <w:sz w:val="24"/>
-          <w:szCs w:val="24"/>
-          <w:lang w:val="en-US"/>
-        </w:rPr>
-        <w:t>on_delete</w:t>
-      </w:r>
-      <w:proofErr w:type="spellEnd"/>
-      <w:r>
-        <w:rPr>
-          <w:color w:val="000000"/>
-          <w:sz w:val="24"/>
-          <w:szCs w:val="24"/>
-          <w:lang w:val="en-US"/>
-        </w:rPr>
-        <w:t>=</w:t>
-      </w:r>
-      <w:proofErr w:type="spellStart"/>
-      <w:r>
-        <w:rPr>
-          <w:color w:val="000000"/>
-          <w:sz w:val="24"/>
-          <w:szCs w:val="24"/>
-          <w:lang w:val="en-US"/>
-        </w:rPr>
-        <w:t>models.CASCADE</w:t>
-      </w:r>
-      <w:proofErr w:type="spellEnd"/>
-      <w:r>
-        <w:rPr>
-          <w:color w:val="000000"/>
-          <w:sz w:val="24"/>
-          <w:szCs w:val="24"/>
-          <w:lang w:val="en-US"/>
-        </w:rPr>
-        <w:t xml:space="preserve">, </w:t>
-      </w:r>
-      <w:proofErr w:type="spellStart"/>
-      <w:r>
-        <w:rPr>
-          <w:color w:val="000000"/>
-          <w:sz w:val="24"/>
-          <w:szCs w:val="24"/>
-          <w:lang w:val="en-US"/>
-        </w:rPr>
-        <w:t>db_column</w:t>
-      </w:r>
-      <w:proofErr w:type="spellEnd"/>
-      <w:r>
-        <w:rPr>
-          <w:color w:val="000000"/>
-          <w:sz w:val="24"/>
-          <w:szCs w:val="24"/>
-          <w:lang w:val="en-US"/>
-        </w:rPr>
-        <w:t>='</w:t>
-      </w:r>
-      <w:proofErr w:type="spellStart"/>
-      <w:r>
-        <w:rPr>
-          <w:color w:val="000000"/>
-          <w:sz w:val="24"/>
-          <w:szCs w:val="24"/>
-          <w:lang w:val="en-US"/>
-        </w:rPr>
-        <w:t>id_device</w:t>
-      </w:r>
-      <w:proofErr w:type="spellEnd"/>
-      <w:r>
-        <w:rPr>
-          <w:color w:val="000000"/>
-          <w:sz w:val="24"/>
-          <w:szCs w:val="24"/>
-          <w:lang w:val="en-US"/>
-        </w:rPr>
-        <w:t>')</w:t>
+        <w:t>    device = models.ForeignKey(Device, on_delete=models.CASCADE, db_column='id_device')</w:t>
       </w:r>
     </w:p>
     <w:p>
@@ -30709,109 +25309,7 @@
           <w:szCs w:val="24"/>
           <w:lang w:val="en-US"/>
         </w:rPr>
-        <w:t xml:space="preserve">    employee = </w:t>
-      </w:r>
-      <w:proofErr w:type="spellStart"/>
-      <w:proofErr w:type="gramStart"/>
-      <w:r>
-        <w:rPr>
-          <w:color w:val="000000"/>
-          <w:sz w:val="24"/>
-          <w:szCs w:val="24"/>
-          <w:lang w:val="en-US"/>
-        </w:rPr>
-        <w:t>models.ForeignKey</w:t>
-      </w:r>
-      <w:proofErr w:type="spellEnd"/>
-      <w:proofErr w:type="gramEnd"/>
-      <w:r>
-        <w:rPr>
-          <w:color w:val="000000"/>
-          <w:sz w:val="24"/>
-          <w:szCs w:val="24"/>
-          <w:lang w:val="en-US"/>
-        </w:rPr>
-        <w:t xml:space="preserve">(Employee, </w:t>
-      </w:r>
-      <w:proofErr w:type="spellStart"/>
-      <w:r>
-        <w:rPr>
-          <w:color w:val="000000"/>
-          <w:sz w:val="24"/>
-          <w:szCs w:val="24"/>
-          <w:lang w:val="en-US"/>
-        </w:rPr>
-        <w:t>on_delete</w:t>
-      </w:r>
-      <w:proofErr w:type="spellEnd"/>
-      <w:r>
-        <w:rPr>
-          <w:color w:val="000000"/>
-          <w:sz w:val="24"/>
-          <w:szCs w:val="24"/>
-          <w:lang w:val="en-US"/>
-        </w:rPr>
-        <w:t>=</w:t>
-      </w:r>
-      <w:proofErr w:type="spellStart"/>
-      <w:r>
-        <w:rPr>
-          <w:color w:val="000000"/>
-          <w:sz w:val="24"/>
-          <w:szCs w:val="24"/>
-          <w:lang w:val="en-US"/>
-        </w:rPr>
-        <w:t>models.SET_NULL</w:t>
-      </w:r>
-      <w:proofErr w:type="spellEnd"/>
-      <w:r>
-        <w:rPr>
-          <w:color w:val="000000"/>
-          <w:sz w:val="24"/>
-          <w:szCs w:val="24"/>
-          <w:lang w:val="en-US"/>
-        </w:rPr>
-        <w:t xml:space="preserve">, null=True, </w:t>
-      </w:r>
-      <w:proofErr w:type="spellStart"/>
-      <w:r>
-        <w:rPr>
-          <w:color w:val="000000"/>
-          <w:sz w:val="24"/>
-          <w:szCs w:val="24"/>
-          <w:lang w:val="en-US"/>
-        </w:rPr>
-        <w:t>db_column</w:t>
-      </w:r>
-      <w:proofErr w:type="spellEnd"/>
-      <w:r>
-        <w:rPr>
-          <w:color w:val="000000"/>
-          <w:sz w:val="24"/>
-          <w:szCs w:val="24"/>
-          <w:lang w:val="en-US"/>
-        </w:rPr>
-        <w:t>='</w:t>
-      </w:r>
-      <w:proofErr w:type="spellStart"/>
-      <w:r>
-        <w:rPr>
-          <w:color w:val="000000"/>
-          <w:sz w:val="24"/>
-          <w:szCs w:val="24"/>
-          <w:lang w:val="en-US"/>
-        </w:rPr>
-        <w:t>id_employee</w:t>
-      </w:r>
-      <w:proofErr w:type="spellEnd"/>
-      <w:r>
-        <w:rPr>
-          <w:color w:val="000000"/>
-          <w:sz w:val="24"/>
-          <w:szCs w:val="24"/>
-          <w:lang w:val="en-US"/>
-        </w:rPr>
-        <w:t>')</w:t>
+        <w:t>    employee = models.ForeignKey(Employee, on_delete=models.SET_NULL, null=True, db_column='id_employee')</w:t>
       </w:r>
     </w:p>
     <w:p>
@@ -30834,109 +25332,7 @@
           <w:szCs w:val="24"/>
           <w:lang w:val="en-US"/>
         </w:rPr>
-        <w:t xml:space="preserve">    location = </w:t>
-      </w:r>
-      <w:proofErr w:type="spellStart"/>
-      <w:proofErr w:type="gramStart"/>
-      <w:r>
-        <w:rPr>
-          <w:color w:val="000000"/>
-          <w:sz w:val="24"/>
-          <w:szCs w:val="24"/>
-          <w:lang w:val="en-US"/>
-        </w:rPr>
-        <w:t>models.ForeignKey</w:t>
-      </w:r>
-      <w:proofErr w:type="spellEnd"/>
-      <w:proofErr w:type="gramEnd"/>
-      <w:r>
-        <w:rPr>
-          <w:color w:val="000000"/>
-          <w:sz w:val="24"/>
-          <w:szCs w:val="24"/>
-          <w:lang w:val="en-US"/>
-        </w:rPr>
-        <w:t xml:space="preserve">(Location, </w:t>
-      </w:r>
-      <w:proofErr w:type="spellStart"/>
-      <w:r>
-        <w:rPr>
-          <w:color w:val="000000"/>
-          <w:sz w:val="24"/>
-          <w:szCs w:val="24"/>
-          <w:lang w:val="en-US"/>
-        </w:rPr>
-        <w:t>on_delete</w:t>
-      </w:r>
-      <w:proofErr w:type="spellEnd"/>
-      <w:r>
-        <w:rPr>
-          <w:color w:val="000000"/>
-          <w:sz w:val="24"/>
-          <w:szCs w:val="24"/>
-          <w:lang w:val="en-US"/>
-        </w:rPr>
-        <w:t>=</w:t>
-      </w:r>
-      <w:proofErr w:type="spellStart"/>
-      <w:r>
-        <w:rPr>
-          <w:color w:val="000000"/>
-          <w:sz w:val="24"/>
-          <w:szCs w:val="24"/>
-          <w:lang w:val="en-US"/>
-        </w:rPr>
-        <w:t>models.SET_NULL</w:t>
-      </w:r>
-      <w:proofErr w:type="spellEnd"/>
-      <w:r>
-        <w:rPr>
-          <w:color w:val="000000"/>
-          <w:sz w:val="24"/>
-          <w:szCs w:val="24"/>
-          <w:lang w:val="en-US"/>
-        </w:rPr>
-        <w:t xml:space="preserve">, null=True, </w:t>
-      </w:r>
-      <w:proofErr w:type="spellStart"/>
-      <w:r>
-        <w:rPr>
-          <w:color w:val="000000"/>
-          <w:sz w:val="24"/>
-          <w:szCs w:val="24"/>
-          <w:lang w:val="en-US"/>
-        </w:rPr>
-        <w:t>db_column</w:t>
-      </w:r>
-      <w:proofErr w:type="spellEnd"/>
-      <w:r>
-        <w:rPr>
-          <w:color w:val="000000"/>
-          <w:sz w:val="24"/>
-          <w:szCs w:val="24"/>
-          <w:lang w:val="en-US"/>
-        </w:rPr>
-        <w:t>='</w:t>
-      </w:r>
-      <w:proofErr w:type="spellStart"/>
-      <w:r>
-        <w:rPr>
-          <w:color w:val="000000"/>
-          <w:sz w:val="24"/>
-          <w:szCs w:val="24"/>
-          <w:lang w:val="en-US"/>
-        </w:rPr>
-        <w:t>id_location</w:t>
-      </w:r>
-      <w:proofErr w:type="spellEnd"/>
-      <w:r>
-        <w:rPr>
-          <w:color w:val="000000"/>
-          <w:sz w:val="24"/>
-          <w:szCs w:val="24"/>
-          <w:lang w:val="en-US"/>
-        </w:rPr>
-        <w:t>')</w:t>
+        <w:t>    location = models.ForeignKey(Location, on_delete=models.SET_NULL, null=True, db_column='id_location')</w:t>
       </w:r>
     </w:p>
     <w:p>
@@ -30959,29 +25355,7 @@
           <w:szCs w:val="24"/>
           <w:lang w:val="en-US"/>
         </w:rPr>
-        <w:t xml:space="preserve">    comment = </w:t>
-      </w:r>
-      <w:proofErr w:type="spellStart"/>
-      <w:proofErr w:type="gramStart"/>
-      <w:r>
-        <w:rPr>
-          <w:color w:val="000000"/>
-          <w:sz w:val="24"/>
-          <w:szCs w:val="24"/>
-          <w:lang w:val="en-US"/>
-        </w:rPr>
-        <w:t>models.TextField</w:t>
-      </w:r>
-      <w:proofErr w:type="spellEnd"/>
-      <w:proofErr w:type="gramEnd"/>
-      <w:r>
-        <w:rPr>
-          <w:color w:val="000000"/>
-          <w:sz w:val="24"/>
-          <w:szCs w:val="24"/>
-          <w:lang w:val="en-US"/>
-        </w:rPr>
-        <w:t>(blank=True, null=True)</w:t>
+        <w:t>    comment = models.TextField(blank=True, null=True)</w:t>
       </w:r>
     </w:p>
     <w:p>
@@ -31050,27 +25424,7 @@
           <w:szCs w:val="24"/>
           <w:lang w:val="en-US"/>
         </w:rPr>
-        <w:t xml:space="preserve">        </w:t>
-      </w:r>
-      <w:proofErr w:type="spellStart"/>
-      <w:r>
-        <w:rPr>
-          <w:color w:val="000000"/>
-          <w:sz w:val="24"/>
-          <w:szCs w:val="24"/>
-          <w:lang w:val="en-US"/>
-        </w:rPr>
-        <w:t>db_table</w:t>
-      </w:r>
-      <w:proofErr w:type="spellEnd"/>
-      <w:r>
-        <w:rPr>
-          <w:color w:val="000000"/>
-          <w:sz w:val="24"/>
-          <w:szCs w:val="24"/>
-          <w:lang w:val="en-US"/>
-        </w:rPr>
-        <w:t xml:space="preserve"> = 'movements'</w:t>
+        <w:t>        db_table = 'movements'</w:t>
       </w:r>
     </w:p>
     <w:p>
@@ -31116,27 +25470,7 @@
           <w:szCs w:val="24"/>
           <w:lang w:val="en-US"/>
         </w:rPr>
-        <w:t xml:space="preserve">        </w:t>
-      </w:r>
-      <w:proofErr w:type="spellStart"/>
-      <w:r>
-        <w:rPr>
-          <w:color w:val="000000"/>
-          <w:sz w:val="24"/>
-          <w:szCs w:val="24"/>
-          <w:lang w:val="en-US"/>
-        </w:rPr>
-        <w:t>verbose_name</w:t>
-      </w:r>
-      <w:proofErr w:type="spellEnd"/>
-      <w:r>
-        <w:rPr>
-          <w:color w:val="000000"/>
-          <w:sz w:val="24"/>
-          <w:szCs w:val="24"/>
-          <w:lang w:val="en-US"/>
-        </w:rPr>
-        <w:t xml:space="preserve"> = '</w:t>
+        <w:t>        verbose_name = '</w:t>
       </w:r>
       <w:r>
         <w:rPr>
@@ -31207,29 +25541,7 @@
           <w:szCs w:val="24"/>
           <w:lang w:val="en-US"/>
         </w:rPr>
-        <w:t>class Ticket(</w:t>
-      </w:r>
-      <w:proofErr w:type="spellStart"/>
-      <w:proofErr w:type="gramStart"/>
-      <w:r>
-        <w:rPr>
-          <w:color w:val="000000"/>
-          <w:sz w:val="24"/>
-          <w:szCs w:val="24"/>
-          <w:lang w:val="en-US"/>
-        </w:rPr>
-        <w:t>models.Model</w:t>
-      </w:r>
-      <w:proofErr w:type="spellEnd"/>
-      <w:proofErr w:type="gramEnd"/>
-      <w:r>
-        <w:rPr>
-          <w:color w:val="000000"/>
-          <w:sz w:val="24"/>
-          <w:szCs w:val="24"/>
-          <w:lang w:val="en-US"/>
-        </w:rPr>
-        <w:t>):</w:t>
+        <w:t>class Ticket(models.Model):</w:t>
       </w:r>
     </w:p>
     <w:p>
@@ -31252,69 +25564,7 @@
           <w:szCs w:val="24"/>
           <w:lang w:val="en-US"/>
         </w:rPr>
-        <w:t xml:space="preserve">    </w:t>
-      </w:r>
-      <w:proofErr w:type="spellStart"/>
-      <w:r>
-        <w:rPr>
-          <w:color w:val="000000"/>
-          <w:sz w:val="24"/>
-          <w:szCs w:val="24"/>
-          <w:lang w:val="en-US"/>
-        </w:rPr>
-        <w:t>id_ticket</w:t>
-      </w:r>
-      <w:proofErr w:type="spellEnd"/>
-      <w:r>
-        <w:rPr>
-          <w:color w:val="000000"/>
-          <w:sz w:val="24"/>
-          <w:szCs w:val="24"/>
-          <w:lang w:val="en-US"/>
-        </w:rPr>
-        <w:t xml:space="preserve"> = </w:t>
-      </w:r>
-      <w:proofErr w:type="spellStart"/>
-      <w:proofErr w:type="gramStart"/>
-      <w:r>
-        <w:rPr>
-          <w:color w:val="000000"/>
-          <w:sz w:val="24"/>
-          <w:szCs w:val="24"/>
-          <w:lang w:val="en-US"/>
-        </w:rPr>
-        <w:t>models.AutoField</w:t>
-      </w:r>
-      <w:proofErr w:type="spellEnd"/>
-      <w:proofErr w:type="gramEnd"/>
-      <w:r>
-        <w:rPr>
-          <w:color w:val="000000"/>
-          <w:sz w:val="24"/>
-          <w:szCs w:val="24"/>
-          <w:lang w:val="en-US"/>
-        </w:rPr>
-        <w:t>(</w:t>
-      </w:r>
-      <w:proofErr w:type="spellStart"/>
-      <w:r>
-        <w:rPr>
-          <w:color w:val="000000"/>
-          <w:sz w:val="24"/>
-          <w:szCs w:val="24"/>
-          <w:lang w:val="en-US"/>
-        </w:rPr>
-        <w:t>primary_key</w:t>
-      </w:r>
-      <w:proofErr w:type="spellEnd"/>
-      <w:r>
-        <w:rPr>
-          <w:color w:val="000000"/>
-          <w:sz w:val="24"/>
-          <w:szCs w:val="24"/>
-          <w:lang w:val="en-US"/>
-        </w:rPr>
-        <w:t>=True)</w:t>
+        <w:t>    id_ticket = models.AutoField(primary_key=True)</w:t>
       </w:r>
     </w:p>
     <w:p>
@@ -31337,49 +25587,7 @@
           <w:szCs w:val="24"/>
           <w:lang w:val="en-US"/>
         </w:rPr>
-        <w:t xml:space="preserve">    </w:t>
-      </w:r>
-      <w:proofErr w:type="spellStart"/>
-      <w:r>
-        <w:rPr>
-          <w:color w:val="000000"/>
-          <w:sz w:val="24"/>
-          <w:szCs w:val="24"/>
-          <w:lang w:val="en-US"/>
-        </w:rPr>
-        <w:t>created_at</w:t>
-      </w:r>
-      <w:proofErr w:type="spellEnd"/>
-      <w:r>
-        <w:rPr>
-          <w:color w:val="000000"/>
-          <w:sz w:val="24"/>
-          <w:szCs w:val="24"/>
-          <w:lang w:val="en-US"/>
-        </w:rPr>
-        <w:t xml:space="preserve"> = </w:t>
-      </w:r>
-      <w:proofErr w:type="spellStart"/>
-      <w:proofErr w:type="gramStart"/>
-      <w:r>
-        <w:rPr>
-          <w:color w:val="000000"/>
-          <w:sz w:val="24"/>
-          <w:szCs w:val="24"/>
-          <w:lang w:val="en-US"/>
-        </w:rPr>
-        <w:t>models.DateTimeField</w:t>
-      </w:r>
-      <w:proofErr w:type="spellEnd"/>
-      <w:proofErr w:type="gramEnd"/>
-      <w:r>
-        <w:rPr>
-          <w:color w:val="000000"/>
-          <w:sz w:val="24"/>
-          <w:szCs w:val="24"/>
-          <w:lang w:val="en-US"/>
-        </w:rPr>
-        <w:t>()</w:t>
+        <w:t>    created_at = models.DateTimeField()</w:t>
       </w:r>
     </w:p>
     <w:p>
@@ -31402,29 +25610,7 @@
           <w:szCs w:val="24"/>
           <w:lang w:val="en-US"/>
         </w:rPr>
-        <w:t xml:space="preserve">    comment = </w:t>
-      </w:r>
-      <w:proofErr w:type="spellStart"/>
-      <w:proofErr w:type="gramStart"/>
-      <w:r>
-        <w:rPr>
-          <w:color w:val="000000"/>
-          <w:sz w:val="24"/>
-          <w:szCs w:val="24"/>
-          <w:lang w:val="en-US"/>
-        </w:rPr>
-        <w:t>models.TextField</w:t>
-      </w:r>
-      <w:proofErr w:type="spellEnd"/>
-      <w:proofErr w:type="gramEnd"/>
-      <w:r>
-        <w:rPr>
-          <w:color w:val="000000"/>
-          <w:sz w:val="24"/>
-          <w:szCs w:val="24"/>
-          <w:lang w:val="en-US"/>
-        </w:rPr>
-        <w:t>(blank=True)</w:t>
+        <w:t>    comment = models.TextField(blank=True)</w:t>
       </w:r>
     </w:p>
     <w:p>
@@ -31447,49 +25633,7 @@
           <w:szCs w:val="24"/>
           <w:lang w:val="en-US"/>
         </w:rPr>
-        <w:t xml:space="preserve">    </w:t>
-      </w:r>
-      <w:proofErr w:type="spellStart"/>
-      <w:r>
-        <w:rPr>
-          <w:color w:val="000000"/>
-          <w:sz w:val="24"/>
-          <w:szCs w:val="24"/>
-          <w:lang w:val="en-US"/>
-        </w:rPr>
-        <w:t>technical_response</w:t>
-      </w:r>
-      <w:proofErr w:type="spellEnd"/>
-      <w:r>
-        <w:rPr>
-          <w:color w:val="000000"/>
-          <w:sz w:val="24"/>
-          <w:szCs w:val="24"/>
-          <w:lang w:val="en-US"/>
-        </w:rPr>
-        <w:t xml:space="preserve"> = </w:t>
-      </w:r>
-      <w:proofErr w:type="spellStart"/>
-      <w:proofErr w:type="gramStart"/>
-      <w:r>
-        <w:rPr>
-          <w:color w:val="000000"/>
-          <w:sz w:val="24"/>
-          <w:szCs w:val="24"/>
-          <w:lang w:val="en-US"/>
-        </w:rPr>
-        <w:t>models.TextField</w:t>
-      </w:r>
-      <w:proofErr w:type="spellEnd"/>
-      <w:proofErr w:type="gramEnd"/>
-      <w:r>
-        <w:rPr>
-          <w:color w:val="000000"/>
-          <w:sz w:val="24"/>
-          <w:szCs w:val="24"/>
-          <w:lang w:val="en-US"/>
-        </w:rPr>
-        <w:t>(blank=True)</w:t>
+        <w:t>    technical_response = models.TextField(blank=True)</w:t>
       </w:r>
     </w:p>
     <w:p>
@@ -31535,129 +25679,7 @@
           <w:szCs w:val="24"/>
           <w:lang w:val="en-US"/>
         </w:rPr>
-        <w:t xml:space="preserve">    status = </w:t>
-      </w:r>
-      <w:proofErr w:type="spellStart"/>
-      <w:proofErr w:type="gramStart"/>
-      <w:r>
-        <w:rPr>
-          <w:color w:val="000000"/>
-          <w:sz w:val="24"/>
-          <w:szCs w:val="24"/>
-          <w:lang w:val="en-US"/>
-        </w:rPr>
-        <w:t>models.ForeignKey</w:t>
-      </w:r>
-      <w:proofErr w:type="spellEnd"/>
-      <w:proofErr w:type="gramEnd"/>
-      <w:r>
-        <w:rPr>
-          <w:color w:val="000000"/>
-          <w:sz w:val="24"/>
-          <w:szCs w:val="24"/>
-          <w:lang w:val="en-US"/>
-        </w:rPr>
-        <w:t>(</w:t>
-      </w:r>
-      <w:proofErr w:type="spellStart"/>
-      <w:r>
-        <w:rPr>
-          <w:color w:val="000000"/>
-          <w:sz w:val="24"/>
-          <w:szCs w:val="24"/>
-          <w:lang w:val="en-US"/>
-        </w:rPr>
-        <w:t>TicketStatus</w:t>
-      </w:r>
-      <w:proofErr w:type="spellEnd"/>
-      <w:r>
-        <w:rPr>
-          <w:color w:val="000000"/>
-          <w:sz w:val="24"/>
-          <w:szCs w:val="24"/>
-          <w:lang w:val="en-US"/>
-        </w:rPr>
-        <w:t xml:space="preserve">, </w:t>
-      </w:r>
-      <w:proofErr w:type="spellStart"/>
-      <w:r>
-        <w:rPr>
-          <w:color w:val="000000"/>
-          <w:sz w:val="24"/>
-          <w:szCs w:val="24"/>
-          <w:lang w:val="en-US"/>
-        </w:rPr>
-        <w:t>on_delete</w:t>
-      </w:r>
-      <w:proofErr w:type="spellEnd"/>
-      <w:r>
-        <w:rPr>
-          <w:color w:val="000000"/>
-          <w:sz w:val="24"/>
-          <w:szCs w:val="24"/>
-          <w:lang w:val="en-US"/>
-        </w:rPr>
-        <w:t>=</w:t>
-      </w:r>
-      <w:proofErr w:type="spellStart"/>
-      <w:r>
-        <w:rPr>
-          <w:color w:val="000000"/>
-          <w:sz w:val="24"/>
-          <w:szCs w:val="24"/>
-          <w:lang w:val="en-US"/>
-        </w:rPr>
-        <w:t>models.PROTECT</w:t>
-      </w:r>
-      <w:proofErr w:type="spellEnd"/>
-      <w:r>
-        <w:rPr>
-          <w:color w:val="000000"/>
-          <w:sz w:val="24"/>
-          <w:szCs w:val="24"/>
-          <w:lang w:val="en-US"/>
-        </w:rPr>
-        <w:t xml:space="preserve">, </w:t>
-      </w:r>
-      <w:proofErr w:type="spellStart"/>
-      <w:r>
-        <w:rPr>
-          <w:color w:val="000000"/>
-          <w:sz w:val="24"/>
-          <w:szCs w:val="24"/>
-          <w:lang w:val="en-US"/>
-        </w:rPr>
-        <w:t>db_column</w:t>
-      </w:r>
-      <w:proofErr w:type="spellEnd"/>
-      <w:r>
-        <w:rPr>
-          <w:color w:val="000000"/>
-          <w:sz w:val="24"/>
-          <w:szCs w:val="24"/>
-          <w:lang w:val="en-US"/>
-        </w:rPr>
-        <w:t>='</w:t>
-      </w:r>
-      <w:proofErr w:type="spellStart"/>
-      <w:r>
-        <w:rPr>
-          <w:color w:val="000000"/>
-          <w:sz w:val="24"/>
-          <w:szCs w:val="24"/>
-          <w:lang w:val="en-US"/>
-        </w:rPr>
-        <w:t>id_status</w:t>
-      </w:r>
-      <w:proofErr w:type="spellEnd"/>
-      <w:r>
-        <w:rPr>
-          <w:color w:val="000000"/>
-          <w:sz w:val="24"/>
-          <w:szCs w:val="24"/>
-          <w:lang w:val="en-US"/>
-        </w:rPr>
-        <w:t>')</w:t>
+        <w:t>    status = models.ForeignKey(TicketStatus, on_delete=models.PROTECT, db_column='id_status')</w:t>
       </w:r>
     </w:p>
     <w:p>
@@ -31680,109 +25702,7 @@
           <w:szCs w:val="24"/>
           <w:lang w:val="en-US"/>
         </w:rPr>
-        <w:t xml:space="preserve">    device = </w:t>
-      </w:r>
-      <w:proofErr w:type="spellStart"/>
-      <w:proofErr w:type="gramStart"/>
-      <w:r>
-        <w:rPr>
-          <w:color w:val="000000"/>
-          <w:sz w:val="24"/>
-          <w:szCs w:val="24"/>
-          <w:lang w:val="en-US"/>
-        </w:rPr>
-        <w:t>models.ForeignKey</w:t>
-      </w:r>
-      <w:proofErr w:type="spellEnd"/>
-      <w:proofErr w:type="gramEnd"/>
-      <w:r>
-        <w:rPr>
-          <w:color w:val="000000"/>
-          <w:sz w:val="24"/>
-          <w:szCs w:val="24"/>
-          <w:lang w:val="en-US"/>
-        </w:rPr>
-        <w:t xml:space="preserve">(Device, </w:t>
-      </w:r>
-      <w:proofErr w:type="spellStart"/>
-      <w:r>
-        <w:rPr>
-          <w:color w:val="000000"/>
-          <w:sz w:val="24"/>
-          <w:szCs w:val="24"/>
-          <w:lang w:val="en-US"/>
-        </w:rPr>
-        <w:t>on_delete</w:t>
-      </w:r>
-      <w:proofErr w:type="spellEnd"/>
-      <w:r>
-        <w:rPr>
-          <w:color w:val="000000"/>
-          <w:sz w:val="24"/>
-          <w:szCs w:val="24"/>
-          <w:lang w:val="en-US"/>
-        </w:rPr>
-        <w:t>=</w:t>
-      </w:r>
-      <w:proofErr w:type="spellStart"/>
-      <w:r>
-        <w:rPr>
-          <w:color w:val="000000"/>
-          <w:sz w:val="24"/>
-          <w:szCs w:val="24"/>
-          <w:lang w:val="en-US"/>
-        </w:rPr>
-        <w:t>models.CASCADE</w:t>
-      </w:r>
-      <w:proofErr w:type="spellEnd"/>
-      <w:r>
-        <w:rPr>
-          <w:color w:val="000000"/>
-          <w:sz w:val="24"/>
-          <w:szCs w:val="24"/>
-          <w:lang w:val="en-US"/>
-        </w:rPr>
-        <w:t xml:space="preserve">, </w:t>
-      </w:r>
-      <w:proofErr w:type="spellStart"/>
-      <w:r>
-        <w:rPr>
-          <w:color w:val="000000"/>
-          <w:sz w:val="24"/>
-          <w:szCs w:val="24"/>
-          <w:lang w:val="en-US"/>
-        </w:rPr>
-        <w:t>db_column</w:t>
-      </w:r>
-      <w:proofErr w:type="spellEnd"/>
-      <w:r>
-        <w:rPr>
-          <w:color w:val="000000"/>
-          <w:sz w:val="24"/>
-          <w:szCs w:val="24"/>
-          <w:lang w:val="en-US"/>
-        </w:rPr>
-        <w:t>='</w:t>
-      </w:r>
-      <w:proofErr w:type="spellStart"/>
-      <w:r>
-        <w:rPr>
-          <w:color w:val="000000"/>
-          <w:sz w:val="24"/>
-          <w:szCs w:val="24"/>
-          <w:lang w:val="en-US"/>
-        </w:rPr>
-        <w:t>inventory_number</w:t>
-      </w:r>
-      <w:proofErr w:type="spellEnd"/>
-      <w:r>
-        <w:rPr>
-          <w:color w:val="000000"/>
-          <w:sz w:val="24"/>
-          <w:szCs w:val="24"/>
-          <w:lang w:val="en-US"/>
-        </w:rPr>
-        <w:t>')</w:t>
+        <w:t>    device = models.ForeignKey(Device, on_delete=models.CASCADE, db_column='inventory_number')</w:t>
       </w:r>
     </w:p>
     <w:p>
@@ -31805,109 +25725,7 @@
           <w:szCs w:val="24"/>
           <w:lang w:val="en-US"/>
         </w:rPr>
-        <w:t xml:space="preserve">    employee = </w:t>
-      </w:r>
-      <w:proofErr w:type="spellStart"/>
-      <w:proofErr w:type="gramStart"/>
-      <w:r>
-        <w:rPr>
-          <w:color w:val="000000"/>
-          <w:sz w:val="24"/>
-          <w:szCs w:val="24"/>
-          <w:lang w:val="en-US"/>
-        </w:rPr>
-        <w:t>models.ForeignKey</w:t>
-      </w:r>
-      <w:proofErr w:type="spellEnd"/>
-      <w:proofErr w:type="gramEnd"/>
-      <w:r>
-        <w:rPr>
-          <w:color w:val="000000"/>
-          <w:sz w:val="24"/>
-          <w:szCs w:val="24"/>
-          <w:lang w:val="en-US"/>
-        </w:rPr>
-        <w:t xml:space="preserve">(Employee, </w:t>
-      </w:r>
-      <w:proofErr w:type="spellStart"/>
-      <w:r>
-        <w:rPr>
-          <w:color w:val="000000"/>
-          <w:sz w:val="24"/>
-          <w:szCs w:val="24"/>
-          <w:lang w:val="en-US"/>
-        </w:rPr>
-        <w:t>on_delete</w:t>
-      </w:r>
-      <w:proofErr w:type="spellEnd"/>
-      <w:r>
-        <w:rPr>
-          <w:color w:val="000000"/>
-          <w:sz w:val="24"/>
-          <w:szCs w:val="24"/>
-          <w:lang w:val="en-US"/>
-        </w:rPr>
-        <w:t>=</w:t>
-      </w:r>
-      <w:proofErr w:type="spellStart"/>
-      <w:r>
-        <w:rPr>
-          <w:color w:val="000000"/>
-          <w:sz w:val="24"/>
-          <w:szCs w:val="24"/>
-          <w:lang w:val="en-US"/>
-        </w:rPr>
-        <w:t>models.SET_NULL</w:t>
-      </w:r>
-      <w:proofErr w:type="spellEnd"/>
-      <w:r>
-        <w:rPr>
-          <w:color w:val="000000"/>
-          <w:sz w:val="24"/>
-          <w:szCs w:val="24"/>
-          <w:lang w:val="en-US"/>
-        </w:rPr>
-        <w:t xml:space="preserve">, null=True, </w:t>
-      </w:r>
-      <w:proofErr w:type="spellStart"/>
-      <w:r>
-        <w:rPr>
-          <w:color w:val="000000"/>
-          <w:sz w:val="24"/>
-          <w:szCs w:val="24"/>
-          <w:lang w:val="en-US"/>
-        </w:rPr>
-        <w:t>db_column</w:t>
-      </w:r>
-      <w:proofErr w:type="spellEnd"/>
-      <w:r>
-        <w:rPr>
-          <w:color w:val="000000"/>
-          <w:sz w:val="24"/>
-          <w:szCs w:val="24"/>
-          <w:lang w:val="en-US"/>
-        </w:rPr>
-        <w:t>='</w:t>
-      </w:r>
-      <w:proofErr w:type="spellStart"/>
-      <w:r>
-        <w:rPr>
-          <w:color w:val="000000"/>
-          <w:sz w:val="24"/>
-          <w:szCs w:val="24"/>
-          <w:lang w:val="en-US"/>
-        </w:rPr>
-        <w:t>id_employee</w:t>
-      </w:r>
-      <w:proofErr w:type="spellEnd"/>
-      <w:r>
-        <w:rPr>
-          <w:color w:val="000000"/>
-          <w:sz w:val="24"/>
-          <w:szCs w:val="24"/>
-          <w:lang w:val="en-US"/>
-        </w:rPr>
-        <w:t>')</w:t>
+        <w:t>    employee = models.ForeignKey(Employee, on_delete=models.SET_NULL, null=True, db_column='id_employee')</w:t>
       </w:r>
     </w:p>
     <w:p>
@@ -31967,27 +25785,7 @@
           <w:szCs w:val="24"/>
           <w:lang w:val="en-US"/>
         </w:rPr>
-        <w:t xml:space="preserve">        </w:t>
-      </w:r>
-      <w:proofErr w:type="spellStart"/>
-      <w:r>
-        <w:rPr>
-          <w:color w:val="000000"/>
-          <w:sz w:val="24"/>
-          <w:szCs w:val="24"/>
-          <w:lang w:val="en-US"/>
-        </w:rPr>
-        <w:t>db_table</w:t>
-      </w:r>
-      <w:proofErr w:type="spellEnd"/>
-      <w:r>
-        <w:rPr>
-          <w:color w:val="000000"/>
-          <w:sz w:val="24"/>
-          <w:szCs w:val="24"/>
-          <w:lang w:val="en-US"/>
-        </w:rPr>
-        <w:t xml:space="preserve"> = 'tickets'</w:t>
+        <w:t>        db_table = 'tickets'</w:t>
       </w:r>
     </w:p>
     <w:p>
@@ -32034,23 +25832,13 @@
         </w:rPr>
         <w:t xml:space="preserve">        </w:t>
       </w:r>
-      <w:proofErr w:type="spellStart"/>
-      <w:r>
-        <w:rPr>
-          <w:color w:val="000000"/>
-          <w:sz w:val="24"/>
-          <w:szCs w:val="24"/>
-        </w:rPr>
-        <w:t>verbose_name</w:t>
-      </w:r>
-      <w:proofErr w:type="spellEnd"/>
-      <w:r>
-        <w:rPr>
-          <w:color w:val="000000"/>
-          <w:sz w:val="24"/>
-          <w:szCs w:val="24"/>
-        </w:rPr>
-        <w:t xml:space="preserve"> = 'Тикет'</w:t>
+      <w:r>
+        <w:rPr>
+          <w:color w:val="000000"/>
+          <w:sz w:val="24"/>
+          <w:szCs w:val="24"/>
+        </w:rPr>
+        <w:t>verbose_name = 'Тикет'</w:t>
       </w:r>
     </w:p>
     <w:sectPr>
@@ -38373,6 +32161,7 @@
   <w:style w:type="character" w:default="1" w:styleId="a0">
     <w:name w:val="Default Paragraph Font"/>
     <w:uiPriority w:val="1"/>
+    <w:semiHidden/>
     <w:unhideWhenUsed/>
   </w:style>
   <w:style w:type="table" w:default="1" w:styleId="a1">
